--- a/docs/FIAP-CP02.docx
+++ b/docs/FIAP-CP02.docx
@@ -532,6 +532,14 @@
     </w:p>
     <w:p>
       <w:pPr>
+        <w:pStyle w:val="NormalWeb"/>
+        <w:rPr>
+          <w:color w:val="000000" w:themeColor="text1"/>
+        </w:rPr>
+      </w:pPr>
+    </w:p>
+    <w:p>
+      <w:pPr>
         <w:pStyle w:val="Ttulo2"/>
         <w:rPr>
           <w:color w:val="000000" w:themeColor="text1"/>
@@ -862,11 +870,6 @@
     </w:p>
     <w:p>
       <w:pPr>
-        <w:pStyle w:val="PargrafodaLista"/>
-        <w:numPr>
-          <w:ilvl w:val="1"/>
-          <w:numId w:val="5"/>
-        </w:numPr>
         <w:spacing w:before="100" w:beforeAutospacing="1" w:after="100" w:afterAutospacing="1"/>
         <w:rPr>
           <w:rStyle w:val="CdigoHTML"/>
@@ -1553,6 +1556,481 @@
     </w:p>
     <w:p>
       <w:pPr>
+        <w:spacing w:before="100" w:beforeAutospacing="1" w:after="100" w:afterAutospacing="1"/>
+        <w:rPr>
+          <w:rFonts w:ascii="-webkit-standard" w:hAnsi="-webkit-standard"/>
+          <w:color w:val="000000" w:themeColor="text1"/>
+          <w:sz w:val="27"/>
+          <w:szCs w:val="27"/>
+        </w:rPr>
+      </w:pPr>
+      <w:r>
+        <w:rPr>
+          <w:rFonts w:ascii="-webkit-standard" w:hAnsi="-webkit-standard"/>
+          <w:color w:val="000000" w:themeColor="text1"/>
+          <w:sz w:val="27"/>
+          <w:szCs w:val="27"/>
+        </w:rPr>
+        <w:t>Criar a função de controle:</w:t>
+      </w:r>
+    </w:p>
+    <w:p>
+      <w:pPr>
+        <w:spacing w:before="100" w:beforeAutospacing="1" w:after="100" w:afterAutospacing="1"/>
+        <w:ind w:left="1416"/>
+        <w:rPr>
+          <w:color w:val="000000" w:themeColor="text1"/>
+        </w:rPr>
+      </w:pPr>
+      <w:proofErr w:type="spellStart"/>
+      <w:r>
+        <w:rPr>
+          <w:rStyle w:val="v"/>
+          <w:color w:val="000000" w:themeColor="text1"/>
+        </w:rPr>
+        <w:t>f</w:t>
+      </w:r>
+      <w:r>
+        <w:rPr>
+          <w:rStyle w:val="v"/>
+          <w:color w:val="000000" w:themeColor="text1"/>
+        </w:rPr>
+        <w:t>unction</w:t>
+      </w:r>
+      <w:proofErr w:type="spellEnd"/>
+      <w:r>
+        <w:rPr>
+          <w:rStyle w:val="apple-converted-space"/>
+          <w:color w:val="000000" w:themeColor="text1"/>
+        </w:rPr>
+        <w:t> </w:t>
+      </w:r>
+      <w:proofErr w:type="spellStart"/>
+      <w:r>
+        <w:rPr>
+          <w:rStyle w:val="11"/>
+          <w:color w:val="000000" w:themeColor="text1"/>
+        </w:rPr>
+        <w:t>handlePriceChange</w:t>
+      </w:r>
+      <w:proofErr w:type="spellEnd"/>
+      <w:r>
+        <w:rPr>
+          <w:color w:val="000000" w:themeColor="text1"/>
+        </w:rPr>
+        <w:t>(</w:t>
+      </w:r>
+      <w:proofErr w:type="spellStart"/>
+      <w:r>
+        <w:rPr>
+          <w:rStyle w:val="11"/>
+          <w:color w:val="000000" w:themeColor="text1"/>
+        </w:rPr>
+        <w:t>text</w:t>
+      </w:r>
+      <w:proofErr w:type="spellEnd"/>
+      <w:r>
+        <w:rPr>
+          <w:color w:val="000000" w:themeColor="text1"/>
+        </w:rPr>
+        <w:t>) {</w:t>
+      </w:r>
+      <w:r>
+        <w:rPr>
+          <w:color w:val="000000" w:themeColor="text1"/>
+        </w:rPr>
+        <w:br/>
+      </w:r>
+      <w:r>
+        <w:rPr>
+          <w:rStyle w:val="v"/>
+          <w:color w:val="000000" w:themeColor="text1"/>
+        </w:rPr>
+        <w:t xml:space="preserve">  </w:t>
+      </w:r>
+      <w:proofErr w:type="spellStart"/>
+      <w:r>
+        <w:rPr>
+          <w:rStyle w:val="v"/>
+          <w:color w:val="000000" w:themeColor="text1"/>
+        </w:rPr>
+        <w:t>const</w:t>
+      </w:r>
+      <w:proofErr w:type="spellEnd"/>
+      <w:r>
+        <w:rPr>
+          <w:rStyle w:val="apple-converted-space"/>
+          <w:color w:val="000000" w:themeColor="text1"/>
+        </w:rPr>
+        <w:t> </w:t>
+      </w:r>
+      <w:proofErr w:type="spellStart"/>
+      <w:r>
+        <w:rPr>
+          <w:rStyle w:val="11"/>
+          <w:color w:val="000000" w:themeColor="text1"/>
+        </w:rPr>
+        <w:t>formattedPrice</w:t>
+      </w:r>
+      <w:proofErr w:type="spellEnd"/>
+      <w:r>
+        <w:rPr>
+          <w:rStyle w:val="apple-converted-space"/>
+          <w:color w:val="000000" w:themeColor="text1"/>
+        </w:rPr>
+        <w:t> </w:t>
+      </w:r>
+      <w:r>
+        <w:rPr>
+          <w:rStyle w:val="v"/>
+          <w:color w:val="000000" w:themeColor="text1"/>
+        </w:rPr>
+        <w:t>=</w:t>
+      </w:r>
+      <w:r>
+        <w:rPr>
+          <w:rStyle w:val="apple-converted-space"/>
+          <w:color w:val="000000" w:themeColor="text1"/>
+        </w:rPr>
+        <w:t> </w:t>
+      </w:r>
+      <w:proofErr w:type="spellStart"/>
+      <w:r>
+        <w:rPr>
+          <w:rStyle w:val="11"/>
+          <w:color w:val="000000" w:themeColor="text1"/>
+        </w:rPr>
+        <w:t>formatPriceBR</w:t>
+      </w:r>
+      <w:proofErr w:type="spellEnd"/>
+      <w:r>
+        <w:rPr>
+          <w:color w:val="000000" w:themeColor="text1"/>
+        </w:rPr>
+        <w:t>(</w:t>
+      </w:r>
+      <w:proofErr w:type="spellStart"/>
+      <w:r>
+        <w:rPr>
+          <w:rStyle w:val="11"/>
+          <w:color w:val="000000" w:themeColor="text1"/>
+        </w:rPr>
+        <w:t>text</w:t>
+      </w:r>
+      <w:proofErr w:type="spellEnd"/>
+      <w:r>
+        <w:rPr>
+          <w:color w:val="000000" w:themeColor="text1"/>
+        </w:rPr>
+        <w:t>);</w:t>
+      </w:r>
+      <w:r>
+        <w:rPr>
+          <w:color w:val="000000" w:themeColor="text1"/>
+        </w:rPr>
+        <w:br/>
+      </w:r>
+      <w:r>
+        <w:rPr>
+          <w:rStyle w:val="11"/>
+          <w:color w:val="000000" w:themeColor="text1"/>
+        </w:rPr>
+        <w:t xml:space="preserve">  </w:t>
+      </w:r>
+      <w:proofErr w:type="spellStart"/>
+      <w:r>
+        <w:rPr>
+          <w:rStyle w:val="11"/>
+          <w:color w:val="000000" w:themeColor="text1"/>
+        </w:rPr>
+        <w:t>setPrice</w:t>
+      </w:r>
+      <w:proofErr w:type="spellEnd"/>
+      <w:r>
+        <w:rPr>
+          <w:color w:val="000000" w:themeColor="text1"/>
+        </w:rPr>
+        <w:t>(</w:t>
+      </w:r>
+      <w:proofErr w:type="spellStart"/>
+      <w:r>
+        <w:rPr>
+          <w:rStyle w:val="11"/>
+          <w:color w:val="000000" w:themeColor="text1"/>
+        </w:rPr>
+        <w:t>formattedPrice</w:t>
+      </w:r>
+      <w:proofErr w:type="spellEnd"/>
+      <w:r>
+        <w:rPr>
+          <w:color w:val="000000" w:themeColor="text1"/>
+        </w:rPr>
+        <w:t>);</w:t>
+      </w:r>
+      <w:r>
+        <w:rPr>
+          <w:color w:val="000000" w:themeColor="text1"/>
+        </w:rPr>
+        <w:br/>
+        <w:t>}</w:t>
+      </w:r>
+    </w:p>
+    <w:p>
+      <w:pPr>
+        <w:spacing w:before="100" w:beforeAutospacing="1" w:after="100" w:afterAutospacing="1"/>
+        <w:rPr>
+          <w:rFonts w:ascii="-webkit-standard" w:hAnsi="-webkit-standard"/>
+          <w:color w:val="000000" w:themeColor="text1"/>
+          <w:sz w:val="27"/>
+          <w:szCs w:val="27"/>
+        </w:rPr>
+      </w:pPr>
+      <w:r>
+        <w:rPr>
+          <w:rFonts w:ascii="-webkit-standard" w:hAnsi="-webkit-standard"/>
+          <w:color w:val="000000" w:themeColor="text1"/>
+          <w:sz w:val="27"/>
+          <w:szCs w:val="27"/>
+        </w:rPr>
+        <w:t>Alterar o campo de preço:</w:t>
+      </w:r>
+    </w:p>
+    <w:p>
+      <w:pPr>
+        <w:spacing w:before="100" w:beforeAutospacing="1" w:after="100" w:afterAutospacing="1"/>
+        <w:ind w:left="708"/>
+        <w:rPr>
+          <w:color w:val="000000" w:themeColor="text1"/>
+        </w:rPr>
+      </w:pPr>
+      <w:r>
+        <w:rPr>
+          <w:rStyle w:val="13"/>
+          <w:color w:val="000000" w:themeColor="text1"/>
+        </w:rPr>
+        <w:t>&lt;</w:t>
+      </w:r>
+      <w:proofErr w:type="spellStart"/>
+      <w:r>
+        <w:rPr>
+          <w:rStyle w:val="13"/>
+          <w:color w:val="000000" w:themeColor="text1"/>
+        </w:rPr>
+        <w:t>TextInput</w:t>
+      </w:r>
+      <w:proofErr w:type="spellEnd"/>
+      <w:r>
+        <w:rPr>
+          <w:color w:val="000000" w:themeColor="text1"/>
+        </w:rPr>
+        <w:br/>
+      </w:r>
+      <w:r>
+        <w:rPr>
+          <w:rStyle w:val="12"/>
+          <w:color w:val="000000" w:themeColor="text1"/>
+        </w:rPr>
+        <w:t xml:space="preserve">  </w:t>
+      </w:r>
+      <w:proofErr w:type="spellStart"/>
+      <w:r>
+        <w:rPr>
+          <w:rStyle w:val="12"/>
+          <w:color w:val="000000" w:themeColor="text1"/>
+        </w:rPr>
+        <w:t>placeholder</w:t>
+      </w:r>
+      <w:proofErr w:type="spellEnd"/>
+      <w:r>
+        <w:rPr>
+          <w:rStyle w:val="v"/>
+          <w:color w:val="000000" w:themeColor="text1"/>
+        </w:rPr>
+        <w:t>=</w:t>
+      </w:r>
+      <w:r>
+        <w:rPr>
+          <w:rStyle w:val="z"/>
+          <w:color w:val="000000" w:themeColor="text1"/>
+        </w:rPr>
+        <w:t>"Preço"</w:t>
+      </w:r>
+      <w:r>
+        <w:rPr>
+          <w:color w:val="000000" w:themeColor="text1"/>
+        </w:rPr>
+        <w:br/>
+      </w:r>
+      <w:r>
+        <w:rPr>
+          <w:rStyle w:val="12"/>
+          <w:color w:val="000000" w:themeColor="text1"/>
+        </w:rPr>
+        <w:t xml:space="preserve">  </w:t>
+      </w:r>
+      <w:proofErr w:type="spellStart"/>
+      <w:r>
+        <w:rPr>
+          <w:rStyle w:val="12"/>
+          <w:color w:val="000000" w:themeColor="text1"/>
+        </w:rPr>
+        <w:t>value</w:t>
+      </w:r>
+      <w:proofErr w:type="spellEnd"/>
+      <w:r>
+        <w:rPr>
+          <w:rStyle w:val="v"/>
+          <w:color w:val="000000" w:themeColor="text1"/>
+        </w:rPr>
+        <w:t>=</w:t>
+      </w:r>
+      <w:r>
+        <w:rPr>
+          <w:color w:val="000000" w:themeColor="text1"/>
+        </w:rPr>
+        <w:t>{</w:t>
+      </w:r>
+      <w:proofErr w:type="spellStart"/>
+      <w:r>
+        <w:rPr>
+          <w:rStyle w:val="11"/>
+          <w:color w:val="000000" w:themeColor="text1"/>
+        </w:rPr>
+        <w:t>price</w:t>
+      </w:r>
+      <w:proofErr w:type="spellEnd"/>
+      <w:r>
+        <w:rPr>
+          <w:color w:val="000000" w:themeColor="text1"/>
+        </w:rPr>
+        <w:t>}</w:t>
+      </w:r>
+      <w:r>
+        <w:rPr>
+          <w:color w:val="000000" w:themeColor="text1"/>
+        </w:rPr>
+        <w:br/>
+      </w:r>
+      <w:r>
+        <w:rPr>
+          <w:rStyle w:val="12"/>
+          <w:color w:val="000000" w:themeColor="text1"/>
+        </w:rPr>
+        <w:t xml:space="preserve">  </w:t>
+      </w:r>
+      <w:proofErr w:type="spellStart"/>
+      <w:r>
+        <w:rPr>
+          <w:rStyle w:val="12"/>
+          <w:color w:val="000000" w:themeColor="text1"/>
+        </w:rPr>
+        <w:t>onChangeText</w:t>
+      </w:r>
+      <w:proofErr w:type="spellEnd"/>
+      <w:r>
+        <w:rPr>
+          <w:rStyle w:val="v"/>
+          <w:color w:val="000000" w:themeColor="text1"/>
+        </w:rPr>
+        <w:t>=</w:t>
+      </w:r>
+      <w:r>
+        <w:rPr>
+          <w:color w:val="000000" w:themeColor="text1"/>
+        </w:rPr>
+        <w:t>{</w:t>
+      </w:r>
+      <w:proofErr w:type="spellStart"/>
+      <w:r>
+        <w:rPr>
+          <w:rStyle w:val="11"/>
+          <w:color w:val="000000" w:themeColor="text1"/>
+        </w:rPr>
+        <w:t>handlePriceChange</w:t>
+      </w:r>
+      <w:proofErr w:type="spellEnd"/>
+      <w:r>
+        <w:rPr>
+          <w:color w:val="000000" w:themeColor="text1"/>
+        </w:rPr>
+        <w:t>}</w:t>
+      </w:r>
+      <w:r>
+        <w:rPr>
+          <w:color w:val="000000" w:themeColor="text1"/>
+        </w:rPr>
+        <w:br/>
+      </w:r>
+      <w:r>
+        <w:rPr>
+          <w:rStyle w:val="12"/>
+          <w:color w:val="000000" w:themeColor="text1"/>
+        </w:rPr>
+        <w:t xml:space="preserve">  </w:t>
+      </w:r>
+      <w:proofErr w:type="spellStart"/>
+      <w:r>
+        <w:rPr>
+          <w:rStyle w:val="12"/>
+          <w:color w:val="000000" w:themeColor="text1"/>
+        </w:rPr>
+        <w:t>keyboardType</w:t>
+      </w:r>
+      <w:proofErr w:type="spellEnd"/>
+      <w:r>
+        <w:rPr>
+          <w:rStyle w:val="v"/>
+          <w:color w:val="000000" w:themeColor="text1"/>
+        </w:rPr>
+        <w:t>=</w:t>
+      </w:r>
+      <w:r>
+        <w:rPr>
+          <w:rStyle w:val="z"/>
+          <w:color w:val="000000" w:themeColor="text1"/>
+        </w:rPr>
+        <w:t>"</w:t>
+      </w:r>
+      <w:proofErr w:type="spellStart"/>
+      <w:r>
+        <w:rPr>
+          <w:rStyle w:val="z"/>
+          <w:color w:val="000000" w:themeColor="text1"/>
+        </w:rPr>
+        <w:t>numeric</w:t>
+      </w:r>
+      <w:proofErr w:type="spellEnd"/>
+      <w:r>
+        <w:rPr>
+          <w:rStyle w:val="z"/>
+          <w:color w:val="000000" w:themeColor="text1"/>
+        </w:rPr>
+        <w:t>"</w:t>
+      </w:r>
+      <w:r>
+        <w:rPr>
+          <w:color w:val="000000" w:themeColor="text1"/>
+        </w:rPr>
+        <w:br/>
+      </w:r>
+      <w:r>
+        <w:rPr>
+          <w:rStyle w:val="13"/>
+          <w:color w:val="000000" w:themeColor="text1"/>
+        </w:rPr>
+        <w:t>/&gt;</w:t>
+      </w:r>
+    </w:p>
+    <w:p>
+      <w:pPr>
+        <w:spacing w:before="100" w:beforeAutospacing="1" w:after="100" w:afterAutospacing="1"/>
+        <w:rPr>
+          <w:color w:val="000000" w:themeColor="text1"/>
+        </w:rPr>
+      </w:pPr>
+    </w:p>
+    <w:p>
+      <w:pPr>
         <w:pStyle w:val="Ttulo2"/>
         <w:rPr>
           <w:color w:val="000000" w:themeColor="text1"/>
@@ -1607,13 +2085,6 @@
         <w:br/>
         <w:t>100</w:t>
       </w:r>
-      <w:r>
-        <w:rPr>
-          <w:color w:val="000000" w:themeColor="text1"/>
-        </w:rPr>
-        <w:br/>
-        <w:t>1000</w:t>
-      </w:r>
     </w:p>
     <w:p>
       <w:pPr>
@@ -1668,7 +2139,6 @@
           <w:color w:val="000000" w:themeColor="text1"/>
         </w:rPr>
         <w:br/>
-        <w:t>R$ 10,00</w:t>
       </w:r>
     </w:p>
     <w:p>
@@ -1687,14 +2157,6 @@
         </w:rPr>
         <w:br w:type="page"/>
       </w:r>
-    </w:p>
-    <w:p>
-      <w:pPr>
-        <w:pStyle w:val="Ttulo2"/>
-        <w:rPr>
-          <w:color w:val="000000" w:themeColor="text1"/>
-        </w:rPr>
-      </w:pPr>
       <w:r>
         <w:rPr>
           <w:color w:val="000000" w:themeColor="text1"/>
@@ -2058,6 +2520,7 @@
         </w:rPr>
         <w:t> </w:t>
       </w:r>
+      <w:proofErr w:type="spellStart"/>
       <w:r>
         <w:rPr>
           <w:rStyle w:val="11"/>
@@ -2065,6 +2528,7 @@
         </w:rPr>
         <w:t>FlatList</w:t>
       </w:r>
+      <w:proofErr w:type="spellEnd"/>
       <w:r>
         <w:rPr>
           <w:color w:val="000000" w:themeColor="text1"/>
@@ -3286,66 +3750,29 @@
           <w:rStyle w:val="z"/>
           <w:color w:val="000000" w:themeColor="text1"/>
         </w:rPr>
-        <w:t>'Home'</w:t>
-      </w:r>
-      <w:r>
-        <w:rPr>
-          <w:color w:val="000000" w:themeColor="text1"/>
-        </w:rPr>
-        <w:t>, {</w:t>
-      </w:r>
-      <w:r>
-        <w:rPr>
-          <w:color w:val="000000" w:themeColor="text1"/>
-        </w:rPr>
-        <w:br/>
-      </w:r>
-      <w:r>
-        <w:rPr>
-          <w:color w:val="000000" w:themeColor="text1"/>
-        </w:rPr>
-        <w:t xml:space="preserve">   </w:t>
-      </w:r>
-      <w:proofErr w:type="spellStart"/>
-      <w:r>
-        <w:rPr>
-          <w:color w:val="000000" w:themeColor="text1"/>
-        </w:rPr>
-        <w:t>scannedBarcode</w:t>
-      </w:r>
-      <w:proofErr w:type="spellEnd"/>
-      <w:r>
-        <w:rPr>
-          <w:color w:val="000000" w:themeColor="text1"/>
-        </w:rPr>
-        <w:t>:</w:t>
-      </w:r>
-      <w:r>
-        <w:rPr>
-          <w:rStyle w:val="apple-converted-space"/>
-          <w:color w:val="000000" w:themeColor="text1"/>
-        </w:rPr>
-        <w:t> </w:t>
-      </w:r>
-      <w:r>
-        <w:rPr>
-          <w:rStyle w:val="11"/>
-          <w:color w:val="000000" w:themeColor="text1"/>
-        </w:rPr>
-        <w:t>data</w:t>
-      </w:r>
-      <w:r>
-        <w:rPr>
-          <w:color w:val="000000" w:themeColor="text1"/>
-        </w:rPr>
-        <w:t>,</w:t>
-      </w:r>
-      <w:r>
-        <w:rPr>
-          <w:color w:val="000000" w:themeColor="text1"/>
-        </w:rPr>
-        <w:br/>
-        <w:t>});</w:t>
+        <w:t>“</w:t>
+      </w:r>
+      <w:proofErr w:type="spellStart"/>
+      <w:r>
+        <w:rPr>
+          <w:rStyle w:val="z"/>
+          <w:color w:val="000000" w:themeColor="text1"/>
+        </w:rPr>
+        <w:t>BarcodeScanner</w:t>
+      </w:r>
+      <w:proofErr w:type="spellEnd"/>
+      <w:r>
+        <w:rPr>
+          <w:rStyle w:val="z"/>
+          <w:color w:val="000000" w:themeColor="text1"/>
+        </w:rPr>
+        <w:t>“</w:t>
+      </w:r>
+      <w:r>
+        <w:rPr>
+          <w:color w:val="000000" w:themeColor="text1"/>
+        </w:rPr>
+        <w:t>);</w:t>
       </w:r>
     </w:p>
     <w:p>
@@ -4080,11 +4507,6 @@
           <w:color w:val="000000" w:themeColor="text1"/>
         </w:rPr>
         <w:br/>
-      </w:r>
-      <w:r>
-        <w:rPr>
-          <w:color w:val="000000" w:themeColor="text1"/>
-        </w:rPr>
         <w:t xml:space="preserve">    </w:t>
       </w:r>
       <w:proofErr w:type="spellStart"/>
@@ -4128,18 +4550,7 @@
           <w:color w:val="000000" w:themeColor="text1"/>
         </w:rPr>
         <w:br/>
-      </w:r>
-      <w:r>
-        <w:rPr>
-          <w:color w:val="000000" w:themeColor="text1"/>
-        </w:rPr>
-        <w:t xml:space="preserve">  </w:t>
-      </w:r>
-      <w:r>
-        <w:rPr>
-          <w:color w:val="000000" w:themeColor="text1"/>
-        </w:rPr>
-        <w:t>});</w:t>
+        <w:t xml:space="preserve">  });</w:t>
       </w:r>
       <w:r>
         <w:rPr>
@@ -4166,52 +4577,52 @@
           <w:sz w:val="27"/>
           <w:szCs w:val="27"/>
         </w:rPr>
+        <w:t>Agora altere este</w:t>
+      </w:r>
+      <w:r>
+        <w:rPr>
+          <w:rStyle w:val="apple-converted-space"/>
+          <w:rFonts w:ascii="-webkit-standard" w:hAnsi="-webkit-standard"/>
+          <w:color w:val="000000" w:themeColor="text1"/>
+          <w:sz w:val="27"/>
+          <w:szCs w:val="27"/>
+        </w:rPr>
+        <w:t> </w:t>
+      </w:r>
+      <w:proofErr w:type="spellStart"/>
+      <w:r>
+        <w:rPr>
+          <w:rStyle w:val="CdigoHTML"/>
+          <w:color w:val="000000" w:themeColor="text1"/>
+        </w:rPr>
+        <w:t>useEffect</w:t>
+      </w:r>
+      <w:proofErr w:type="spellEnd"/>
+      <w:r>
+        <w:rPr>
+          <w:rFonts w:ascii="-webkit-standard" w:hAnsi="-webkit-standard"/>
+          <w:color w:val="000000" w:themeColor="text1"/>
+          <w:sz w:val="27"/>
+          <w:szCs w:val="27"/>
+        </w:rPr>
+        <w:t>:</w:t>
+      </w:r>
+    </w:p>
+    <w:p>
+      <w:pPr>
+        <w:pStyle w:val="NormalWeb"/>
+        <w:ind w:left="708"/>
+        <w:rPr>
+          <w:color w:val="000000" w:themeColor="text1"/>
+        </w:rPr>
+      </w:pPr>
+      <w:proofErr w:type="spellStart"/>
+      <w:r>
+        <w:rPr>
+          <w:rStyle w:val="11"/>
+          <w:color w:val="000000" w:themeColor="text1"/>
+        </w:rPr>
         <w:lastRenderedPageBreak/>
-        <w:t>Agora altere este</w:t>
-      </w:r>
-      <w:r>
-        <w:rPr>
-          <w:rStyle w:val="apple-converted-space"/>
-          <w:rFonts w:ascii="-webkit-standard" w:hAnsi="-webkit-standard"/>
-          <w:color w:val="000000" w:themeColor="text1"/>
-          <w:sz w:val="27"/>
-          <w:szCs w:val="27"/>
-        </w:rPr>
-        <w:t> </w:t>
-      </w:r>
-      <w:proofErr w:type="spellStart"/>
-      <w:r>
-        <w:rPr>
-          <w:rStyle w:val="CdigoHTML"/>
-          <w:color w:val="000000" w:themeColor="text1"/>
-        </w:rPr>
-        <w:t>useEffect</w:t>
-      </w:r>
-      <w:proofErr w:type="spellEnd"/>
-      <w:r>
-        <w:rPr>
-          <w:rFonts w:ascii="-webkit-standard" w:hAnsi="-webkit-standard"/>
-          <w:color w:val="000000" w:themeColor="text1"/>
-          <w:sz w:val="27"/>
-          <w:szCs w:val="27"/>
-        </w:rPr>
-        <w:t>:</w:t>
-      </w:r>
-    </w:p>
-    <w:p>
-      <w:pPr>
-        <w:pStyle w:val="NormalWeb"/>
-        <w:ind w:left="708"/>
-        <w:rPr>
-          <w:color w:val="000000" w:themeColor="text1"/>
-        </w:rPr>
-      </w:pPr>
-      <w:proofErr w:type="spellStart"/>
-      <w:r>
-        <w:rPr>
-          <w:rStyle w:val="11"/>
-          <w:color w:val="000000" w:themeColor="text1"/>
-        </w:rPr>
         <w:t>useEffect</w:t>
       </w:r>
       <w:proofErr w:type="spellEnd"/>
@@ -4424,6 +4835,7 @@
         <w:t>.</w:t>
       </w:r>
       <w:proofErr w:type="spellStart"/>
+      <w:proofErr w:type="gramStart"/>
       <w:r>
         <w:rPr>
           <w:color w:val="000000" w:themeColor="text1"/>
@@ -4438,6 +4850,7 @@
         <w:t>?.</w:t>
       </w:r>
       <w:proofErr w:type="spellStart"/>
+      <w:proofErr w:type="gramEnd"/>
       <w:r>
         <w:rPr>
           <w:color w:val="000000" w:themeColor="text1"/>
@@ -5165,7 +5578,9 @@
           <w:szCs w:val="24"/>
         </w:rPr>
         <w:br/>
-      </w:r>
+        <w:t xml:space="preserve">  </w:t>
+      </w:r>
+      <w:proofErr w:type="spellStart"/>
       <w:r>
         <w:rPr>
           <w:rStyle w:val="11"/>
@@ -5173,9 +5588,9 @@
           <w:sz w:val="24"/>
           <w:szCs w:val="24"/>
         </w:rPr>
-        <w:t xml:space="preserve">  </w:t>
-      </w:r>
-      <w:proofErr w:type="spellStart"/>
+        <w:t>scannedBarcode</w:t>
+      </w:r>
+      <w:proofErr w:type="spellEnd"/>
       <w:r>
         <w:rPr>
           <w:rStyle w:val="11"/>
@@ -5183,9 +5598,18 @@
           <w:sz w:val="24"/>
           <w:szCs w:val="24"/>
         </w:rPr>
-        <w:t>scannedBarcode</w:t>
-      </w:r>
-      <w:proofErr w:type="spellEnd"/>
+        <w:t>: </w:t>
+      </w:r>
+      <w:r>
+        <w:rPr>
+          <w:rStyle w:val="11"/>
+          <w:rFonts w:ascii="Times New Roman" w:eastAsia="Times New Roman" w:hAnsi="Times New Roman" w:cs="Times New Roman"/>
+          <w:color w:val="000000" w:themeColor="text1"/>
+          <w:sz w:val="24"/>
+          <w:szCs w:val="24"/>
+        </w:rPr>
+        <w:t>data</w:t>
+      </w:r>
       <w:r>
         <w:rPr>
           <w:rStyle w:val="11"/>
@@ -5193,17 +5617,7 @@
           <w:sz w:val="24"/>
           <w:szCs w:val="24"/>
         </w:rPr>
-        <w:t>: </w:t>
-      </w:r>
-      <w:r>
-        <w:rPr>
-          <w:rStyle w:val="11"/>
-          <w:rFonts w:ascii="Times New Roman" w:eastAsia="Times New Roman" w:hAnsi="Times New Roman" w:cs="Times New Roman"/>
-          <w:color w:val="000000" w:themeColor="text1"/>
-          <w:sz w:val="24"/>
-          <w:szCs w:val="24"/>
-        </w:rPr>
-        <w:t>data</w:t>
+        <w:t>,</w:t>
       </w:r>
       <w:r>
         <w:rPr>
@@ -5212,15 +5626,6 @@
           <w:sz w:val="24"/>
           <w:szCs w:val="24"/>
         </w:rPr>
-        <w:t>,</w:t>
-      </w:r>
-      <w:r>
-        <w:rPr>
-          <w:rStyle w:val="11"/>
-          <w:rFonts w:ascii="Times New Roman" w:eastAsia="Times New Roman" w:hAnsi="Times New Roman" w:cs="Times New Roman"/>
-          <w:sz w:val="24"/>
-          <w:szCs w:val="24"/>
-        </w:rPr>
         <w:br/>
         <w:t>});</w:t>
       </w:r>
@@ -5423,6 +5828,7 @@
         <w:t>.</w:t>
       </w:r>
       <w:proofErr w:type="spellStart"/>
+      <w:proofErr w:type="gramStart"/>
       <w:r>
         <w:rPr>
           <w:color w:val="000000" w:themeColor="text1"/>
@@ -5437,6 +5843,7 @@
         <w:t>?.</w:t>
       </w:r>
       <w:proofErr w:type="spellStart"/>
+      <w:proofErr w:type="gramEnd"/>
       <w:r>
         <w:rPr>
           <w:color w:val="000000" w:themeColor="text1"/>
@@ -5631,6 +6038,7 @@
         <w:t>.</w:t>
       </w:r>
       <w:proofErr w:type="spellStart"/>
+      <w:proofErr w:type="gramStart"/>
       <w:r>
         <w:rPr>
           <w:color w:val="000000" w:themeColor="text1"/>
@@ -5645,6 +6053,7 @@
         <w:t>?.</w:t>
       </w:r>
       <w:proofErr w:type="spellStart"/>
+      <w:proofErr w:type="gramEnd"/>
       <w:r>
         <w:rPr>
           <w:color w:val="000000" w:themeColor="text1"/>
@@ -5903,6 +6312,1263 @@
     </w:p>
     <w:p>
       <w:pPr>
+        <w:spacing w:after="160" w:line="278" w:lineRule="auto"/>
+        <w:rPr>
+          <w:rStyle w:val="apple-converted-space"/>
+          <w:rFonts w:ascii="-webkit-standard" w:hAnsi="-webkit-standard"/>
+          <w:color w:val="000000" w:themeColor="text1"/>
+          <w:sz w:val="27"/>
+          <w:szCs w:val="27"/>
+        </w:rPr>
+      </w:pPr>
+      <w:r>
+        <w:rPr>
+          <w:rStyle w:val="apple-converted-space"/>
+          <w:rFonts w:ascii="-webkit-standard" w:hAnsi="-webkit-standard"/>
+          <w:color w:val="000000" w:themeColor="text1"/>
+          <w:sz w:val="27"/>
+          <w:szCs w:val="27"/>
+        </w:rPr>
+        <w:br w:type="page"/>
+      </w:r>
+    </w:p>
+    <w:p>
+      <w:pPr>
+        <w:rPr>
+          <w:rStyle w:val="apple-converted-space"/>
+          <w:rFonts w:ascii="-webkit-standard" w:hAnsi="-webkit-standard"/>
+          <w:color w:val="000000" w:themeColor="text1"/>
+          <w:sz w:val="27"/>
+          <w:szCs w:val="27"/>
+        </w:rPr>
+      </w:pPr>
+      <w:r>
+        <w:rPr>
+          <w:rStyle w:val="apple-converted-space"/>
+          <w:rFonts w:ascii="-webkit-standard" w:hAnsi="-webkit-standard"/>
+          <w:color w:val="000000" w:themeColor="text1"/>
+          <w:sz w:val="27"/>
+          <w:szCs w:val="27"/>
+        </w:rPr>
+        <w:lastRenderedPageBreak/>
+        <w:t xml:space="preserve">ps. este não estava na </w:t>
+      </w:r>
+      <w:proofErr w:type="gramStart"/>
+      <w:r>
+        <w:rPr>
+          <w:rStyle w:val="apple-converted-space"/>
+          <w:rFonts w:ascii="-webkit-standard" w:hAnsi="-webkit-standard"/>
+          <w:color w:val="000000" w:themeColor="text1"/>
+          <w:sz w:val="27"/>
+          <w:szCs w:val="27"/>
+        </w:rPr>
+        <w:t>lista</w:t>
+      </w:r>
+      <w:proofErr w:type="gramEnd"/>
+      <w:r>
+        <w:rPr>
+          <w:rStyle w:val="apple-converted-space"/>
+          <w:rFonts w:ascii="-webkit-standard" w:hAnsi="-webkit-standard"/>
+          <w:color w:val="000000" w:themeColor="text1"/>
+          <w:sz w:val="27"/>
+          <w:szCs w:val="27"/>
+        </w:rPr>
+        <w:t xml:space="preserve"> mas me deparei com ele durante os testes.</w:t>
+      </w:r>
+    </w:p>
+    <w:p>
+      <w:pPr>
+        <w:rPr>
+          <w:rStyle w:val="apple-converted-space"/>
+          <w:rFonts w:ascii="-webkit-standard" w:hAnsi="-webkit-standard"/>
+          <w:color w:val="000000" w:themeColor="text1"/>
+          <w:sz w:val="27"/>
+          <w:szCs w:val="27"/>
+        </w:rPr>
+      </w:pPr>
+      <w:r>
+        <w:rPr>
+          <w:rStyle w:val="apple-converted-space"/>
+          <w:rFonts w:ascii="-webkit-standard" w:hAnsi="-webkit-standard"/>
+          <w:color w:val="000000" w:themeColor="text1"/>
+          <w:sz w:val="27"/>
+          <w:szCs w:val="27"/>
+        </w:rPr>
+        <w:t xml:space="preserve">múltiplas leituras do </w:t>
+      </w:r>
+      <w:proofErr w:type="spellStart"/>
+      <w:r>
+        <w:rPr>
+          <w:rStyle w:val="apple-converted-space"/>
+          <w:rFonts w:ascii="-webkit-standard" w:hAnsi="-webkit-standard"/>
+          <w:color w:val="000000" w:themeColor="text1"/>
+          <w:sz w:val="27"/>
+          <w:szCs w:val="27"/>
+        </w:rPr>
+        <w:t>QRCode</w:t>
+      </w:r>
+      <w:proofErr w:type="spellEnd"/>
+      <w:r>
+        <w:rPr>
+          <w:rStyle w:val="apple-converted-space"/>
+          <w:rFonts w:ascii="-webkit-standard" w:hAnsi="-webkit-standard"/>
+          <w:color w:val="000000" w:themeColor="text1"/>
+          <w:sz w:val="27"/>
+          <w:szCs w:val="27"/>
+        </w:rPr>
+        <w:t xml:space="preserve">, acionando o </w:t>
+      </w:r>
+      <w:proofErr w:type="spellStart"/>
+      <w:r>
+        <w:rPr>
+          <w:rStyle w:val="apple-converted-space"/>
+          <w:rFonts w:ascii="-webkit-standard" w:hAnsi="-webkit-standard"/>
+          <w:color w:val="000000" w:themeColor="text1"/>
+          <w:sz w:val="27"/>
+          <w:szCs w:val="27"/>
+        </w:rPr>
+        <w:t>alert</w:t>
+      </w:r>
+      <w:proofErr w:type="spellEnd"/>
+      <w:r>
+        <w:rPr>
+          <w:rStyle w:val="apple-converted-space"/>
+          <w:rFonts w:ascii="-webkit-standard" w:hAnsi="-webkit-standard"/>
+          <w:color w:val="000000" w:themeColor="text1"/>
+          <w:sz w:val="27"/>
+          <w:szCs w:val="27"/>
+        </w:rPr>
+        <w:t xml:space="preserve"> </w:t>
+      </w:r>
+    </w:p>
+    <w:p>
+      <w:pPr>
+        <w:rPr>
+          <w:rStyle w:val="apple-converted-space"/>
+          <w:rFonts w:ascii="-webkit-standard" w:hAnsi="-webkit-standard"/>
+          <w:color w:val="000000" w:themeColor="text1"/>
+          <w:sz w:val="27"/>
+          <w:szCs w:val="27"/>
+        </w:rPr>
+      </w:pPr>
+    </w:p>
+    <w:p>
+      <w:pPr>
+        <w:rPr>
+          <w:rStyle w:val="apple-converted-space"/>
+          <w:rFonts w:ascii="-webkit-standard" w:hAnsi="-webkit-standard"/>
+          <w:color w:val="000000" w:themeColor="text1"/>
+          <w:sz w:val="27"/>
+          <w:szCs w:val="27"/>
+        </w:rPr>
+      </w:pPr>
+      <w:proofErr w:type="spellStart"/>
+      <w:r>
+        <w:rPr>
+          <w:rStyle w:val="apple-converted-space"/>
+          <w:rFonts w:ascii="-webkit-standard" w:hAnsi="-webkit-standard"/>
+          <w:color w:val="000000" w:themeColor="text1"/>
+          <w:sz w:val="27"/>
+          <w:szCs w:val="27"/>
+        </w:rPr>
+        <w:t>const</w:t>
+      </w:r>
+      <w:proofErr w:type="spellEnd"/>
+      <w:r>
+        <w:rPr>
+          <w:rStyle w:val="apple-converted-space"/>
+          <w:rFonts w:ascii="-webkit-standard" w:hAnsi="-webkit-standard"/>
+          <w:color w:val="000000" w:themeColor="text1"/>
+          <w:sz w:val="27"/>
+          <w:szCs w:val="27"/>
+        </w:rPr>
+        <w:t xml:space="preserve"> </w:t>
+      </w:r>
+      <w:proofErr w:type="spellStart"/>
+      <w:r>
+        <w:rPr>
+          <w:rStyle w:val="apple-converted-space"/>
+          <w:rFonts w:ascii="-webkit-standard" w:hAnsi="-webkit-standard"/>
+          <w:color w:val="000000" w:themeColor="text1"/>
+          <w:sz w:val="27"/>
+          <w:szCs w:val="27"/>
+        </w:rPr>
+        <w:t>scannedRef</w:t>
+      </w:r>
+      <w:proofErr w:type="spellEnd"/>
+      <w:r>
+        <w:rPr>
+          <w:rStyle w:val="apple-converted-space"/>
+          <w:rFonts w:ascii="-webkit-standard" w:hAnsi="-webkit-standard"/>
+          <w:color w:val="000000" w:themeColor="text1"/>
+          <w:sz w:val="27"/>
+          <w:szCs w:val="27"/>
+        </w:rPr>
+        <w:t xml:space="preserve"> = </w:t>
+      </w:r>
+      <w:proofErr w:type="spellStart"/>
+      <w:r>
+        <w:rPr>
+          <w:rStyle w:val="apple-converted-space"/>
+          <w:rFonts w:ascii="-webkit-standard" w:hAnsi="-webkit-standard"/>
+          <w:color w:val="000000" w:themeColor="text1"/>
+          <w:sz w:val="27"/>
+          <w:szCs w:val="27"/>
+        </w:rPr>
+        <w:t>useRef</w:t>
+      </w:r>
+      <w:proofErr w:type="spellEnd"/>
+      <w:r>
+        <w:rPr>
+          <w:rStyle w:val="apple-converted-space"/>
+          <w:rFonts w:ascii="-webkit-standard" w:hAnsi="-webkit-standard"/>
+          <w:color w:val="000000" w:themeColor="text1"/>
+          <w:sz w:val="27"/>
+          <w:szCs w:val="27"/>
+        </w:rPr>
+        <w:t>(false);</w:t>
+      </w:r>
+      <w:r>
+        <w:rPr>
+          <w:rStyle w:val="apple-converted-space"/>
+          <w:rFonts w:ascii="-webkit-standard" w:hAnsi="-webkit-standard"/>
+          <w:color w:val="000000" w:themeColor="text1"/>
+          <w:sz w:val="27"/>
+          <w:szCs w:val="27"/>
+        </w:rPr>
+        <w:br/>
+      </w:r>
+      <w:r>
+        <w:rPr>
+          <w:rStyle w:val="apple-converted-space"/>
+          <w:rFonts w:ascii="-webkit-standard" w:hAnsi="-webkit-standard"/>
+          <w:color w:val="000000" w:themeColor="text1"/>
+          <w:sz w:val="27"/>
+          <w:szCs w:val="27"/>
+        </w:rPr>
+        <w:br/>
+      </w:r>
+      <w:proofErr w:type="spellStart"/>
+      <w:r>
+        <w:rPr>
+          <w:rStyle w:val="apple-converted-space"/>
+          <w:rFonts w:ascii="-webkit-standard" w:hAnsi="-webkit-standard"/>
+          <w:color w:val="000000" w:themeColor="text1"/>
+          <w:sz w:val="27"/>
+          <w:szCs w:val="27"/>
+        </w:rPr>
+        <w:t>function</w:t>
+      </w:r>
+      <w:proofErr w:type="spellEnd"/>
+      <w:r>
+        <w:rPr>
+          <w:rStyle w:val="apple-converted-space"/>
+          <w:rFonts w:ascii="-webkit-standard" w:hAnsi="-webkit-standard"/>
+          <w:color w:val="000000" w:themeColor="text1"/>
+          <w:sz w:val="27"/>
+          <w:szCs w:val="27"/>
+        </w:rPr>
+        <w:t xml:space="preserve"> </w:t>
+      </w:r>
+      <w:proofErr w:type="spellStart"/>
+      <w:r>
+        <w:rPr>
+          <w:rStyle w:val="apple-converted-space"/>
+          <w:rFonts w:ascii="-webkit-standard" w:hAnsi="-webkit-standard"/>
+          <w:color w:val="000000" w:themeColor="text1"/>
+          <w:sz w:val="27"/>
+          <w:szCs w:val="27"/>
+        </w:rPr>
+        <w:t>handleBarcodeScanned</w:t>
+      </w:r>
+      <w:proofErr w:type="spellEnd"/>
+      <w:r>
+        <w:rPr>
+          <w:rStyle w:val="apple-converted-space"/>
+          <w:rFonts w:ascii="-webkit-standard" w:hAnsi="-webkit-standard"/>
+          <w:color w:val="000000" w:themeColor="text1"/>
+          <w:sz w:val="27"/>
+          <w:szCs w:val="27"/>
+        </w:rPr>
+        <w:t>({ data }) {</w:t>
+      </w:r>
+    </w:p>
+    <w:p>
+      <w:pPr>
+        <w:rPr>
+          <w:rStyle w:val="apple-converted-space"/>
+          <w:rFonts w:ascii="-webkit-standard" w:hAnsi="-webkit-standard"/>
+          <w:strike/>
+          <w:color w:val="000000" w:themeColor="text1"/>
+          <w:sz w:val="27"/>
+          <w:szCs w:val="27"/>
+        </w:rPr>
+      </w:pPr>
+      <w:r>
+        <w:rPr>
+          <w:rStyle w:val="apple-converted-space"/>
+          <w:rFonts w:ascii="-webkit-standard" w:hAnsi="-webkit-standard"/>
+          <w:color w:val="000000" w:themeColor="text1"/>
+          <w:sz w:val="27"/>
+          <w:szCs w:val="27"/>
+        </w:rPr>
+        <w:t xml:space="preserve">    </w:t>
+      </w:r>
+      <w:proofErr w:type="spellStart"/>
+      <w:r>
+        <w:rPr>
+          <w:rStyle w:val="apple-converted-space"/>
+          <w:rFonts w:ascii="-webkit-standard" w:hAnsi="-webkit-standard"/>
+          <w:strike/>
+          <w:color w:val="000000" w:themeColor="text1"/>
+          <w:sz w:val="27"/>
+          <w:szCs w:val="27"/>
+        </w:rPr>
+        <w:t>if</w:t>
+      </w:r>
+      <w:proofErr w:type="spellEnd"/>
+      <w:r>
+        <w:rPr>
+          <w:rStyle w:val="apple-converted-space"/>
+          <w:rFonts w:ascii="-webkit-standard" w:hAnsi="-webkit-standard"/>
+          <w:strike/>
+          <w:color w:val="000000" w:themeColor="text1"/>
+          <w:sz w:val="27"/>
+          <w:szCs w:val="27"/>
+        </w:rPr>
+        <w:t xml:space="preserve"> (</w:t>
+      </w:r>
+      <w:proofErr w:type="spellStart"/>
+      <w:r>
+        <w:rPr>
+          <w:rStyle w:val="apple-converted-space"/>
+          <w:rFonts w:ascii="-webkit-standard" w:hAnsi="-webkit-standard"/>
+          <w:strike/>
+          <w:color w:val="000000" w:themeColor="text1"/>
+          <w:sz w:val="27"/>
+          <w:szCs w:val="27"/>
+        </w:rPr>
+        <w:t>scanned</w:t>
+      </w:r>
+      <w:proofErr w:type="spellEnd"/>
+      <w:r>
+        <w:rPr>
+          <w:rStyle w:val="apple-converted-space"/>
+          <w:rFonts w:ascii="-webkit-standard" w:hAnsi="-webkit-standard"/>
+          <w:strike/>
+          <w:color w:val="000000" w:themeColor="text1"/>
+          <w:sz w:val="27"/>
+          <w:szCs w:val="27"/>
+        </w:rPr>
+        <w:t xml:space="preserve">) </w:t>
+      </w:r>
+      <w:proofErr w:type="spellStart"/>
+      <w:r>
+        <w:rPr>
+          <w:rStyle w:val="apple-converted-space"/>
+          <w:rFonts w:ascii="-webkit-standard" w:hAnsi="-webkit-standard"/>
+          <w:strike/>
+          <w:color w:val="000000" w:themeColor="text1"/>
+          <w:sz w:val="27"/>
+          <w:szCs w:val="27"/>
+        </w:rPr>
+        <w:t>return</w:t>
+      </w:r>
+      <w:proofErr w:type="spellEnd"/>
+      <w:r>
+        <w:rPr>
+          <w:rStyle w:val="apple-converted-space"/>
+          <w:rFonts w:ascii="-webkit-standard" w:hAnsi="-webkit-standard"/>
+          <w:strike/>
+          <w:color w:val="000000" w:themeColor="text1"/>
+          <w:sz w:val="27"/>
+          <w:szCs w:val="27"/>
+        </w:rPr>
+        <w:t>;</w:t>
+      </w:r>
+    </w:p>
+    <w:p>
+      <w:pPr>
+        <w:rPr>
+          <w:rStyle w:val="apple-converted-space"/>
+          <w:rFonts w:ascii="-webkit-standard" w:hAnsi="-webkit-standard"/>
+          <w:strike/>
+          <w:color w:val="000000" w:themeColor="text1"/>
+          <w:sz w:val="27"/>
+          <w:szCs w:val="27"/>
+        </w:rPr>
+      </w:pPr>
+    </w:p>
+    <w:p>
+      <w:pPr>
+        <w:rPr>
+          <w:rStyle w:val="apple-converted-space"/>
+          <w:rFonts w:ascii="-webkit-standard" w:hAnsi="-webkit-standard"/>
+          <w:color w:val="000000" w:themeColor="text1"/>
+          <w:sz w:val="27"/>
+          <w:szCs w:val="27"/>
+        </w:rPr>
+      </w:pPr>
+      <w:r>
+        <w:rPr>
+          <w:rStyle w:val="apple-converted-space"/>
+          <w:rFonts w:ascii="-webkit-standard" w:hAnsi="-webkit-standard"/>
+          <w:color w:val="000000" w:themeColor="text1"/>
+          <w:sz w:val="27"/>
+          <w:szCs w:val="27"/>
+        </w:rPr>
+        <w:t xml:space="preserve">  </w:t>
+      </w:r>
+      <w:r>
+        <w:rPr>
+          <w:rStyle w:val="apple-converted-space"/>
+          <w:rFonts w:ascii="-webkit-standard" w:hAnsi="-webkit-standard"/>
+          <w:color w:val="000000" w:themeColor="text1"/>
+          <w:sz w:val="27"/>
+          <w:szCs w:val="27"/>
+        </w:rPr>
+        <w:t xml:space="preserve"> </w:t>
+      </w:r>
+      <w:proofErr w:type="spellStart"/>
+      <w:r>
+        <w:rPr>
+          <w:rStyle w:val="apple-converted-space"/>
+          <w:rFonts w:ascii="-webkit-standard" w:hAnsi="-webkit-standard"/>
+          <w:color w:val="000000" w:themeColor="text1"/>
+          <w:sz w:val="27"/>
+          <w:szCs w:val="27"/>
+        </w:rPr>
+        <w:t>if</w:t>
+      </w:r>
+      <w:proofErr w:type="spellEnd"/>
+      <w:r>
+        <w:rPr>
+          <w:rStyle w:val="apple-converted-space"/>
+          <w:rFonts w:ascii="-webkit-standard" w:hAnsi="-webkit-standard"/>
+          <w:color w:val="000000" w:themeColor="text1"/>
+          <w:sz w:val="27"/>
+          <w:szCs w:val="27"/>
+        </w:rPr>
+        <w:t xml:space="preserve"> (</w:t>
+      </w:r>
+      <w:proofErr w:type="spellStart"/>
+      <w:r>
+        <w:rPr>
+          <w:rStyle w:val="apple-converted-space"/>
+          <w:rFonts w:ascii="-webkit-standard" w:hAnsi="-webkit-standard"/>
+          <w:color w:val="000000" w:themeColor="text1"/>
+          <w:sz w:val="27"/>
+          <w:szCs w:val="27"/>
+        </w:rPr>
+        <w:t>scannedRef.current</w:t>
+      </w:r>
+      <w:proofErr w:type="spellEnd"/>
+      <w:r>
+        <w:rPr>
+          <w:rStyle w:val="apple-converted-space"/>
+          <w:rFonts w:ascii="-webkit-standard" w:hAnsi="-webkit-standard"/>
+          <w:color w:val="000000" w:themeColor="text1"/>
+          <w:sz w:val="27"/>
+          <w:szCs w:val="27"/>
+        </w:rPr>
+        <w:t xml:space="preserve">) </w:t>
+      </w:r>
+      <w:proofErr w:type="spellStart"/>
+      <w:r>
+        <w:rPr>
+          <w:rStyle w:val="apple-converted-space"/>
+          <w:rFonts w:ascii="-webkit-standard" w:hAnsi="-webkit-standard"/>
+          <w:color w:val="000000" w:themeColor="text1"/>
+          <w:sz w:val="27"/>
+          <w:szCs w:val="27"/>
+        </w:rPr>
+        <w:t>return</w:t>
+      </w:r>
+      <w:proofErr w:type="spellEnd"/>
+      <w:r>
+        <w:rPr>
+          <w:rStyle w:val="apple-converted-space"/>
+          <w:rFonts w:ascii="-webkit-standard" w:hAnsi="-webkit-standard"/>
+          <w:color w:val="000000" w:themeColor="text1"/>
+          <w:sz w:val="27"/>
+          <w:szCs w:val="27"/>
+        </w:rPr>
+        <w:t>;</w:t>
+      </w:r>
+    </w:p>
+    <w:p>
+      <w:pPr>
+        <w:rPr>
+          <w:rStyle w:val="apple-converted-space"/>
+          <w:rFonts w:ascii="-webkit-standard" w:hAnsi="-webkit-standard"/>
+          <w:color w:val="000000" w:themeColor="text1"/>
+          <w:sz w:val="27"/>
+          <w:szCs w:val="27"/>
+        </w:rPr>
+      </w:pPr>
+      <w:r>
+        <w:rPr>
+          <w:rStyle w:val="apple-converted-space"/>
+          <w:rFonts w:ascii="-webkit-standard" w:hAnsi="-webkit-standard"/>
+          <w:color w:val="000000" w:themeColor="text1"/>
+          <w:sz w:val="27"/>
+          <w:szCs w:val="27"/>
+        </w:rPr>
+        <w:t xml:space="preserve">    </w:t>
+      </w:r>
+      <w:proofErr w:type="spellStart"/>
+      <w:r>
+        <w:rPr>
+          <w:rStyle w:val="apple-converted-space"/>
+          <w:rFonts w:ascii="-webkit-standard" w:hAnsi="-webkit-standard"/>
+          <w:color w:val="000000" w:themeColor="text1"/>
+          <w:sz w:val="27"/>
+          <w:szCs w:val="27"/>
+        </w:rPr>
+        <w:t>scannedRef.current</w:t>
+      </w:r>
+      <w:proofErr w:type="spellEnd"/>
+      <w:r>
+        <w:rPr>
+          <w:rStyle w:val="apple-converted-space"/>
+          <w:rFonts w:ascii="-webkit-standard" w:hAnsi="-webkit-standard"/>
+          <w:color w:val="000000" w:themeColor="text1"/>
+          <w:sz w:val="27"/>
+          <w:szCs w:val="27"/>
+        </w:rPr>
+        <w:t xml:space="preserve"> = </w:t>
+      </w:r>
+      <w:proofErr w:type="spellStart"/>
+      <w:r>
+        <w:rPr>
+          <w:rStyle w:val="apple-converted-space"/>
+          <w:rFonts w:ascii="-webkit-standard" w:hAnsi="-webkit-standard"/>
+          <w:color w:val="000000" w:themeColor="text1"/>
+          <w:sz w:val="27"/>
+          <w:szCs w:val="27"/>
+        </w:rPr>
+        <w:t>true</w:t>
+      </w:r>
+      <w:proofErr w:type="spellEnd"/>
+      <w:r>
+        <w:rPr>
+          <w:rStyle w:val="apple-converted-space"/>
+          <w:rFonts w:ascii="-webkit-standard" w:hAnsi="-webkit-standard"/>
+          <w:color w:val="000000" w:themeColor="text1"/>
+          <w:sz w:val="27"/>
+          <w:szCs w:val="27"/>
+        </w:rPr>
+        <w:t>;</w:t>
+      </w:r>
+    </w:p>
+    <w:p>
+      <w:pPr>
+        <w:rPr>
+          <w:rStyle w:val="apple-converted-space"/>
+          <w:rFonts w:ascii="-webkit-standard" w:hAnsi="-webkit-standard"/>
+          <w:color w:val="000000" w:themeColor="text1"/>
+          <w:sz w:val="27"/>
+          <w:szCs w:val="27"/>
+        </w:rPr>
+      </w:pPr>
+    </w:p>
+    <w:p>
+      <w:pPr>
+        <w:rPr>
+          <w:rStyle w:val="apple-converted-space"/>
+          <w:rFonts w:ascii="-webkit-standard" w:hAnsi="-webkit-standard"/>
+          <w:color w:val="000000" w:themeColor="text1"/>
+          <w:sz w:val="27"/>
+          <w:szCs w:val="27"/>
+        </w:rPr>
+      </w:pPr>
+      <w:r>
+        <w:rPr>
+          <w:rStyle w:val="apple-converted-space"/>
+          <w:rFonts w:ascii="-webkit-standard" w:hAnsi="-webkit-standard"/>
+          <w:color w:val="000000" w:themeColor="text1"/>
+          <w:sz w:val="27"/>
+          <w:szCs w:val="27"/>
+        </w:rPr>
+        <w:t xml:space="preserve">    </w:t>
+      </w:r>
+      <w:proofErr w:type="spellStart"/>
+      <w:r>
+        <w:rPr>
+          <w:rStyle w:val="apple-converted-space"/>
+          <w:rFonts w:ascii="-webkit-standard" w:hAnsi="-webkit-standard"/>
+          <w:color w:val="000000" w:themeColor="text1"/>
+          <w:sz w:val="27"/>
+          <w:szCs w:val="27"/>
+        </w:rPr>
+        <w:t>setScanned</w:t>
+      </w:r>
+      <w:proofErr w:type="spellEnd"/>
+      <w:r>
+        <w:rPr>
+          <w:rStyle w:val="apple-converted-space"/>
+          <w:rFonts w:ascii="-webkit-standard" w:hAnsi="-webkit-standard"/>
+          <w:color w:val="000000" w:themeColor="text1"/>
+          <w:sz w:val="27"/>
+          <w:szCs w:val="27"/>
+        </w:rPr>
+        <w:t>(</w:t>
+      </w:r>
+      <w:proofErr w:type="spellStart"/>
+      <w:r>
+        <w:rPr>
+          <w:rStyle w:val="apple-converted-space"/>
+          <w:rFonts w:ascii="-webkit-standard" w:hAnsi="-webkit-standard"/>
+          <w:color w:val="000000" w:themeColor="text1"/>
+          <w:sz w:val="27"/>
+          <w:szCs w:val="27"/>
+        </w:rPr>
+        <w:t>true</w:t>
+      </w:r>
+      <w:proofErr w:type="spellEnd"/>
+      <w:r>
+        <w:rPr>
+          <w:rStyle w:val="apple-converted-space"/>
+          <w:rFonts w:ascii="-webkit-standard" w:hAnsi="-webkit-standard"/>
+          <w:color w:val="000000" w:themeColor="text1"/>
+          <w:sz w:val="27"/>
+          <w:szCs w:val="27"/>
+        </w:rPr>
+        <w:t>);</w:t>
+      </w:r>
+    </w:p>
+    <w:p>
+      <w:pPr>
+        <w:rPr>
+          <w:rStyle w:val="apple-converted-space"/>
+          <w:rFonts w:ascii="-webkit-standard" w:hAnsi="-webkit-standard"/>
+          <w:color w:val="000000" w:themeColor="text1"/>
+          <w:sz w:val="27"/>
+          <w:szCs w:val="27"/>
+        </w:rPr>
+      </w:pPr>
+    </w:p>
+    <w:p>
+      <w:pPr>
+        <w:rPr>
+          <w:rStyle w:val="apple-converted-space"/>
+          <w:rFonts w:ascii="-webkit-standard" w:hAnsi="-webkit-standard"/>
+          <w:color w:val="000000" w:themeColor="text1"/>
+          <w:sz w:val="27"/>
+          <w:szCs w:val="27"/>
+        </w:rPr>
+      </w:pPr>
+      <w:r>
+        <w:rPr>
+          <w:rStyle w:val="apple-converted-space"/>
+          <w:rFonts w:ascii="-webkit-standard" w:hAnsi="-webkit-standard"/>
+          <w:color w:val="000000" w:themeColor="text1"/>
+          <w:sz w:val="27"/>
+          <w:szCs w:val="27"/>
+        </w:rPr>
+        <w:t xml:space="preserve">    </w:t>
+      </w:r>
+      <w:proofErr w:type="spellStart"/>
+      <w:r>
+        <w:rPr>
+          <w:rStyle w:val="apple-converted-space"/>
+          <w:rFonts w:ascii="-webkit-standard" w:hAnsi="-webkit-standard"/>
+          <w:color w:val="000000" w:themeColor="text1"/>
+          <w:sz w:val="27"/>
+          <w:szCs w:val="27"/>
+        </w:rPr>
+        <w:t>Alert.alert</w:t>
+      </w:r>
+      <w:proofErr w:type="spellEnd"/>
+      <w:r>
+        <w:rPr>
+          <w:rStyle w:val="apple-converted-space"/>
+          <w:rFonts w:ascii="-webkit-standard" w:hAnsi="-webkit-standard"/>
+          <w:color w:val="000000" w:themeColor="text1"/>
+          <w:sz w:val="27"/>
+          <w:szCs w:val="27"/>
+        </w:rPr>
+        <w:t>('Código lido', data, [</w:t>
+      </w:r>
+    </w:p>
+    <w:p>
+      <w:pPr>
+        <w:rPr>
+          <w:rStyle w:val="apple-converted-space"/>
+          <w:rFonts w:ascii="-webkit-standard" w:hAnsi="-webkit-standard"/>
+          <w:color w:val="000000" w:themeColor="text1"/>
+          <w:sz w:val="27"/>
+          <w:szCs w:val="27"/>
+        </w:rPr>
+      </w:pPr>
+      <w:r>
+        <w:rPr>
+          <w:rStyle w:val="apple-converted-space"/>
+          <w:rFonts w:ascii="-webkit-standard" w:hAnsi="-webkit-standard"/>
+          <w:color w:val="000000" w:themeColor="text1"/>
+          <w:sz w:val="27"/>
+          <w:szCs w:val="27"/>
+        </w:rPr>
+        <w:t xml:space="preserve">      {</w:t>
+      </w:r>
+    </w:p>
+    <w:p>
+      <w:pPr>
+        <w:rPr>
+          <w:rStyle w:val="apple-converted-space"/>
+          <w:rFonts w:ascii="-webkit-standard" w:hAnsi="-webkit-standard"/>
+          <w:color w:val="000000" w:themeColor="text1"/>
+          <w:sz w:val="27"/>
+          <w:szCs w:val="27"/>
+        </w:rPr>
+      </w:pPr>
+      <w:r>
+        <w:rPr>
+          <w:rStyle w:val="apple-converted-space"/>
+          <w:rFonts w:ascii="-webkit-standard" w:hAnsi="-webkit-standard"/>
+          <w:color w:val="000000" w:themeColor="text1"/>
+          <w:sz w:val="27"/>
+          <w:szCs w:val="27"/>
+        </w:rPr>
+        <w:t xml:space="preserve">        </w:t>
+      </w:r>
+      <w:proofErr w:type="spellStart"/>
+      <w:r>
+        <w:rPr>
+          <w:rStyle w:val="apple-converted-space"/>
+          <w:rFonts w:ascii="-webkit-standard" w:hAnsi="-webkit-standard"/>
+          <w:color w:val="000000" w:themeColor="text1"/>
+          <w:sz w:val="27"/>
+          <w:szCs w:val="27"/>
+        </w:rPr>
+        <w:t>text</w:t>
+      </w:r>
+      <w:proofErr w:type="spellEnd"/>
+      <w:r>
+        <w:rPr>
+          <w:rStyle w:val="apple-converted-space"/>
+          <w:rFonts w:ascii="-webkit-standard" w:hAnsi="-webkit-standard"/>
+          <w:color w:val="000000" w:themeColor="text1"/>
+          <w:sz w:val="27"/>
+          <w:szCs w:val="27"/>
+        </w:rPr>
+        <w:t>: 'OK',</w:t>
+      </w:r>
+    </w:p>
+    <w:p>
+      <w:pPr>
+        <w:rPr>
+          <w:rStyle w:val="apple-converted-space"/>
+          <w:rFonts w:ascii="-webkit-standard" w:hAnsi="-webkit-standard"/>
+          <w:color w:val="000000" w:themeColor="text1"/>
+          <w:sz w:val="27"/>
+          <w:szCs w:val="27"/>
+        </w:rPr>
+      </w:pPr>
+      <w:r>
+        <w:rPr>
+          <w:rStyle w:val="apple-converted-space"/>
+          <w:rFonts w:ascii="-webkit-standard" w:hAnsi="-webkit-standard"/>
+          <w:color w:val="000000" w:themeColor="text1"/>
+          <w:sz w:val="27"/>
+          <w:szCs w:val="27"/>
+        </w:rPr>
+        <w:t xml:space="preserve">        </w:t>
+      </w:r>
+      <w:proofErr w:type="spellStart"/>
+      <w:r>
+        <w:rPr>
+          <w:rStyle w:val="apple-converted-space"/>
+          <w:rFonts w:ascii="-webkit-standard" w:hAnsi="-webkit-standard"/>
+          <w:color w:val="000000" w:themeColor="text1"/>
+          <w:sz w:val="27"/>
+          <w:szCs w:val="27"/>
+        </w:rPr>
+        <w:t>onPress</w:t>
+      </w:r>
+      <w:proofErr w:type="spellEnd"/>
+      <w:r>
+        <w:rPr>
+          <w:rStyle w:val="apple-converted-space"/>
+          <w:rFonts w:ascii="-webkit-standard" w:hAnsi="-webkit-standard"/>
+          <w:color w:val="000000" w:themeColor="text1"/>
+          <w:sz w:val="27"/>
+          <w:szCs w:val="27"/>
+        </w:rPr>
+        <w:t>: () =&gt; {</w:t>
+      </w:r>
+    </w:p>
+    <w:p>
+      <w:pPr>
+        <w:rPr>
+          <w:rStyle w:val="apple-converted-space"/>
+          <w:rFonts w:ascii="-webkit-standard" w:hAnsi="-webkit-standard"/>
+          <w:color w:val="000000" w:themeColor="text1"/>
+          <w:sz w:val="27"/>
+          <w:szCs w:val="27"/>
+        </w:rPr>
+      </w:pPr>
+      <w:r>
+        <w:rPr>
+          <w:rStyle w:val="apple-converted-space"/>
+          <w:rFonts w:ascii="-webkit-standard" w:hAnsi="-webkit-standard"/>
+          <w:color w:val="000000" w:themeColor="text1"/>
+          <w:sz w:val="27"/>
+          <w:szCs w:val="27"/>
+        </w:rPr>
+        <w:t xml:space="preserve">          </w:t>
+      </w:r>
+      <w:proofErr w:type="spellStart"/>
+      <w:r>
+        <w:rPr>
+          <w:rStyle w:val="apple-converted-space"/>
+          <w:rFonts w:ascii="-webkit-standard" w:hAnsi="-webkit-standard"/>
+          <w:color w:val="000000" w:themeColor="text1"/>
+          <w:sz w:val="27"/>
+          <w:szCs w:val="27"/>
+        </w:rPr>
+        <w:t>navigation.navigate</w:t>
+      </w:r>
+      <w:proofErr w:type="spellEnd"/>
+      <w:r>
+        <w:rPr>
+          <w:rStyle w:val="apple-converted-space"/>
+          <w:rFonts w:ascii="-webkit-standard" w:hAnsi="-webkit-standard"/>
+          <w:color w:val="000000" w:themeColor="text1"/>
+          <w:sz w:val="27"/>
+          <w:szCs w:val="27"/>
+        </w:rPr>
+        <w:t>('Home', {</w:t>
+      </w:r>
+    </w:p>
+    <w:p>
+      <w:pPr>
+        <w:rPr>
+          <w:rStyle w:val="apple-converted-space"/>
+          <w:rFonts w:ascii="-webkit-standard" w:hAnsi="-webkit-standard"/>
+          <w:color w:val="000000" w:themeColor="text1"/>
+          <w:sz w:val="27"/>
+          <w:szCs w:val="27"/>
+        </w:rPr>
+      </w:pPr>
+      <w:r>
+        <w:rPr>
+          <w:rStyle w:val="apple-converted-space"/>
+          <w:rFonts w:ascii="-webkit-standard" w:hAnsi="-webkit-standard"/>
+          <w:color w:val="000000" w:themeColor="text1"/>
+          <w:sz w:val="27"/>
+          <w:szCs w:val="27"/>
+        </w:rPr>
+        <w:t xml:space="preserve">            </w:t>
+      </w:r>
+      <w:proofErr w:type="spellStart"/>
+      <w:r>
+        <w:rPr>
+          <w:rStyle w:val="apple-converted-space"/>
+          <w:rFonts w:ascii="-webkit-standard" w:hAnsi="-webkit-standard"/>
+          <w:color w:val="000000" w:themeColor="text1"/>
+          <w:sz w:val="27"/>
+          <w:szCs w:val="27"/>
+        </w:rPr>
+        <w:t>scannedBarcode</w:t>
+      </w:r>
+      <w:proofErr w:type="spellEnd"/>
+      <w:r>
+        <w:rPr>
+          <w:rStyle w:val="apple-converted-space"/>
+          <w:rFonts w:ascii="-webkit-standard" w:hAnsi="-webkit-standard"/>
+          <w:color w:val="000000" w:themeColor="text1"/>
+          <w:sz w:val="27"/>
+          <w:szCs w:val="27"/>
+        </w:rPr>
+        <w:t>: data,</w:t>
+      </w:r>
+    </w:p>
+    <w:p>
+      <w:pPr>
+        <w:rPr>
+          <w:rStyle w:val="apple-converted-space"/>
+          <w:rFonts w:ascii="-webkit-standard" w:hAnsi="-webkit-standard"/>
+          <w:color w:val="000000" w:themeColor="text1"/>
+          <w:sz w:val="27"/>
+          <w:szCs w:val="27"/>
+        </w:rPr>
+      </w:pPr>
+      <w:r>
+        <w:rPr>
+          <w:rStyle w:val="apple-converted-space"/>
+          <w:rFonts w:ascii="-webkit-standard" w:hAnsi="-webkit-standard"/>
+          <w:color w:val="000000" w:themeColor="text1"/>
+          <w:sz w:val="27"/>
+          <w:szCs w:val="27"/>
+        </w:rPr>
+        <w:t xml:space="preserve">            </w:t>
+      </w:r>
+      <w:proofErr w:type="spellStart"/>
+      <w:r>
+        <w:rPr>
+          <w:rStyle w:val="apple-converted-space"/>
+          <w:rFonts w:ascii="-webkit-standard" w:hAnsi="-webkit-standard"/>
+          <w:color w:val="000000" w:themeColor="text1"/>
+          <w:sz w:val="27"/>
+          <w:szCs w:val="27"/>
+        </w:rPr>
+        <w:t>currentName</w:t>
+      </w:r>
+      <w:proofErr w:type="spellEnd"/>
+      <w:r>
+        <w:rPr>
+          <w:rStyle w:val="apple-converted-space"/>
+          <w:rFonts w:ascii="-webkit-standard" w:hAnsi="-webkit-standard"/>
+          <w:color w:val="000000" w:themeColor="text1"/>
+          <w:sz w:val="27"/>
+          <w:szCs w:val="27"/>
+        </w:rPr>
+        <w:t>: route.</w:t>
+      </w:r>
+      <w:proofErr w:type="spellStart"/>
+      <w:proofErr w:type="gramStart"/>
+      <w:r>
+        <w:rPr>
+          <w:rStyle w:val="apple-converted-space"/>
+          <w:rFonts w:ascii="-webkit-standard" w:hAnsi="-webkit-standard"/>
+          <w:color w:val="000000" w:themeColor="text1"/>
+          <w:sz w:val="27"/>
+          <w:szCs w:val="27"/>
+        </w:rPr>
+        <w:t>params</w:t>
+      </w:r>
+      <w:proofErr w:type="spellEnd"/>
+      <w:r>
+        <w:rPr>
+          <w:rStyle w:val="apple-converted-space"/>
+          <w:rFonts w:ascii="-webkit-standard" w:hAnsi="-webkit-standard"/>
+          <w:color w:val="000000" w:themeColor="text1"/>
+          <w:sz w:val="27"/>
+          <w:szCs w:val="27"/>
+        </w:rPr>
+        <w:t>?.</w:t>
+      </w:r>
+      <w:proofErr w:type="spellStart"/>
+      <w:proofErr w:type="gramEnd"/>
+      <w:r>
+        <w:rPr>
+          <w:rStyle w:val="apple-converted-space"/>
+          <w:rFonts w:ascii="-webkit-standard" w:hAnsi="-webkit-standard"/>
+          <w:color w:val="000000" w:themeColor="text1"/>
+          <w:sz w:val="27"/>
+          <w:szCs w:val="27"/>
+        </w:rPr>
+        <w:t>currentName</w:t>
+      </w:r>
+      <w:proofErr w:type="spellEnd"/>
+      <w:r>
+        <w:rPr>
+          <w:rStyle w:val="apple-converted-space"/>
+          <w:rFonts w:ascii="-webkit-standard" w:hAnsi="-webkit-standard"/>
+          <w:color w:val="000000" w:themeColor="text1"/>
+          <w:sz w:val="27"/>
+          <w:szCs w:val="27"/>
+        </w:rPr>
+        <w:t xml:space="preserve"> || "",</w:t>
+      </w:r>
+    </w:p>
+    <w:p>
+      <w:pPr>
+        <w:rPr>
+          <w:rStyle w:val="apple-converted-space"/>
+          <w:rFonts w:ascii="-webkit-standard" w:hAnsi="-webkit-standard"/>
+          <w:color w:val="000000" w:themeColor="text1"/>
+          <w:sz w:val="27"/>
+          <w:szCs w:val="27"/>
+        </w:rPr>
+      </w:pPr>
+      <w:r>
+        <w:rPr>
+          <w:rStyle w:val="apple-converted-space"/>
+          <w:rFonts w:ascii="-webkit-standard" w:hAnsi="-webkit-standard"/>
+          <w:color w:val="000000" w:themeColor="text1"/>
+          <w:sz w:val="27"/>
+          <w:szCs w:val="27"/>
+        </w:rPr>
+        <w:t xml:space="preserve">            </w:t>
+      </w:r>
+      <w:proofErr w:type="spellStart"/>
+      <w:r>
+        <w:rPr>
+          <w:rStyle w:val="apple-converted-space"/>
+          <w:rFonts w:ascii="-webkit-standard" w:hAnsi="-webkit-standard"/>
+          <w:color w:val="000000" w:themeColor="text1"/>
+          <w:sz w:val="27"/>
+          <w:szCs w:val="27"/>
+        </w:rPr>
+        <w:t>currentPrice</w:t>
+      </w:r>
+      <w:proofErr w:type="spellEnd"/>
+      <w:r>
+        <w:rPr>
+          <w:rStyle w:val="apple-converted-space"/>
+          <w:rFonts w:ascii="-webkit-standard" w:hAnsi="-webkit-standard"/>
+          <w:color w:val="000000" w:themeColor="text1"/>
+          <w:sz w:val="27"/>
+          <w:szCs w:val="27"/>
+        </w:rPr>
+        <w:t>: route.</w:t>
+      </w:r>
+      <w:proofErr w:type="spellStart"/>
+      <w:proofErr w:type="gramStart"/>
+      <w:r>
+        <w:rPr>
+          <w:rStyle w:val="apple-converted-space"/>
+          <w:rFonts w:ascii="-webkit-standard" w:hAnsi="-webkit-standard"/>
+          <w:color w:val="000000" w:themeColor="text1"/>
+          <w:sz w:val="27"/>
+          <w:szCs w:val="27"/>
+        </w:rPr>
+        <w:t>params</w:t>
+      </w:r>
+      <w:proofErr w:type="spellEnd"/>
+      <w:r>
+        <w:rPr>
+          <w:rStyle w:val="apple-converted-space"/>
+          <w:rFonts w:ascii="-webkit-standard" w:hAnsi="-webkit-standard"/>
+          <w:color w:val="000000" w:themeColor="text1"/>
+          <w:sz w:val="27"/>
+          <w:szCs w:val="27"/>
+        </w:rPr>
+        <w:t>?.</w:t>
+      </w:r>
+      <w:proofErr w:type="spellStart"/>
+      <w:proofErr w:type="gramEnd"/>
+      <w:r>
+        <w:rPr>
+          <w:rStyle w:val="apple-converted-space"/>
+          <w:rFonts w:ascii="-webkit-standard" w:hAnsi="-webkit-standard"/>
+          <w:color w:val="000000" w:themeColor="text1"/>
+          <w:sz w:val="27"/>
+          <w:szCs w:val="27"/>
+        </w:rPr>
+        <w:t>currentPrice</w:t>
+      </w:r>
+      <w:proofErr w:type="spellEnd"/>
+      <w:r>
+        <w:rPr>
+          <w:rStyle w:val="apple-converted-space"/>
+          <w:rFonts w:ascii="-webkit-standard" w:hAnsi="-webkit-standard"/>
+          <w:color w:val="000000" w:themeColor="text1"/>
+          <w:sz w:val="27"/>
+          <w:szCs w:val="27"/>
+        </w:rPr>
+        <w:t xml:space="preserve"> || "",</w:t>
+      </w:r>
+    </w:p>
+    <w:p>
+      <w:pPr>
+        <w:rPr>
+          <w:rStyle w:val="apple-converted-space"/>
+          <w:rFonts w:ascii="-webkit-standard" w:hAnsi="-webkit-standard"/>
+          <w:color w:val="000000" w:themeColor="text1"/>
+          <w:sz w:val="27"/>
+          <w:szCs w:val="27"/>
+        </w:rPr>
+      </w:pPr>
+      <w:r>
+        <w:rPr>
+          <w:rStyle w:val="apple-converted-space"/>
+          <w:rFonts w:ascii="-webkit-standard" w:hAnsi="-webkit-standard"/>
+          <w:color w:val="000000" w:themeColor="text1"/>
+          <w:sz w:val="27"/>
+          <w:szCs w:val="27"/>
+        </w:rPr>
+        <w:t xml:space="preserve">            </w:t>
+      </w:r>
+      <w:proofErr w:type="spellStart"/>
+      <w:r>
+        <w:rPr>
+          <w:rStyle w:val="apple-converted-space"/>
+          <w:rFonts w:ascii="-webkit-standard" w:hAnsi="-webkit-standard"/>
+          <w:color w:val="000000" w:themeColor="text1"/>
+          <w:sz w:val="27"/>
+          <w:szCs w:val="27"/>
+        </w:rPr>
+        <w:t>currentBarcode</w:t>
+      </w:r>
+      <w:proofErr w:type="spellEnd"/>
+      <w:r>
+        <w:rPr>
+          <w:rStyle w:val="apple-converted-space"/>
+          <w:rFonts w:ascii="-webkit-standard" w:hAnsi="-webkit-standard"/>
+          <w:color w:val="000000" w:themeColor="text1"/>
+          <w:sz w:val="27"/>
+          <w:szCs w:val="27"/>
+        </w:rPr>
+        <w:t>: route.</w:t>
+      </w:r>
+      <w:proofErr w:type="spellStart"/>
+      <w:proofErr w:type="gramStart"/>
+      <w:r>
+        <w:rPr>
+          <w:rStyle w:val="apple-converted-space"/>
+          <w:rFonts w:ascii="-webkit-standard" w:hAnsi="-webkit-standard"/>
+          <w:color w:val="000000" w:themeColor="text1"/>
+          <w:sz w:val="27"/>
+          <w:szCs w:val="27"/>
+        </w:rPr>
+        <w:t>params</w:t>
+      </w:r>
+      <w:proofErr w:type="spellEnd"/>
+      <w:r>
+        <w:rPr>
+          <w:rStyle w:val="apple-converted-space"/>
+          <w:rFonts w:ascii="-webkit-standard" w:hAnsi="-webkit-standard"/>
+          <w:color w:val="000000" w:themeColor="text1"/>
+          <w:sz w:val="27"/>
+          <w:szCs w:val="27"/>
+        </w:rPr>
+        <w:t>?.</w:t>
+      </w:r>
+      <w:proofErr w:type="spellStart"/>
+      <w:proofErr w:type="gramEnd"/>
+      <w:r>
+        <w:rPr>
+          <w:rStyle w:val="apple-converted-space"/>
+          <w:rFonts w:ascii="-webkit-standard" w:hAnsi="-webkit-standard"/>
+          <w:color w:val="000000" w:themeColor="text1"/>
+          <w:sz w:val="27"/>
+          <w:szCs w:val="27"/>
+        </w:rPr>
+        <w:t>currentBarcode</w:t>
+      </w:r>
+      <w:proofErr w:type="spellEnd"/>
+      <w:r>
+        <w:rPr>
+          <w:rStyle w:val="apple-converted-space"/>
+          <w:rFonts w:ascii="-webkit-standard" w:hAnsi="-webkit-standard"/>
+          <w:color w:val="000000" w:themeColor="text1"/>
+          <w:sz w:val="27"/>
+          <w:szCs w:val="27"/>
+        </w:rPr>
+        <w:t xml:space="preserve"> || "",</w:t>
+      </w:r>
+    </w:p>
+    <w:p>
+      <w:pPr>
+        <w:rPr>
+          <w:rStyle w:val="apple-converted-space"/>
+          <w:rFonts w:ascii="-webkit-standard" w:hAnsi="-webkit-standard"/>
+          <w:color w:val="000000" w:themeColor="text1"/>
+          <w:sz w:val="27"/>
+          <w:szCs w:val="27"/>
+        </w:rPr>
+      </w:pPr>
+      <w:r>
+        <w:rPr>
+          <w:rStyle w:val="apple-converted-space"/>
+          <w:rFonts w:ascii="-webkit-standard" w:hAnsi="-webkit-standard"/>
+          <w:color w:val="000000" w:themeColor="text1"/>
+          <w:sz w:val="27"/>
+          <w:szCs w:val="27"/>
+        </w:rPr>
+        <w:t xml:space="preserve">          });</w:t>
+      </w:r>
+    </w:p>
+    <w:p>
+      <w:pPr>
+        <w:rPr>
+          <w:rStyle w:val="apple-converted-space"/>
+          <w:rFonts w:ascii="-webkit-standard" w:hAnsi="-webkit-standard"/>
+          <w:color w:val="000000" w:themeColor="text1"/>
+          <w:sz w:val="27"/>
+          <w:szCs w:val="27"/>
+        </w:rPr>
+      </w:pPr>
+      <w:r>
+        <w:rPr>
+          <w:rStyle w:val="apple-converted-space"/>
+          <w:rFonts w:ascii="-webkit-standard" w:hAnsi="-webkit-standard"/>
+          <w:color w:val="000000" w:themeColor="text1"/>
+          <w:sz w:val="27"/>
+          <w:szCs w:val="27"/>
+        </w:rPr>
+        <w:t xml:space="preserve">        },</w:t>
+      </w:r>
+    </w:p>
+    <w:p>
+      <w:pPr>
+        <w:rPr>
+          <w:rStyle w:val="apple-converted-space"/>
+          <w:rFonts w:ascii="-webkit-standard" w:hAnsi="-webkit-standard"/>
+          <w:color w:val="000000" w:themeColor="text1"/>
+          <w:sz w:val="27"/>
+          <w:szCs w:val="27"/>
+        </w:rPr>
+      </w:pPr>
+      <w:r>
+        <w:rPr>
+          <w:rStyle w:val="apple-converted-space"/>
+          <w:rFonts w:ascii="-webkit-standard" w:hAnsi="-webkit-standard"/>
+          <w:color w:val="000000" w:themeColor="text1"/>
+          <w:sz w:val="27"/>
+          <w:szCs w:val="27"/>
+        </w:rPr>
+        <w:t xml:space="preserve">      },</w:t>
+      </w:r>
+    </w:p>
+    <w:p>
+      <w:pPr>
+        <w:rPr>
+          <w:rStyle w:val="apple-converted-space"/>
+          <w:rFonts w:ascii="-webkit-standard" w:hAnsi="-webkit-standard"/>
+          <w:color w:val="000000" w:themeColor="text1"/>
+          <w:sz w:val="27"/>
+          <w:szCs w:val="27"/>
+        </w:rPr>
+      </w:pPr>
+      <w:r>
+        <w:rPr>
+          <w:rStyle w:val="apple-converted-space"/>
+          <w:rFonts w:ascii="-webkit-standard" w:hAnsi="-webkit-standard"/>
+          <w:color w:val="000000" w:themeColor="text1"/>
+          <w:sz w:val="27"/>
+          <w:szCs w:val="27"/>
+        </w:rPr>
+        <w:t xml:space="preserve">    ]);</w:t>
+      </w:r>
+    </w:p>
+    <w:p>
+      <w:pPr>
+        <w:rPr>
+          <w:rStyle w:val="apple-converted-space"/>
+          <w:rFonts w:ascii="-webkit-standard" w:hAnsi="-webkit-standard"/>
+          <w:color w:val="000000" w:themeColor="text1"/>
+          <w:sz w:val="27"/>
+          <w:szCs w:val="27"/>
+        </w:rPr>
+      </w:pPr>
+      <w:r>
+        <w:rPr>
+          <w:rStyle w:val="apple-converted-space"/>
+          <w:rFonts w:ascii="-webkit-standard" w:hAnsi="-webkit-standard"/>
+          <w:color w:val="000000" w:themeColor="text1"/>
+          <w:sz w:val="27"/>
+          <w:szCs w:val="27"/>
+        </w:rPr>
+        <w:t xml:space="preserve">  }</w:t>
+      </w:r>
+    </w:p>
+    <w:p>
+      <w:pPr>
+        <w:rPr>
+          <w:rStyle w:val="apple-converted-space"/>
+          <w:rFonts w:ascii="-webkit-standard" w:hAnsi="-webkit-standard"/>
+          <w:color w:val="000000" w:themeColor="text1"/>
+          <w:sz w:val="27"/>
+          <w:szCs w:val="27"/>
+        </w:rPr>
+      </w:pPr>
+    </w:p>
+    <w:p>
+      <w:pPr>
         <w:rPr>
           <w:rStyle w:val="apple-converted-space"/>
           <w:rFonts w:ascii="-webkit-standard" w:hAnsi="-webkit-standard"/>
@@ -5987,21 +7653,7 @@
         <w:rPr>
           <w:color w:val="000000" w:themeColor="text1"/>
         </w:rPr>
-        <w:t>Permitir que a tela funcione corretamente em dispositivos menores (</w:t>
-      </w:r>
-      <w:proofErr w:type="spellStart"/>
-      <w:r>
-        <w:rPr>
-          <w:color w:val="000000" w:themeColor="text1"/>
-        </w:rPr>
-        <w:t>ex</w:t>
-      </w:r>
-      <w:proofErr w:type="spellEnd"/>
-      <w:r>
-        <w:rPr>
-          <w:color w:val="000000" w:themeColor="text1"/>
-        </w:rPr>
-        <w:t>: iPhone), mantendo:</w:t>
+        <w:t>Permitir que a tela funcione corretamente em dispositivos menores, mantendo:</w:t>
       </w:r>
     </w:p>
     <w:p>
@@ -6166,10 +7818,7 @@
         <w:br/>
       </w:r>
       <w:r>
-        <w:t xml:space="preserve">  </w:t>
-      </w:r>
-      <w:r>
-        <w:t>&lt;</w:t>
+        <w:t xml:space="preserve">  &lt;</w:t>
       </w:r>
       <w:proofErr w:type="spellStart"/>
       <w:r>
@@ -6217,14 +7866,7 @@
           <w:rStyle w:val="v"/>
           <w:color w:val="000000" w:themeColor="text1"/>
         </w:rPr>
-        <w:t>f</w:t>
-      </w:r>
-      <w:r>
-        <w:rPr>
-          <w:rStyle w:val="v"/>
-          <w:color w:val="000000" w:themeColor="text1"/>
-        </w:rPr>
-        <w:t>unction</w:t>
+        <w:t>function</w:t>
       </w:r>
       <w:proofErr w:type="spellEnd"/>
       <w:r>
@@ -6760,79 +8402,79 @@
           <w:rStyle w:val="11"/>
           <w:color w:val="000000" w:themeColor="text1"/>
         </w:rPr>
+        <w:t>contentContainerStyle</w:t>
+      </w:r>
+      <w:proofErr w:type="spellEnd"/>
+      <w:r>
+        <w:rPr>
+          <w:rStyle w:val="v"/>
+          <w:color w:val="000000" w:themeColor="text1"/>
+        </w:rPr>
+        <w:t>=</w:t>
+      </w:r>
+      <w:r>
+        <w:rPr>
+          <w:color w:val="000000" w:themeColor="text1"/>
+        </w:rPr>
+        <w:t>{{</w:t>
+      </w:r>
+      <w:r>
+        <w:rPr>
+          <w:color w:val="000000" w:themeColor="text1"/>
+        </w:rPr>
+        <w:br/>
+      </w:r>
+      <w:r>
+        <w:rPr>
+          <w:color w:val="000000" w:themeColor="text1"/>
+        </w:rPr>
+        <w:t xml:space="preserve">  </w:t>
+      </w:r>
+      <w:proofErr w:type="spellStart"/>
+      <w:r>
+        <w:rPr>
+          <w:color w:val="000000" w:themeColor="text1"/>
+        </w:rPr>
+        <w:t>padding</w:t>
+      </w:r>
+      <w:proofErr w:type="spellEnd"/>
+      <w:r>
+        <w:rPr>
+          <w:color w:val="000000" w:themeColor="text1"/>
+        </w:rPr>
+        <w:t>:</w:t>
+      </w:r>
+      <w:r>
+        <w:rPr>
+          <w:rStyle w:val="apple-converted-space"/>
+          <w:color w:val="000000" w:themeColor="text1"/>
+        </w:rPr>
+        <w:t> </w:t>
+      </w:r>
+      <w:r>
+        <w:rPr>
+          <w:rStyle w:val="y"/>
+          <w:color w:val="000000" w:themeColor="text1"/>
+        </w:rPr>
+        <w:t>20</w:t>
+      </w:r>
+      <w:r>
+        <w:rPr>
+          <w:color w:val="000000" w:themeColor="text1"/>
+        </w:rPr>
+        <w:t>,</w:t>
+      </w:r>
+      <w:r>
+        <w:rPr>
+          <w:color w:val="000000" w:themeColor="text1"/>
+        </w:rPr>
+        <w:br/>
+      </w:r>
+      <w:r>
+        <w:rPr>
+          <w:color w:val="000000" w:themeColor="text1"/>
+        </w:rPr>
         <w:lastRenderedPageBreak/>
-        <w:t>contentContainerStyle</w:t>
-      </w:r>
-      <w:proofErr w:type="spellEnd"/>
-      <w:r>
-        <w:rPr>
-          <w:rStyle w:val="v"/>
-          <w:color w:val="000000" w:themeColor="text1"/>
-        </w:rPr>
-        <w:t>=</w:t>
-      </w:r>
-      <w:r>
-        <w:rPr>
-          <w:color w:val="000000" w:themeColor="text1"/>
-        </w:rPr>
-        <w:t>{{</w:t>
-      </w:r>
-      <w:r>
-        <w:rPr>
-          <w:color w:val="000000" w:themeColor="text1"/>
-        </w:rPr>
-        <w:br/>
-      </w:r>
-      <w:r>
-        <w:rPr>
-          <w:color w:val="000000" w:themeColor="text1"/>
-        </w:rPr>
-        <w:t xml:space="preserve">  </w:t>
-      </w:r>
-      <w:proofErr w:type="spellStart"/>
-      <w:r>
-        <w:rPr>
-          <w:color w:val="000000" w:themeColor="text1"/>
-        </w:rPr>
-        <w:t>padding</w:t>
-      </w:r>
-      <w:proofErr w:type="spellEnd"/>
-      <w:r>
-        <w:rPr>
-          <w:color w:val="000000" w:themeColor="text1"/>
-        </w:rPr>
-        <w:t>:</w:t>
-      </w:r>
-      <w:r>
-        <w:rPr>
-          <w:rStyle w:val="apple-converted-space"/>
-          <w:color w:val="000000" w:themeColor="text1"/>
-        </w:rPr>
-        <w:t> </w:t>
-      </w:r>
-      <w:r>
-        <w:rPr>
-          <w:rStyle w:val="y"/>
-          <w:color w:val="000000" w:themeColor="text1"/>
-        </w:rPr>
-        <w:t>20</w:t>
-      </w:r>
-      <w:r>
-        <w:rPr>
-          <w:color w:val="000000" w:themeColor="text1"/>
-        </w:rPr>
-        <w:t>,</w:t>
-      </w:r>
-      <w:r>
-        <w:rPr>
-          <w:color w:val="000000" w:themeColor="text1"/>
-        </w:rPr>
-        <w:br/>
-      </w:r>
-      <w:r>
-        <w:rPr>
-          <w:color w:val="000000" w:themeColor="text1"/>
-        </w:rPr>
         <w:t xml:space="preserve">  </w:t>
       </w:r>
       <w:proofErr w:type="spellStart"/>
@@ -7306,6 +8948,3598 @@
         </w:rPr>
         <w:br/>
         <w:t>}</w:t>
+      </w:r>
+    </w:p>
+    <w:p>
+      <w:pPr>
+        <w:pStyle w:val="NormalWeb"/>
+        <w:spacing w:before="0" w:beforeAutospacing="0" w:after="0" w:afterAutospacing="0"/>
+        <w:rPr>
+          <w:color w:val="000000" w:themeColor="text1"/>
+        </w:rPr>
+      </w:pPr>
+      <w:r>
+        <w:rPr>
+          <w:color w:val="000000" w:themeColor="text1"/>
+        </w:rPr>
+        <w:t>A versão final vai ficar assim:</w:t>
+      </w:r>
+      <w:r>
+        <w:rPr>
+          <w:color w:val="000000" w:themeColor="text1"/>
+        </w:rPr>
+        <w:br/>
+      </w:r>
+      <w:r>
+        <w:rPr>
+          <w:color w:val="000000" w:themeColor="text1"/>
+        </w:rPr>
+        <w:br/>
+      </w:r>
+      <w:proofErr w:type="spellStart"/>
+      <w:r>
+        <w:rPr>
+          <w:color w:val="000000" w:themeColor="text1"/>
+        </w:rPr>
+        <w:t>function</w:t>
+      </w:r>
+      <w:proofErr w:type="spellEnd"/>
+      <w:r>
+        <w:rPr>
+          <w:color w:val="000000" w:themeColor="text1"/>
+        </w:rPr>
+        <w:t xml:space="preserve"> </w:t>
+      </w:r>
+      <w:proofErr w:type="spellStart"/>
+      <w:r>
+        <w:rPr>
+          <w:color w:val="000000" w:themeColor="text1"/>
+        </w:rPr>
+        <w:t>renderHeader</w:t>
+      </w:r>
+      <w:proofErr w:type="spellEnd"/>
+      <w:r>
+        <w:rPr>
+          <w:color w:val="000000" w:themeColor="text1"/>
+        </w:rPr>
+        <w:t>() {</w:t>
+      </w:r>
+    </w:p>
+    <w:p>
+      <w:pPr>
+        <w:pStyle w:val="NormalWeb"/>
+        <w:spacing w:before="0" w:beforeAutospacing="0" w:after="0" w:afterAutospacing="0"/>
+        <w:rPr>
+          <w:color w:val="000000" w:themeColor="text1"/>
+        </w:rPr>
+      </w:pPr>
+      <w:r>
+        <w:rPr>
+          <w:color w:val="000000" w:themeColor="text1"/>
+        </w:rPr>
+        <w:t xml:space="preserve">    </w:t>
+      </w:r>
+      <w:proofErr w:type="spellStart"/>
+      <w:r>
+        <w:rPr>
+          <w:color w:val="000000" w:themeColor="text1"/>
+        </w:rPr>
+        <w:t>return</w:t>
+      </w:r>
+      <w:proofErr w:type="spellEnd"/>
+      <w:r>
+        <w:rPr>
+          <w:color w:val="000000" w:themeColor="text1"/>
+        </w:rPr>
+        <w:t xml:space="preserve"> (</w:t>
+      </w:r>
+    </w:p>
+    <w:p>
+      <w:pPr>
+        <w:pStyle w:val="NormalWeb"/>
+        <w:spacing w:before="0" w:beforeAutospacing="0" w:after="0" w:afterAutospacing="0"/>
+        <w:rPr>
+          <w:color w:val="000000" w:themeColor="text1"/>
+        </w:rPr>
+      </w:pPr>
+      <w:r>
+        <w:rPr>
+          <w:color w:val="000000" w:themeColor="text1"/>
+        </w:rPr>
+        <w:t xml:space="preserve">      &lt;</w:t>
+      </w:r>
+      <w:proofErr w:type="spellStart"/>
+      <w:r>
+        <w:rPr>
+          <w:color w:val="000000" w:themeColor="text1"/>
+        </w:rPr>
+        <w:t>View</w:t>
+      </w:r>
+      <w:proofErr w:type="spellEnd"/>
+      <w:r>
+        <w:rPr>
+          <w:color w:val="000000" w:themeColor="text1"/>
+        </w:rPr>
+        <w:t>&gt;</w:t>
+      </w:r>
+    </w:p>
+    <w:p>
+      <w:pPr>
+        <w:pStyle w:val="NormalWeb"/>
+        <w:spacing w:before="0" w:beforeAutospacing="0" w:after="0" w:afterAutospacing="0"/>
+        <w:rPr>
+          <w:color w:val="000000" w:themeColor="text1"/>
+        </w:rPr>
+      </w:pPr>
+      <w:r>
+        <w:rPr>
+          <w:color w:val="000000" w:themeColor="text1"/>
+        </w:rPr>
+        <w:t xml:space="preserve">        &lt;</w:t>
+      </w:r>
+      <w:proofErr w:type="spellStart"/>
+      <w:r>
+        <w:rPr>
+          <w:color w:val="000000" w:themeColor="text1"/>
+        </w:rPr>
+        <w:t>Text</w:t>
+      </w:r>
+      <w:proofErr w:type="spellEnd"/>
+      <w:r>
+        <w:rPr>
+          <w:color w:val="000000" w:themeColor="text1"/>
+        </w:rPr>
+        <w:t xml:space="preserve"> </w:t>
+      </w:r>
+      <w:proofErr w:type="spellStart"/>
+      <w:r>
+        <w:rPr>
+          <w:color w:val="000000" w:themeColor="text1"/>
+        </w:rPr>
+        <w:t>style</w:t>
+      </w:r>
+      <w:proofErr w:type="spellEnd"/>
+      <w:r>
+        <w:rPr>
+          <w:color w:val="000000" w:themeColor="text1"/>
+        </w:rPr>
+        <w:t xml:space="preserve">={{ </w:t>
+      </w:r>
+      <w:proofErr w:type="spellStart"/>
+      <w:r>
+        <w:rPr>
+          <w:color w:val="000000" w:themeColor="text1"/>
+        </w:rPr>
+        <w:t>fontSize</w:t>
+      </w:r>
+      <w:proofErr w:type="spellEnd"/>
+      <w:r>
+        <w:rPr>
+          <w:color w:val="000000" w:themeColor="text1"/>
+        </w:rPr>
+        <w:t xml:space="preserve">: 24, </w:t>
+      </w:r>
+      <w:proofErr w:type="spellStart"/>
+      <w:r>
+        <w:rPr>
+          <w:color w:val="000000" w:themeColor="text1"/>
+        </w:rPr>
+        <w:t>marginTop</w:t>
+      </w:r>
+      <w:proofErr w:type="spellEnd"/>
+      <w:r>
+        <w:rPr>
+          <w:color w:val="000000" w:themeColor="text1"/>
+        </w:rPr>
+        <w:t xml:space="preserve">: 40, </w:t>
+      </w:r>
+      <w:proofErr w:type="spellStart"/>
+      <w:r>
+        <w:rPr>
+          <w:color w:val="000000" w:themeColor="text1"/>
+        </w:rPr>
+        <w:t>marginBottom</w:t>
+      </w:r>
+      <w:proofErr w:type="spellEnd"/>
+      <w:r>
+        <w:rPr>
+          <w:color w:val="000000" w:themeColor="text1"/>
+        </w:rPr>
+        <w:t>: 20 }}&gt;</w:t>
+      </w:r>
+    </w:p>
+    <w:p>
+      <w:pPr>
+        <w:pStyle w:val="NormalWeb"/>
+        <w:spacing w:before="0" w:beforeAutospacing="0" w:after="0" w:afterAutospacing="0"/>
+        <w:rPr>
+          <w:color w:val="000000" w:themeColor="text1"/>
+        </w:rPr>
+      </w:pPr>
+      <w:r>
+        <w:rPr>
+          <w:color w:val="000000" w:themeColor="text1"/>
+        </w:rPr>
+        <w:t xml:space="preserve">          Bem-vindo!</w:t>
+      </w:r>
+    </w:p>
+    <w:p>
+      <w:pPr>
+        <w:pStyle w:val="NormalWeb"/>
+        <w:spacing w:before="0" w:beforeAutospacing="0" w:after="0" w:afterAutospacing="0"/>
+        <w:rPr>
+          <w:color w:val="000000" w:themeColor="text1"/>
+        </w:rPr>
+      </w:pPr>
+      <w:r>
+        <w:rPr>
+          <w:color w:val="000000" w:themeColor="text1"/>
+        </w:rPr>
+        <w:t xml:space="preserve">        &lt;/</w:t>
+      </w:r>
+      <w:proofErr w:type="spellStart"/>
+      <w:r>
+        <w:rPr>
+          <w:color w:val="000000" w:themeColor="text1"/>
+        </w:rPr>
+        <w:t>Text</w:t>
+      </w:r>
+      <w:proofErr w:type="spellEnd"/>
+      <w:r>
+        <w:rPr>
+          <w:color w:val="000000" w:themeColor="text1"/>
+        </w:rPr>
+        <w:t>&gt;</w:t>
+      </w:r>
+    </w:p>
+    <w:p>
+      <w:pPr>
+        <w:pStyle w:val="NormalWeb"/>
+        <w:spacing w:before="0" w:beforeAutospacing="0" w:after="0" w:afterAutospacing="0"/>
+        <w:rPr>
+          <w:color w:val="000000" w:themeColor="text1"/>
+        </w:rPr>
+      </w:pPr>
+    </w:p>
+    <w:p>
+      <w:pPr>
+        <w:pStyle w:val="NormalWeb"/>
+        <w:spacing w:before="0" w:beforeAutospacing="0" w:after="0" w:afterAutospacing="0"/>
+        <w:rPr>
+          <w:color w:val="000000" w:themeColor="text1"/>
+        </w:rPr>
+      </w:pPr>
+      <w:r>
+        <w:rPr>
+          <w:color w:val="000000" w:themeColor="text1"/>
+        </w:rPr>
+        <w:t xml:space="preserve">        &lt;</w:t>
+      </w:r>
+      <w:proofErr w:type="spellStart"/>
+      <w:r>
+        <w:rPr>
+          <w:color w:val="000000" w:themeColor="text1"/>
+        </w:rPr>
+        <w:t>View</w:t>
+      </w:r>
+      <w:proofErr w:type="spellEnd"/>
+      <w:r>
+        <w:rPr>
+          <w:color w:val="000000" w:themeColor="text1"/>
+        </w:rPr>
+        <w:t xml:space="preserve"> </w:t>
+      </w:r>
+      <w:proofErr w:type="spellStart"/>
+      <w:r>
+        <w:rPr>
+          <w:color w:val="000000" w:themeColor="text1"/>
+        </w:rPr>
+        <w:t>style</w:t>
+      </w:r>
+      <w:proofErr w:type="spellEnd"/>
+      <w:r>
+        <w:rPr>
+          <w:color w:val="000000" w:themeColor="text1"/>
+        </w:rPr>
+        <w:t xml:space="preserve">={{ </w:t>
+      </w:r>
+      <w:proofErr w:type="spellStart"/>
+      <w:r>
+        <w:rPr>
+          <w:color w:val="000000" w:themeColor="text1"/>
+        </w:rPr>
+        <w:t>marginBottom</w:t>
+      </w:r>
+      <w:proofErr w:type="spellEnd"/>
+      <w:r>
+        <w:rPr>
+          <w:color w:val="000000" w:themeColor="text1"/>
+        </w:rPr>
+        <w:t>: 20 }}&gt;</w:t>
+      </w:r>
+    </w:p>
+    <w:p>
+      <w:pPr>
+        <w:pStyle w:val="NormalWeb"/>
+        <w:spacing w:before="0" w:beforeAutospacing="0" w:after="0" w:afterAutospacing="0"/>
+        <w:rPr>
+          <w:color w:val="000000" w:themeColor="text1"/>
+        </w:rPr>
+      </w:pPr>
+      <w:r>
+        <w:rPr>
+          <w:color w:val="000000" w:themeColor="text1"/>
+        </w:rPr>
+        <w:t xml:space="preserve">          &lt;Button </w:t>
+      </w:r>
+      <w:proofErr w:type="spellStart"/>
+      <w:r>
+        <w:rPr>
+          <w:color w:val="000000" w:themeColor="text1"/>
+        </w:rPr>
+        <w:t>title</w:t>
+      </w:r>
+      <w:proofErr w:type="spellEnd"/>
+      <w:r>
+        <w:rPr>
+          <w:color w:val="000000" w:themeColor="text1"/>
+        </w:rPr>
+        <w:t xml:space="preserve">="Ler código de barras" </w:t>
+      </w:r>
+      <w:proofErr w:type="spellStart"/>
+      <w:r>
+        <w:rPr>
+          <w:color w:val="000000" w:themeColor="text1"/>
+        </w:rPr>
+        <w:t>onPress</w:t>
+      </w:r>
+      <w:proofErr w:type="spellEnd"/>
+      <w:r>
+        <w:rPr>
+          <w:color w:val="000000" w:themeColor="text1"/>
+        </w:rPr>
+        <w:t>={</w:t>
+      </w:r>
+      <w:proofErr w:type="spellStart"/>
+      <w:r>
+        <w:rPr>
+          <w:color w:val="000000" w:themeColor="text1"/>
+        </w:rPr>
+        <w:t>handleOpenScanner</w:t>
+      </w:r>
+      <w:proofErr w:type="spellEnd"/>
+      <w:r>
+        <w:rPr>
+          <w:color w:val="000000" w:themeColor="text1"/>
+        </w:rPr>
+        <w:t>} /&gt;</w:t>
+      </w:r>
+    </w:p>
+    <w:p>
+      <w:pPr>
+        <w:pStyle w:val="NormalWeb"/>
+        <w:spacing w:before="0" w:beforeAutospacing="0" w:after="0" w:afterAutospacing="0"/>
+        <w:rPr>
+          <w:color w:val="000000" w:themeColor="text1"/>
+        </w:rPr>
+      </w:pPr>
+      <w:r>
+        <w:rPr>
+          <w:color w:val="000000" w:themeColor="text1"/>
+        </w:rPr>
+        <w:t xml:space="preserve">        &lt;/</w:t>
+      </w:r>
+      <w:proofErr w:type="spellStart"/>
+      <w:r>
+        <w:rPr>
+          <w:color w:val="000000" w:themeColor="text1"/>
+        </w:rPr>
+        <w:t>View</w:t>
+      </w:r>
+      <w:proofErr w:type="spellEnd"/>
+      <w:r>
+        <w:rPr>
+          <w:color w:val="000000" w:themeColor="text1"/>
+        </w:rPr>
+        <w:t>&gt;</w:t>
+      </w:r>
+    </w:p>
+    <w:p>
+      <w:pPr>
+        <w:pStyle w:val="NormalWeb"/>
+        <w:spacing w:before="0" w:beforeAutospacing="0" w:after="0" w:afterAutospacing="0"/>
+        <w:rPr>
+          <w:color w:val="000000" w:themeColor="text1"/>
+        </w:rPr>
+      </w:pPr>
+    </w:p>
+    <w:p>
+      <w:pPr>
+        <w:pStyle w:val="NormalWeb"/>
+        <w:spacing w:before="0" w:beforeAutospacing="0" w:after="0" w:afterAutospacing="0"/>
+        <w:rPr>
+          <w:color w:val="000000" w:themeColor="text1"/>
+        </w:rPr>
+      </w:pPr>
+      <w:r>
+        <w:rPr>
+          <w:color w:val="000000" w:themeColor="text1"/>
+        </w:rPr>
+        <w:t xml:space="preserve">        &lt;</w:t>
+      </w:r>
+      <w:proofErr w:type="spellStart"/>
+      <w:r>
+        <w:rPr>
+          <w:color w:val="000000" w:themeColor="text1"/>
+        </w:rPr>
+        <w:t>TextInput</w:t>
+      </w:r>
+      <w:proofErr w:type="spellEnd"/>
+    </w:p>
+    <w:p>
+      <w:pPr>
+        <w:pStyle w:val="NormalWeb"/>
+        <w:spacing w:before="0" w:beforeAutospacing="0" w:after="0" w:afterAutospacing="0"/>
+        <w:rPr>
+          <w:color w:val="000000" w:themeColor="text1"/>
+        </w:rPr>
+      </w:pPr>
+      <w:r>
+        <w:rPr>
+          <w:color w:val="000000" w:themeColor="text1"/>
+        </w:rPr>
+        <w:t xml:space="preserve">          </w:t>
+      </w:r>
+      <w:proofErr w:type="spellStart"/>
+      <w:r>
+        <w:rPr>
+          <w:color w:val="000000" w:themeColor="text1"/>
+        </w:rPr>
+        <w:t>placeholder</w:t>
+      </w:r>
+      <w:proofErr w:type="spellEnd"/>
+      <w:r>
+        <w:rPr>
+          <w:color w:val="000000" w:themeColor="text1"/>
+        </w:rPr>
+        <w:t>="Nome do produto"</w:t>
+      </w:r>
+    </w:p>
+    <w:p>
+      <w:pPr>
+        <w:pStyle w:val="NormalWeb"/>
+        <w:spacing w:before="0" w:beforeAutospacing="0" w:after="0" w:afterAutospacing="0"/>
+        <w:rPr>
+          <w:color w:val="000000" w:themeColor="text1"/>
+        </w:rPr>
+      </w:pPr>
+      <w:r>
+        <w:rPr>
+          <w:color w:val="000000" w:themeColor="text1"/>
+        </w:rPr>
+        <w:t xml:space="preserve">          </w:t>
+      </w:r>
+      <w:proofErr w:type="spellStart"/>
+      <w:r>
+        <w:rPr>
+          <w:color w:val="000000" w:themeColor="text1"/>
+        </w:rPr>
+        <w:t>value</w:t>
+      </w:r>
+      <w:proofErr w:type="spellEnd"/>
+      <w:r>
+        <w:rPr>
+          <w:color w:val="000000" w:themeColor="text1"/>
+        </w:rPr>
+        <w:t>={</w:t>
+      </w:r>
+      <w:proofErr w:type="spellStart"/>
+      <w:r>
+        <w:rPr>
+          <w:color w:val="000000" w:themeColor="text1"/>
+        </w:rPr>
+        <w:t>name</w:t>
+      </w:r>
+      <w:proofErr w:type="spellEnd"/>
+      <w:r>
+        <w:rPr>
+          <w:color w:val="000000" w:themeColor="text1"/>
+        </w:rPr>
+        <w:t>}</w:t>
+      </w:r>
+    </w:p>
+    <w:p>
+      <w:pPr>
+        <w:pStyle w:val="NormalWeb"/>
+        <w:spacing w:before="0" w:beforeAutospacing="0" w:after="0" w:afterAutospacing="0"/>
+        <w:rPr>
+          <w:color w:val="000000" w:themeColor="text1"/>
+        </w:rPr>
+      </w:pPr>
+      <w:r>
+        <w:rPr>
+          <w:color w:val="000000" w:themeColor="text1"/>
+        </w:rPr>
+        <w:t xml:space="preserve">          </w:t>
+      </w:r>
+      <w:proofErr w:type="spellStart"/>
+      <w:r>
+        <w:rPr>
+          <w:color w:val="000000" w:themeColor="text1"/>
+        </w:rPr>
+        <w:t>onChangeText</w:t>
+      </w:r>
+      <w:proofErr w:type="spellEnd"/>
+      <w:r>
+        <w:rPr>
+          <w:color w:val="000000" w:themeColor="text1"/>
+        </w:rPr>
+        <w:t>={</w:t>
+      </w:r>
+      <w:proofErr w:type="spellStart"/>
+      <w:r>
+        <w:rPr>
+          <w:color w:val="000000" w:themeColor="text1"/>
+        </w:rPr>
+        <w:t>setName</w:t>
+      </w:r>
+      <w:proofErr w:type="spellEnd"/>
+      <w:r>
+        <w:rPr>
+          <w:color w:val="000000" w:themeColor="text1"/>
+        </w:rPr>
+        <w:t>}</w:t>
+      </w:r>
+    </w:p>
+    <w:p>
+      <w:pPr>
+        <w:pStyle w:val="NormalWeb"/>
+        <w:spacing w:before="0" w:beforeAutospacing="0" w:after="0" w:afterAutospacing="0"/>
+        <w:rPr>
+          <w:color w:val="000000" w:themeColor="text1"/>
+        </w:rPr>
+      </w:pPr>
+      <w:r>
+        <w:rPr>
+          <w:color w:val="000000" w:themeColor="text1"/>
+        </w:rPr>
+        <w:t xml:space="preserve">          </w:t>
+      </w:r>
+      <w:proofErr w:type="spellStart"/>
+      <w:r>
+        <w:rPr>
+          <w:color w:val="000000" w:themeColor="text1"/>
+        </w:rPr>
+        <w:t>style</w:t>
+      </w:r>
+      <w:proofErr w:type="spellEnd"/>
+      <w:r>
+        <w:rPr>
+          <w:color w:val="000000" w:themeColor="text1"/>
+        </w:rPr>
+        <w:t>={{</w:t>
+      </w:r>
+    </w:p>
+    <w:p>
+      <w:pPr>
+        <w:pStyle w:val="NormalWeb"/>
+        <w:spacing w:before="0" w:beforeAutospacing="0" w:after="0" w:afterAutospacing="0"/>
+        <w:rPr>
+          <w:color w:val="000000" w:themeColor="text1"/>
+        </w:rPr>
+      </w:pPr>
+      <w:r>
+        <w:rPr>
+          <w:color w:val="000000" w:themeColor="text1"/>
+        </w:rPr>
+        <w:t xml:space="preserve">            </w:t>
+      </w:r>
+      <w:proofErr w:type="spellStart"/>
+      <w:r>
+        <w:rPr>
+          <w:color w:val="000000" w:themeColor="text1"/>
+        </w:rPr>
+        <w:t>borderWidth</w:t>
+      </w:r>
+      <w:proofErr w:type="spellEnd"/>
+      <w:r>
+        <w:rPr>
+          <w:color w:val="000000" w:themeColor="text1"/>
+        </w:rPr>
+        <w:t>: 1,</w:t>
+      </w:r>
+    </w:p>
+    <w:p>
+      <w:pPr>
+        <w:pStyle w:val="NormalWeb"/>
+        <w:spacing w:before="0" w:beforeAutospacing="0" w:after="0" w:afterAutospacing="0"/>
+        <w:rPr>
+          <w:color w:val="000000" w:themeColor="text1"/>
+        </w:rPr>
+      </w:pPr>
+      <w:r>
+        <w:rPr>
+          <w:color w:val="000000" w:themeColor="text1"/>
+        </w:rPr>
+        <w:t xml:space="preserve">            </w:t>
+      </w:r>
+      <w:proofErr w:type="spellStart"/>
+      <w:r>
+        <w:rPr>
+          <w:color w:val="000000" w:themeColor="text1"/>
+        </w:rPr>
+        <w:t>marginBottom</w:t>
+      </w:r>
+      <w:proofErr w:type="spellEnd"/>
+      <w:r>
+        <w:rPr>
+          <w:color w:val="000000" w:themeColor="text1"/>
+        </w:rPr>
+        <w:t>: 10,</w:t>
+      </w:r>
+    </w:p>
+    <w:p>
+      <w:pPr>
+        <w:pStyle w:val="NormalWeb"/>
+        <w:spacing w:before="0" w:beforeAutospacing="0" w:after="0" w:afterAutospacing="0"/>
+        <w:rPr>
+          <w:color w:val="000000" w:themeColor="text1"/>
+        </w:rPr>
+      </w:pPr>
+      <w:r>
+        <w:rPr>
+          <w:color w:val="000000" w:themeColor="text1"/>
+        </w:rPr>
+        <w:t xml:space="preserve">            </w:t>
+      </w:r>
+      <w:proofErr w:type="spellStart"/>
+      <w:r>
+        <w:rPr>
+          <w:color w:val="000000" w:themeColor="text1"/>
+        </w:rPr>
+        <w:t>padding</w:t>
+      </w:r>
+      <w:proofErr w:type="spellEnd"/>
+      <w:r>
+        <w:rPr>
+          <w:color w:val="000000" w:themeColor="text1"/>
+        </w:rPr>
+        <w:t>: 10,</w:t>
+      </w:r>
+    </w:p>
+    <w:p>
+      <w:pPr>
+        <w:pStyle w:val="NormalWeb"/>
+        <w:spacing w:before="0" w:beforeAutospacing="0" w:after="0" w:afterAutospacing="0"/>
+        <w:rPr>
+          <w:color w:val="000000" w:themeColor="text1"/>
+        </w:rPr>
+      </w:pPr>
+      <w:r>
+        <w:rPr>
+          <w:color w:val="000000" w:themeColor="text1"/>
+        </w:rPr>
+        <w:t xml:space="preserve">            </w:t>
+      </w:r>
+      <w:proofErr w:type="spellStart"/>
+      <w:r>
+        <w:rPr>
+          <w:color w:val="000000" w:themeColor="text1"/>
+        </w:rPr>
+        <w:t>borderRadius</w:t>
+      </w:r>
+      <w:proofErr w:type="spellEnd"/>
+      <w:r>
+        <w:rPr>
+          <w:color w:val="000000" w:themeColor="text1"/>
+        </w:rPr>
+        <w:t>: 5,</w:t>
+      </w:r>
+    </w:p>
+    <w:p>
+      <w:pPr>
+        <w:pStyle w:val="NormalWeb"/>
+        <w:spacing w:before="0" w:beforeAutospacing="0" w:after="0" w:afterAutospacing="0"/>
+        <w:rPr>
+          <w:color w:val="000000" w:themeColor="text1"/>
+        </w:rPr>
+      </w:pPr>
+      <w:r>
+        <w:rPr>
+          <w:color w:val="000000" w:themeColor="text1"/>
+        </w:rPr>
+        <w:t xml:space="preserve">          }}</w:t>
+      </w:r>
+    </w:p>
+    <w:p>
+      <w:pPr>
+        <w:pStyle w:val="NormalWeb"/>
+        <w:spacing w:before="0" w:beforeAutospacing="0" w:after="0" w:afterAutospacing="0"/>
+        <w:rPr>
+          <w:color w:val="000000" w:themeColor="text1"/>
+        </w:rPr>
+      </w:pPr>
+      <w:r>
+        <w:rPr>
+          <w:color w:val="000000" w:themeColor="text1"/>
+        </w:rPr>
+        <w:t xml:space="preserve">        /&gt;</w:t>
+      </w:r>
+    </w:p>
+    <w:p>
+      <w:pPr>
+        <w:pStyle w:val="NormalWeb"/>
+        <w:spacing w:before="0" w:beforeAutospacing="0" w:after="0" w:afterAutospacing="0"/>
+        <w:rPr>
+          <w:color w:val="000000" w:themeColor="text1"/>
+        </w:rPr>
+      </w:pPr>
+    </w:p>
+    <w:p>
+      <w:pPr>
+        <w:pStyle w:val="NormalWeb"/>
+        <w:spacing w:before="0" w:beforeAutospacing="0" w:after="0" w:afterAutospacing="0"/>
+        <w:rPr>
+          <w:color w:val="000000" w:themeColor="text1"/>
+        </w:rPr>
+      </w:pPr>
+      <w:r>
+        <w:rPr>
+          <w:color w:val="000000" w:themeColor="text1"/>
+        </w:rPr>
+        <w:t xml:space="preserve">        &lt;</w:t>
+      </w:r>
+      <w:proofErr w:type="spellStart"/>
+      <w:r>
+        <w:rPr>
+          <w:color w:val="000000" w:themeColor="text1"/>
+        </w:rPr>
+        <w:t>TextInput</w:t>
+      </w:r>
+      <w:proofErr w:type="spellEnd"/>
+    </w:p>
+    <w:p>
+      <w:pPr>
+        <w:pStyle w:val="NormalWeb"/>
+        <w:spacing w:before="0" w:beforeAutospacing="0" w:after="0" w:afterAutospacing="0"/>
+        <w:rPr>
+          <w:color w:val="000000" w:themeColor="text1"/>
+        </w:rPr>
+      </w:pPr>
+      <w:r>
+        <w:rPr>
+          <w:color w:val="000000" w:themeColor="text1"/>
+        </w:rPr>
+        <w:t xml:space="preserve">          </w:t>
+      </w:r>
+      <w:proofErr w:type="spellStart"/>
+      <w:r>
+        <w:rPr>
+          <w:color w:val="000000" w:themeColor="text1"/>
+        </w:rPr>
+        <w:t>placeholder</w:t>
+      </w:r>
+      <w:proofErr w:type="spellEnd"/>
+      <w:r>
+        <w:rPr>
+          <w:color w:val="000000" w:themeColor="text1"/>
+        </w:rPr>
+        <w:t>="Preço"</w:t>
+      </w:r>
+    </w:p>
+    <w:p>
+      <w:pPr>
+        <w:pStyle w:val="NormalWeb"/>
+        <w:spacing w:before="0" w:beforeAutospacing="0" w:after="0" w:afterAutospacing="0"/>
+        <w:rPr>
+          <w:color w:val="000000" w:themeColor="text1"/>
+        </w:rPr>
+      </w:pPr>
+      <w:r>
+        <w:rPr>
+          <w:color w:val="000000" w:themeColor="text1"/>
+        </w:rPr>
+        <w:t xml:space="preserve">          </w:t>
+      </w:r>
+      <w:proofErr w:type="spellStart"/>
+      <w:r>
+        <w:rPr>
+          <w:color w:val="000000" w:themeColor="text1"/>
+        </w:rPr>
+        <w:t>value</w:t>
+      </w:r>
+      <w:proofErr w:type="spellEnd"/>
+      <w:r>
+        <w:rPr>
+          <w:color w:val="000000" w:themeColor="text1"/>
+        </w:rPr>
+        <w:t>={</w:t>
+      </w:r>
+      <w:proofErr w:type="spellStart"/>
+      <w:r>
+        <w:rPr>
+          <w:color w:val="000000" w:themeColor="text1"/>
+        </w:rPr>
+        <w:t>price</w:t>
+      </w:r>
+      <w:proofErr w:type="spellEnd"/>
+      <w:r>
+        <w:rPr>
+          <w:color w:val="000000" w:themeColor="text1"/>
+        </w:rPr>
+        <w:t>}</w:t>
+      </w:r>
+    </w:p>
+    <w:p>
+      <w:pPr>
+        <w:pStyle w:val="NormalWeb"/>
+        <w:spacing w:before="0" w:beforeAutospacing="0" w:after="0" w:afterAutospacing="0"/>
+        <w:rPr>
+          <w:color w:val="000000" w:themeColor="text1"/>
+        </w:rPr>
+      </w:pPr>
+      <w:r>
+        <w:rPr>
+          <w:color w:val="000000" w:themeColor="text1"/>
+        </w:rPr>
+        <w:t xml:space="preserve">          </w:t>
+      </w:r>
+      <w:proofErr w:type="spellStart"/>
+      <w:r>
+        <w:rPr>
+          <w:color w:val="000000" w:themeColor="text1"/>
+        </w:rPr>
+        <w:t>onChangeText</w:t>
+      </w:r>
+      <w:proofErr w:type="spellEnd"/>
+      <w:r>
+        <w:rPr>
+          <w:color w:val="000000" w:themeColor="text1"/>
+        </w:rPr>
+        <w:t>={</w:t>
+      </w:r>
+      <w:proofErr w:type="spellStart"/>
+      <w:r>
+        <w:rPr>
+          <w:color w:val="000000" w:themeColor="text1"/>
+        </w:rPr>
+        <w:t>handlePriceChange</w:t>
+      </w:r>
+      <w:proofErr w:type="spellEnd"/>
+      <w:r>
+        <w:rPr>
+          <w:color w:val="000000" w:themeColor="text1"/>
+        </w:rPr>
+        <w:t>}</w:t>
+      </w:r>
+    </w:p>
+    <w:p>
+      <w:pPr>
+        <w:pStyle w:val="NormalWeb"/>
+        <w:spacing w:before="0" w:beforeAutospacing="0" w:after="0" w:afterAutospacing="0"/>
+        <w:rPr>
+          <w:color w:val="000000" w:themeColor="text1"/>
+        </w:rPr>
+      </w:pPr>
+      <w:r>
+        <w:rPr>
+          <w:color w:val="000000" w:themeColor="text1"/>
+        </w:rPr>
+        <w:t xml:space="preserve">          </w:t>
+      </w:r>
+      <w:proofErr w:type="spellStart"/>
+      <w:r>
+        <w:rPr>
+          <w:color w:val="000000" w:themeColor="text1"/>
+        </w:rPr>
+        <w:t>keyboardType</w:t>
+      </w:r>
+      <w:proofErr w:type="spellEnd"/>
+      <w:r>
+        <w:rPr>
+          <w:color w:val="000000" w:themeColor="text1"/>
+        </w:rPr>
+        <w:t>="</w:t>
+      </w:r>
+      <w:proofErr w:type="spellStart"/>
+      <w:r>
+        <w:rPr>
+          <w:color w:val="000000" w:themeColor="text1"/>
+        </w:rPr>
+        <w:t>numeric</w:t>
+      </w:r>
+      <w:proofErr w:type="spellEnd"/>
+      <w:r>
+        <w:rPr>
+          <w:color w:val="000000" w:themeColor="text1"/>
+        </w:rPr>
+        <w:t>"</w:t>
+      </w:r>
+    </w:p>
+    <w:p>
+      <w:pPr>
+        <w:pStyle w:val="NormalWeb"/>
+        <w:spacing w:before="0" w:beforeAutospacing="0" w:after="0" w:afterAutospacing="0"/>
+        <w:rPr>
+          <w:color w:val="000000" w:themeColor="text1"/>
+        </w:rPr>
+      </w:pPr>
+      <w:r>
+        <w:rPr>
+          <w:color w:val="000000" w:themeColor="text1"/>
+        </w:rPr>
+        <w:t xml:space="preserve">          </w:t>
+      </w:r>
+      <w:proofErr w:type="spellStart"/>
+      <w:r>
+        <w:rPr>
+          <w:color w:val="000000" w:themeColor="text1"/>
+        </w:rPr>
+        <w:t>returnKeyType</w:t>
+      </w:r>
+      <w:proofErr w:type="spellEnd"/>
+      <w:r>
+        <w:rPr>
+          <w:color w:val="000000" w:themeColor="text1"/>
+        </w:rPr>
+        <w:t>="</w:t>
+      </w:r>
+      <w:proofErr w:type="spellStart"/>
+      <w:r>
+        <w:rPr>
+          <w:color w:val="000000" w:themeColor="text1"/>
+        </w:rPr>
+        <w:t>done</w:t>
+      </w:r>
+      <w:proofErr w:type="spellEnd"/>
+      <w:r>
+        <w:rPr>
+          <w:color w:val="000000" w:themeColor="text1"/>
+        </w:rPr>
+        <w:t>"</w:t>
+      </w:r>
+    </w:p>
+    <w:p>
+      <w:pPr>
+        <w:pStyle w:val="NormalWeb"/>
+        <w:spacing w:before="0" w:beforeAutospacing="0" w:after="0" w:afterAutospacing="0"/>
+        <w:rPr>
+          <w:color w:val="000000" w:themeColor="text1"/>
+        </w:rPr>
+      </w:pPr>
+      <w:r>
+        <w:rPr>
+          <w:color w:val="000000" w:themeColor="text1"/>
+        </w:rPr>
+        <w:t xml:space="preserve">          </w:t>
+      </w:r>
+      <w:proofErr w:type="spellStart"/>
+      <w:r>
+        <w:rPr>
+          <w:color w:val="000000" w:themeColor="text1"/>
+        </w:rPr>
+        <w:t>onSubmitEditing</w:t>
+      </w:r>
+      <w:proofErr w:type="spellEnd"/>
+      <w:r>
+        <w:rPr>
+          <w:color w:val="000000" w:themeColor="text1"/>
+        </w:rPr>
+        <w:t>={</w:t>
+      </w:r>
+      <w:proofErr w:type="spellStart"/>
+      <w:r>
+        <w:rPr>
+          <w:color w:val="000000" w:themeColor="text1"/>
+        </w:rPr>
+        <w:t>Keyboard.dismiss</w:t>
+      </w:r>
+      <w:proofErr w:type="spellEnd"/>
+      <w:r>
+        <w:rPr>
+          <w:color w:val="000000" w:themeColor="text1"/>
+        </w:rPr>
+        <w:t>}</w:t>
+      </w:r>
+    </w:p>
+    <w:p>
+      <w:pPr>
+        <w:pStyle w:val="NormalWeb"/>
+        <w:spacing w:before="0" w:beforeAutospacing="0" w:after="0" w:afterAutospacing="0"/>
+        <w:rPr>
+          <w:color w:val="000000" w:themeColor="text1"/>
+        </w:rPr>
+      </w:pPr>
+      <w:r>
+        <w:rPr>
+          <w:color w:val="000000" w:themeColor="text1"/>
+        </w:rPr>
+        <w:t xml:space="preserve">          </w:t>
+      </w:r>
+      <w:proofErr w:type="spellStart"/>
+      <w:r>
+        <w:rPr>
+          <w:color w:val="000000" w:themeColor="text1"/>
+        </w:rPr>
+        <w:t>blurOnSubmit</w:t>
+      </w:r>
+      <w:proofErr w:type="spellEnd"/>
+      <w:r>
+        <w:rPr>
+          <w:color w:val="000000" w:themeColor="text1"/>
+        </w:rPr>
+        <w:t>={</w:t>
+      </w:r>
+      <w:proofErr w:type="spellStart"/>
+      <w:r>
+        <w:rPr>
+          <w:color w:val="000000" w:themeColor="text1"/>
+        </w:rPr>
+        <w:t>true</w:t>
+      </w:r>
+      <w:proofErr w:type="spellEnd"/>
+      <w:r>
+        <w:rPr>
+          <w:color w:val="000000" w:themeColor="text1"/>
+        </w:rPr>
+        <w:t>}</w:t>
+      </w:r>
+    </w:p>
+    <w:p>
+      <w:pPr>
+        <w:pStyle w:val="NormalWeb"/>
+        <w:spacing w:before="0" w:beforeAutospacing="0" w:after="0" w:afterAutospacing="0"/>
+        <w:rPr>
+          <w:color w:val="000000" w:themeColor="text1"/>
+        </w:rPr>
+      </w:pPr>
+      <w:r>
+        <w:rPr>
+          <w:color w:val="000000" w:themeColor="text1"/>
+        </w:rPr>
+        <w:t xml:space="preserve">          </w:t>
+      </w:r>
+      <w:proofErr w:type="spellStart"/>
+      <w:r>
+        <w:rPr>
+          <w:color w:val="000000" w:themeColor="text1"/>
+        </w:rPr>
+        <w:t>style</w:t>
+      </w:r>
+      <w:proofErr w:type="spellEnd"/>
+      <w:r>
+        <w:rPr>
+          <w:color w:val="000000" w:themeColor="text1"/>
+        </w:rPr>
+        <w:t>={{</w:t>
+      </w:r>
+    </w:p>
+    <w:p>
+      <w:pPr>
+        <w:pStyle w:val="NormalWeb"/>
+        <w:spacing w:before="0" w:beforeAutospacing="0" w:after="0" w:afterAutospacing="0"/>
+        <w:rPr>
+          <w:color w:val="000000" w:themeColor="text1"/>
+        </w:rPr>
+      </w:pPr>
+      <w:r>
+        <w:rPr>
+          <w:color w:val="000000" w:themeColor="text1"/>
+        </w:rPr>
+        <w:t xml:space="preserve">            </w:t>
+      </w:r>
+      <w:proofErr w:type="spellStart"/>
+      <w:r>
+        <w:rPr>
+          <w:color w:val="000000" w:themeColor="text1"/>
+        </w:rPr>
+        <w:t>borderWidth</w:t>
+      </w:r>
+      <w:proofErr w:type="spellEnd"/>
+      <w:r>
+        <w:rPr>
+          <w:color w:val="000000" w:themeColor="text1"/>
+        </w:rPr>
+        <w:t>: 1,</w:t>
+      </w:r>
+    </w:p>
+    <w:p>
+      <w:pPr>
+        <w:pStyle w:val="NormalWeb"/>
+        <w:spacing w:before="0" w:beforeAutospacing="0" w:after="0" w:afterAutospacing="0"/>
+        <w:rPr>
+          <w:color w:val="000000" w:themeColor="text1"/>
+        </w:rPr>
+      </w:pPr>
+      <w:r>
+        <w:rPr>
+          <w:color w:val="000000" w:themeColor="text1"/>
+        </w:rPr>
+        <w:t xml:space="preserve">            </w:t>
+      </w:r>
+      <w:proofErr w:type="spellStart"/>
+      <w:r>
+        <w:rPr>
+          <w:color w:val="000000" w:themeColor="text1"/>
+        </w:rPr>
+        <w:t>marginBottom</w:t>
+      </w:r>
+      <w:proofErr w:type="spellEnd"/>
+      <w:r>
+        <w:rPr>
+          <w:color w:val="000000" w:themeColor="text1"/>
+        </w:rPr>
+        <w:t>: 10,</w:t>
+      </w:r>
+    </w:p>
+    <w:p>
+      <w:pPr>
+        <w:pStyle w:val="NormalWeb"/>
+        <w:spacing w:before="0" w:beforeAutospacing="0" w:after="0" w:afterAutospacing="0"/>
+        <w:rPr>
+          <w:color w:val="000000" w:themeColor="text1"/>
+        </w:rPr>
+      </w:pPr>
+      <w:r>
+        <w:rPr>
+          <w:color w:val="000000" w:themeColor="text1"/>
+        </w:rPr>
+        <w:lastRenderedPageBreak/>
+        <w:t xml:space="preserve">            </w:t>
+      </w:r>
+      <w:proofErr w:type="spellStart"/>
+      <w:r>
+        <w:rPr>
+          <w:color w:val="000000" w:themeColor="text1"/>
+        </w:rPr>
+        <w:t>padding</w:t>
+      </w:r>
+      <w:proofErr w:type="spellEnd"/>
+      <w:r>
+        <w:rPr>
+          <w:color w:val="000000" w:themeColor="text1"/>
+        </w:rPr>
+        <w:t>: 10,</w:t>
+      </w:r>
+    </w:p>
+    <w:p>
+      <w:pPr>
+        <w:pStyle w:val="NormalWeb"/>
+        <w:spacing w:before="0" w:beforeAutospacing="0" w:after="0" w:afterAutospacing="0"/>
+        <w:rPr>
+          <w:color w:val="000000" w:themeColor="text1"/>
+        </w:rPr>
+      </w:pPr>
+      <w:r>
+        <w:rPr>
+          <w:color w:val="000000" w:themeColor="text1"/>
+        </w:rPr>
+        <w:t xml:space="preserve">            </w:t>
+      </w:r>
+      <w:proofErr w:type="spellStart"/>
+      <w:r>
+        <w:rPr>
+          <w:color w:val="000000" w:themeColor="text1"/>
+        </w:rPr>
+        <w:t>borderRadius</w:t>
+      </w:r>
+      <w:proofErr w:type="spellEnd"/>
+      <w:r>
+        <w:rPr>
+          <w:color w:val="000000" w:themeColor="text1"/>
+        </w:rPr>
+        <w:t>: 5,</w:t>
+      </w:r>
+    </w:p>
+    <w:p>
+      <w:pPr>
+        <w:pStyle w:val="NormalWeb"/>
+        <w:spacing w:before="0" w:beforeAutospacing="0" w:after="0" w:afterAutospacing="0"/>
+        <w:rPr>
+          <w:color w:val="000000" w:themeColor="text1"/>
+        </w:rPr>
+      </w:pPr>
+      <w:r>
+        <w:rPr>
+          <w:color w:val="000000" w:themeColor="text1"/>
+        </w:rPr>
+        <w:t xml:space="preserve">          }}</w:t>
+      </w:r>
+    </w:p>
+    <w:p>
+      <w:pPr>
+        <w:pStyle w:val="NormalWeb"/>
+        <w:spacing w:before="0" w:beforeAutospacing="0" w:after="0" w:afterAutospacing="0"/>
+        <w:rPr>
+          <w:color w:val="000000" w:themeColor="text1"/>
+        </w:rPr>
+      </w:pPr>
+      <w:r>
+        <w:rPr>
+          <w:color w:val="000000" w:themeColor="text1"/>
+        </w:rPr>
+        <w:t xml:space="preserve">        /&gt;</w:t>
+      </w:r>
+    </w:p>
+    <w:p>
+      <w:pPr>
+        <w:pStyle w:val="NormalWeb"/>
+        <w:spacing w:before="0" w:beforeAutospacing="0" w:after="0" w:afterAutospacing="0"/>
+        <w:rPr>
+          <w:color w:val="000000" w:themeColor="text1"/>
+        </w:rPr>
+      </w:pPr>
+    </w:p>
+    <w:p>
+      <w:pPr>
+        <w:pStyle w:val="NormalWeb"/>
+        <w:spacing w:before="0" w:beforeAutospacing="0" w:after="0" w:afterAutospacing="0"/>
+        <w:rPr>
+          <w:color w:val="000000" w:themeColor="text1"/>
+        </w:rPr>
+      </w:pPr>
+      <w:r>
+        <w:rPr>
+          <w:color w:val="000000" w:themeColor="text1"/>
+        </w:rPr>
+        <w:t xml:space="preserve">        &lt;</w:t>
+      </w:r>
+      <w:proofErr w:type="spellStart"/>
+      <w:r>
+        <w:rPr>
+          <w:color w:val="000000" w:themeColor="text1"/>
+        </w:rPr>
+        <w:t>TextInput</w:t>
+      </w:r>
+      <w:proofErr w:type="spellEnd"/>
+    </w:p>
+    <w:p>
+      <w:pPr>
+        <w:pStyle w:val="NormalWeb"/>
+        <w:spacing w:before="0" w:beforeAutospacing="0" w:after="0" w:afterAutospacing="0"/>
+        <w:rPr>
+          <w:color w:val="000000" w:themeColor="text1"/>
+        </w:rPr>
+      </w:pPr>
+      <w:r>
+        <w:rPr>
+          <w:color w:val="000000" w:themeColor="text1"/>
+        </w:rPr>
+        <w:t xml:space="preserve">          </w:t>
+      </w:r>
+      <w:proofErr w:type="spellStart"/>
+      <w:r>
+        <w:rPr>
+          <w:color w:val="000000" w:themeColor="text1"/>
+        </w:rPr>
+        <w:t>placeholder</w:t>
+      </w:r>
+      <w:proofErr w:type="spellEnd"/>
+      <w:r>
+        <w:rPr>
+          <w:color w:val="000000" w:themeColor="text1"/>
+        </w:rPr>
+        <w:t>="Código de barras"</w:t>
+      </w:r>
+    </w:p>
+    <w:p>
+      <w:pPr>
+        <w:pStyle w:val="NormalWeb"/>
+        <w:spacing w:before="0" w:beforeAutospacing="0" w:after="0" w:afterAutospacing="0"/>
+        <w:rPr>
+          <w:color w:val="000000" w:themeColor="text1"/>
+        </w:rPr>
+      </w:pPr>
+      <w:r>
+        <w:rPr>
+          <w:color w:val="000000" w:themeColor="text1"/>
+        </w:rPr>
+        <w:t xml:space="preserve">          </w:t>
+      </w:r>
+      <w:proofErr w:type="spellStart"/>
+      <w:r>
+        <w:rPr>
+          <w:color w:val="000000" w:themeColor="text1"/>
+        </w:rPr>
+        <w:t>value</w:t>
+      </w:r>
+      <w:proofErr w:type="spellEnd"/>
+      <w:r>
+        <w:rPr>
+          <w:color w:val="000000" w:themeColor="text1"/>
+        </w:rPr>
+        <w:t>={</w:t>
+      </w:r>
+      <w:proofErr w:type="spellStart"/>
+      <w:r>
+        <w:rPr>
+          <w:color w:val="000000" w:themeColor="text1"/>
+        </w:rPr>
+        <w:t>barcode</w:t>
+      </w:r>
+      <w:proofErr w:type="spellEnd"/>
+      <w:r>
+        <w:rPr>
+          <w:color w:val="000000" w:themeColor="text1"/>
+        </w:rPr>
+        <w:t>}</w:t>
+      </w:r>
+    </w:p>
+    <w:p>
+      <w:pPr>
+        <w:pStyle w:val="NormalWeb"/>
+        <w:spacing w:before="0" w:beforeAutospacing="0" w:after="0" w:afterAutospacing="0"/>
+        <w:rPr>
+          <w:color w:val="000000" w:themeColor="text1"/>
+        </w:rPr>
+      </w:pPr>
+      <w:r>
+        <w:rPr>
+          <w:color w:val="000000" w:themeColor="text1"/>
+        </w:rPr>
+        <w:t xml:space="preserve">          </w:t>
+      </w:r>
+      <w:proofErr w:type="spellStart"/>
+      <w:r>
+        <w:rPr>
+          <w:color w:val="000000" w:themeColor="text1"/>
+        </w:rPr>
+        <w:t>onChangeText</w:t>
+      </w:r>
+      <w:proofErr w:type="spellEnd"/>
+      <w:r>
+        <w:rPr>
+          <w:color w:val="000000" w:themeColor="text1"/>
+        </w:rPr>
+        <w:t>={</w:t>
+      </w:r>
+      <w:proofErr w:type="spellStart"/>
+      <w:r>
+        <w:rPr>
+          <w:color w:val="000000" w:themeColor="text1"/>
+        </w:rPr>
+        <w:t>setBarcode</w:t>
+      </w:r>
+      <w:proofErr w:type="spellEnd"/>
+      <w:r>
+        <w:rPr>
+          <w:color w:val="000000" w:themeColor="text1"/>
+        </w:rPr>
+        <w:t>}</w:t>
+      </w:r>
+    </w:p>
+    <w:p>
+      <w:pPr>
+        <w:pStyle w:val="NormalWeb"/>
+        <w:spacing w:before="0" w:beforeAutospacing="0" w:after="0" w:afterAutospacing="0"/>
+        <w:rPr>
+          <w:color w:val="000000" w:themeColor="text1"/>
+        </w:rPr>
+      </w:pPr>
+      <w:r>
+        <w:rPr>
+          <w:color w:val="000000" w:themeColor="text1"/>
+        </w:rPr>
+        <w:t xml:space="preserve">          </w:t>
+      </w:r>
+      <w:proofErr w:type="spellStart"/>
+      <w:r>
+        <w:rPr>
+          <w:color w:val="000000" w:themeColor="text1"/>
+        </w:rPr>
+        <w:t>style</w:t>
+      </w:r>
+      <w:proofErr w:type="spellEnd"/>
+      <w:r>
+        <w:rPr>
+          <w:color w:val="000000" w:themeColor="text1"/>
+        </w:rPr>
+        <w:t>={{</w:t>
+      </w:r>
+    </w:p>
+    <w:p>
+      <w:pPr>
+        <w:pStyle w:val="NormalWeb"/>
+        <w:spacing w:before="0" w:beforeAutospacing="0" w:after="0" w:afterAutospacing="0"/>
+        <w:rPr>
+          <w:color w:val="000000" w:themeColor="text1"/>
+        </w:rPr>
+      </w:pPr>
+      <w:r>
+        <w:rPr>
+          <w:color w:val="000000" w:themeColor="text1"/>
+        </w:rPr>
+        <w:t xml:space="preserve">            </w:t>
+      </w:r>
+      <w:proofErr w:type="spellStart"/>
+      <w:r>
+        <w:rPr>
+          <w:color w:val="000000" w:themeColor="text1"/>
+        </w:rPr>
+        <w:t>borderWidth</w:t>
+      </w:r>
+      <w:proofErr w:type="spellEnd"/>
+      <w:r>
+        <w:rPr>
+          <w:color w:val="000000" w:themeColor="text1"/>
+        </w:rPr>
+        <w:t>: 1,</w:t>
+      </w:r>
+    </w:p>
+    <w:p>
+      <w:pPr>
+        <w:pStyle w:val="NormalWeb"/>
+        <w:spacing w:before="0" w:beforeAutospacing="0" w:after="0" w:afterAutospacing="0"/>
+        <w:rPr>
+          <w:color w:val="000000" w:themeColor="text1"/>
+        </w:rPr>
+      </w:pPr>
+      <w:r>
+        <w:rPr>
+          <w:color w:val="000000" w:themeColor="text1"/>
+        </w:rPr>
+        <w:t xml:space="preserve">            </w:t>
+      </w:r>
+      <w:proofErr w:type="spellStart"/>
+      <w:r>
+        <w:rPr>
+          <w:color w:val="000000" w:themeColor="text1"/>
+        </w:rPr>
+        <w:t>marginBottom</w:t>
+      </w:r>
+      <w:proofErr w:type="spellEnd"/>
+      <w:r>
+        <w:rPr>
+          <w:color w:val="000000" w:themeColor="text1"/>
+        </w:rPr>
+        <w:t>: 20,</w:t>
+      </w:r>
+    </w:p>
+    <w:p>
+      <w:pPr>
+        <w:pStyle w:val="NormalWeb"/>
+        <w:spacing w:before="0" w:beforeAutospacing="0" w:after="0" w:afterAutospacing="0"/>
+        <w:rPr>
+          <w:color w:val="000000" w:themeColor="text1"/>
+        </w:rPr>
+      </w:pPr>
+      <w:r>
+        <w:rPr>
+          <w:color w:val="000000" w:themeColor="text1"/>
+        </w:rPr>
+        <w:t xml:space="preserve">            </w:t>
+      </w:r>
+      <w:proofErr w:type="spellStart"/>
+      <w:r>
+        <w:rPr>
+          <w:color w:val="000000" w:themeColor="text1"/>
+        </w:rPr>
+        <w:t>padding</w:t>
+      </w:r>
+      <w:proofErr w:type="spellEnd"/>
+      <w:r>
+        <w:rPr>
+          <w:color w:val="000000" w:themeColor="text1"/>
+        </w:rPr>
+        <w:t>: 10,</w:t>
+      </w:r>
+    </w:p>
+    <w:p>
+      <w:pPr>
+        <w:pStyle w:val="NormalWeb"/>
+        <w:spacing w:before="0" w:beforeAutospacing="0" w:after="0" w:afterAutospacing="0"/>
+        <w:rPr>
+          <w:color w:val="000000" w:themeColor="text1"/>
+        </w:rPr>
+      </w:pPr>
+      <w:r>
+        <w:rPr>
+          <w:color w:val="000000" w:themeColor="text1"/>
+        </w:rPr>
+        <w:t xml:space="preserve">            </w:t>
+      </w:r>
+      <w:proofErr w:type="spellStart"/>
+      <w:r>
+        <w:rPr>
+          <w:color w:val="000000" w:themeColor="text1"/>
+        </w:rPr>
+        <w:t>borderRadius</w:t>
+      </w:r>
+      <w:proofErr w:type="spellEnd"/>
+      <w:r>
+        <w:rPr>
+          <w:color w:val="000000" w:themeColor="text1"/>
+        </w:rPr>
+        <w:t>: 5,</w:t>
+      </w:r>
+    </w:p>
+    <w:p>
+      <w:pPr>
+        <w:pStyle w:val="NormalWeb"/>
+        <w:spacing w:before="0" w:beforeAutospacing="0" w:after="0" w:afterAutospacing="0"/>
+        <w:rPr>
+          <w:color w:val="000000" w:themeColor="text1"/>
+        </w:rPr>
+      </w:pPr>
+      <w:r>
+        <w:rPr>
+          <w:color w:val="000000" w:themeColor="text1"/>
+        </w:rPr>
+        <w:t xml:space="preserve">          }}</w:t>
+      </w:r>
+    </w:p>
+    <w:p>
+      <w:pPr>
+        <w:pStyle w:val="NormalWeb"/>
+        <w:spacing w:before="0" w:beforeAutospacing="0" w:after="0" w:afterAutospacing="0"/>
+        <w:rPr>
+          <w:color w:val="000000" w:themeColor="text1"/>
+        </w:rPr>
+      </w:pPr>
+      <w:r>
+        <w:rPr>
+          <w:color w:val="000000" w:themeColor="text1"/>
+        </w:rPr>
+        <w:t xml:space="preserve">        /&gt;</w:t>
+      </w:r>
+    </w:p>
+    <w:p>
+      <w:pPr>
+        <w:pStyle w:val="NormalWeb"/>
+        <w:spacing w:before="0" w:beforeAutospacing="0" w:after="0" w:afterAutospacing="0"/>
+        <w:rPr>
+          <w:color w:val="000000" w:themeColor="text1"/>
+        </w:rPr>
+      </w:pPr>
+    </w:p>
+    <w:p>
+      <w:pPr>
+        <w:pStyle w:val="NormalWeb"/>
+        <w:spacing w:before="0" w:beforeAutospacing="0" w:after="0" w:afterAutospacing="0"/>
+        <w:rPr>
+          <w:color w:val="000000" w:themeColor="text1"/>
+        </w:rPr>
+      </w:pPr>
+      <w:r>
+        <w:rPr>
+          <w:color w:val="000000" w:themeColor="text1"/>
+        </w:rPr>
+        <w:t xml:space="preserve">        &lt;Button</w:t>
+      </w:r>
+    </w:p>
+    <w:p>
+      <w:pPr>
+        <w:pStyle w:val="NormalWeb"/>
+        <w:spacing w:before="0" w:beforeAutospacing="0" w:after="0" w:afterAutospacing="0"/>
+        <w:rPr>
+          <w:color w:val="000000" w:themeColor="text1"/>
+        </w:rPr>
+      </w:pPr>
+      <w:r>
+        <w:rPr>
+          <w:color w:val="000000" w:themeColor="text1"/>
+        </w:rPr>
+        <w:t xml:space="preserve">          </w:t>
+      </w:r>
+      <w:proofErr w:type="spellStart"/>
+      <w:r>
+        <w:rPr>
+          <w:color w:val="000000" w:themeColor="text1"/>
+        </w:rPr>
+        <w:t>title</w:t>
+      </w:r>
+      <w:proofErr w:type="spellEnd"/>
+      <w:r>
+        <w:rPr>
+          <w:color w:val="000000" w:themeColor="text1"/>
+        </w:rPr>
+        <w:t>={</w:t>
+      </w:r>
+      <w:proofErr w:type="spellStart"/>
+      <w:r>
+        <w:rPr>
+          <w:color w:val="000000" w:themeColor="text1"/>
+        </w:rPr>
+        <w:t>editingProductId</w:t>
+      </w:r>
+      <w:proofErr w:type="spellEnd"/>
+      <w:r>
+        <w:rPr>
+          <w:color w:val="000000" w:themeColor="text1"/>
+        </w:rPr>
+        <w:t xml:space="preserve"> ? "Atualizar produto" : "Cadastrar produto"}</w:t>
+      </w:r>
+    </w:p>
+    <w:p>
+      <w:pPr>
+        <w:pStyle w:val="NormalWeb"/>
+        <w:spacing w:before="0" w:beforeAutospacing="0" w:after="0" w:afterAutospacing="0"/>
+        <w:rPr>
+          <w:color w:val="000000" w:themeColor="text1"/>
+        </w:rPr>
+      </w:pPr>
+      <w:r>
+        <w:rPr>
+          <w:color w:val="000000" w:themeColor="text1"/>
+        </w:rPr>
+        <w:t xml:space="preserve">          </w:t>
+      </w:r>
+      <w:proofErr w:type="spellStart"/>
+      <w:r>
+        <w:rPr>
+          <w:color w:val="000000" w:themeColor="text1"/>
+        </w:rPr>
+        <w:t>onPress</w:t>
+      </w:r>
+      <w:proofErr w:type="spellEnd"/>
+      <w:r>
+        <w:rPr>
+          <w:color w:val="000000" w:themeColor="text1"/>
+        </w:rPr>
+        <w:t>={</w:t>
+      </w:r>
+      <w:proofErr w:type="spellStart"/>
+      <w:r>
+        <w:rPr>
+          <w:color w:val="000000" w:themeColor="text1"/>
+        </w:rPr>
+        <w:t>handleSaveProduct</w:t>
+      </w:r>
+      <w:proofErr w:type="spellEnd"/>
+      <w:r>
+        <w:rPr>
+          <w:color w:val="000000" w:themeColor="text1"/>
+        </w:rPr>
+        <w:t>}</w:t>
+      </w:r>
+    </w:p>
+    <w:p>
+      <w:pPr>
+        <w:pStyle w:val="NormalWeb"/>
+        <w:spacing w:before="0" w:beforeAutospacing="0" w:after="0" w:afterAutospacing="0"/>
+        <w:rPr>
+          <w:color w:val="000000" w:themeColor="text1"/>
+        </w:rPr>
+      </w:pPr>
+      <w:r>
+        <w:rPr>
+          <w:color w:val="000000" w:themeColor="text1"/>
+        </w:rPr>
+        <w:t xml:space="preserve">        /&gt;</w:t>
+      </w:r>
+    </w:p>
+    <w:p>
+      <w:pPr>
+        <w:pStyle w:val="NormalWeb"/>
+        <w:spacing w:before="0" w:beforeAutospacing="0" w:after="0" w:afterAutospacing="0"/>
+        <w:rPr>
+          <w:color w:val="000000" w:themeColor="text1"/>
+        </w:rPr>
+      </w:pPr>
+    </w:p>
+    <w:p>
+      <w:pPr>
+        <w:pStyle w:val="NormalWeb"/>
+        <w:spacing w:before="0" w:beforeAutospacing="0" w:after="0" w:afterAutospacing="0"/>
+        <w:rPr>
+          <w:color w:val="000000" w:themeColor="text1"/>
+        </w:rPr>
+      </w:pPr>
+      <w:r>
+        <w:rPr>
+          <w:color w:val="000000" w:themeColor="text1"/>
+        </w:rPr>
+        <w:t xml:space="preserve">        {</w:t>
+      </w:r>
+      <w:proofErr w:type="spellStart"/>
+      <w:r>
+        <w:rPr>
+          <w:color w:val="000000" w:themeColor="text1"/>
+        </w:rPr>
+        <w:t>editingProductId</w:t>
+      </w:r>
+      <w:proofErr w:type="spellEnd"/>
+      <w:r>
+        <w:rPr>
+          <w:color w:val="000000" w:themeColor="text1"/>
+        </w:rPr>
+        <w:t xml:space="preserve"> &amp;&amp; (</w:t>
+      </w:r>
+    </w:p>
+    <w:p>
+      <w:pPr>
+        <w:pStyle w:val="NormalWeb"/>
+        <w:spacing w:before="0" w:beforeAutospacing="0" w:after="0" w:afterAutospacing="0"/>
+        <w:rPr>
+          <w:color w:val="000000" w:themeColor="text1"/>
+        </w:rPr>
+      </w:pPr>
+      <w:r>
+        <w:rPr>
+          <w:color w:val="000000" w:themeColor="text1"/>
+        </w:rPr>
+        <w:t xml:space="preserve">          &lt;</w:t>
+      </w:r>
+      <w:proofErr w:type="spellStart"/>
+      <w:r>
+        <w:rPr>
+          <w:color w:val="000000" w:themeColor="text1"/>
+        </w:rPr>
+        <w:t>View</w:t>
+      </w:r>
+      <w:proofErr w:type="spellEnd"/>
+      <w:r>
+        <w:rPr>
+          <w:color w:val="000000" w:themeColor="text1"/>
+        </w:rPr>
+        <w:t xml:space="preserve"> </w:t>
+      </w:r>
+      <w:proofErr w:type="spellStart"/>
+      <w:r>
+        <w:rPr>
+          <w:color w:val="000000" w:themeColor="text1"/>
+        </w:rPr>
+        <w:t>style</w:t>
+      </w:r>
+      <w:proofErr w:type="spellEnd"/>
+      <w:r>
+        <w:rPr>
+          <w:color w:val="000000" w:themeColor="text1"/>
+        </w:rPr>
+        <w:t xml:space="preserve">={{ </w:t>
+      </w:r>
+      <w:proofErr w:type="spellStart"/>
+      <w:r>
+        <w:rPr>
+          <w:color w:val="000000" w:themeColor="text1"/>
+        </w:rPr>
+        <w:t>marginTop</w:t>
+      </w:r>
+      <w:proofErr w:type="spellEnd"/>
+      <w:r>
+        <w:rPr>
+          <w:color w:val="000000" w:themeColor="text1"/>
+        </w:rPr>
+        <w:t>: 10 }}&gt;</w:t>
+      </w:r>
+    </w:p>
+    <w:p>
+      <w:pPr>
+        <w:pStyle w:val="NormalWeb"/>
+        <w:spacing w:before="0" w:beforeAutospacing="0" w:after="0" w:afterAutospacing="0"/>
+        <w:rPr>
+          <w:color w:val="000000" w:themeColor="text1"/>
+        </w:rPr>
+      </w:pPr>
+      <w:r>
+        <w:rPr>
+          <w:color w:val="000000" w:themeColor="text1"/>
+        </w:rPr>
+        <w:t xml:space="preserve">            &lt;Button </w:t>
+      </w:r>
+      <w:proofErr w:type="spellStart"/>
+      <w:r>
+        <w:rPr>
+          <w:color w:val="000000" w:themeColor="text1"/>
+        </w:rPr>
+        <w:t>title</w:t>
+      </w:r>
+      <w:proofErr w:type="spellEnd"/>
+      <w:r>
+        <w:rPr>
+          <w:color w:val="000000" w:themeColor="text1"/>
+        </w:rPr>
+        <w:t xml:space="preserve">="Cancelar edição" </w:t>
+      </w:r>
+      <w:proofErr w:type="spellStart"/>
+      <w:r>
+        <w:rPr>
+          <w:color w:val="000000" w:themeColor="text1"/>
+        </w:rPr>
+        <w:t>onPress</w:t>
+      </w:r>
+      <w:proofErr w:type="spellEnd"/>
+      <w:r>
+        <w:rPr>
+          <w:color w:val="000000" w:themeColor="text1"/>
+        </w:rPr>
+        <w:t>={</w:t>
+      </w:r>
+      <w:proofErr w:type="spellStart"/>
+      <w:r>
+        <w:rPr>
+          <w:color w:val="000000" w:themeColor="text1"/>
+        </w:rPr>
+        <w:t>handleCancelEdit</w:t>
+      </w:r>
+      <w:proofErr w:type="spellEnd"/>
+      <w:r>
+        <w:rPr>
+          <w:color w:val="000000" w:themeColor="text1"/>
+        </w:rPr>
+        <w:t>} /&gt;</w:t>
+      </w:r>
+    </w:p>
+    <w:p>
+      <w:pPr>
+        <w:pStyle w:val="NormalWeb"/>
+        <w:spacing w:before="0" w:beforeAutospacing="0" w:after="0" w:afterAutospacing="0"/>
+        <w:rPr>
+          <w:color w:val="000000" w:themeColor="text1"/>
+        </w:rPr>
+      </w:pPr>
+      <w:r>
+        <w:rPr>
+          <w:color w:val="000000" w:themeColor="text1"/>
+        </w:rPr>
+        <w:t xml:space="preserve">          &lt;/</w:t>
+      </w:r>
+      <w:proofErr w:type="spellStart"/>
+      <w:r>
+        <w:rPr>
+          <w:color w:val="000000" w:themeColor="text1"/>
+        </w:rPr>
+        <w:t>View</w:t>
+      </w:r>
+      <w:proofErr w:type="spellEnd"/>
+      <w:r>
+        <w:rPr>
+          <w:color w:val="000000" w:themeColor="text1"/>
+        </w:rPr>
+        <w:t>&gt;</w:t>
+      </w:r>
+    </w:p>
+    <w:p>
+      <w:pPr>
+        <w:pStyle w:val="NormalWeb"/>
+        <w:spacing w:before="0" w:beforeAutospacing="0" w:after="0" w:afterAutospacing="0"/>
+        <w:rPr>
+          <w:color w:val="000000" w:themeColor="text1"/>
+        </w:rPr>
+      </w:pPr>
+      <w:r>
+        <w:rPr>
+          <w:color w:val="000000" w:themeColor="text1"/>
+        </w:rPr>
+        <w:t xml:space="preserve">        )}</w:t>
+      </w:r>
+    </w:p>
+    <w:p>
+      <w:pPr>
+        <w:pStyle w:val="NormalWeb"/>
+        <w:spacing w:before="0" w:beforeAutospacing="0" w:after="0" w:afterAutospacing="0"/>
+        <w:rPr>
+          <w:color w:val="000000" w:themeColor="text1"/>
+        </w:rPr>
+      </w:pPr>
+    </w:p>
+    <w:p>
+      <w:pPr>
+        <w:pStyle w:val="NormalWeb"/>
+        <w:spacing w:before="0" w:beforeAutospacing="0" w:after="0" w:afterAutospacing="0"/>
+        <w:rPr>
+          <w:color w:val="000000" w:themeColor="text1"/>
+        </w:rPr>
+      </w:pPr>
+      <w:r>
+        <w:rPr>
+          <w:color w:val="000000" w:themeColor="text1"/>
+        </w:rPr>
+        <w:t xml:space="preserve">        &lt;</w:t>
+      </w:r>
+      <w:proofErr w:type="spellStart"/>
+      <w:r>
+        <w:rPr>
+          <w:color w:val="000000" w:themeColor="text1"/>
+        </w:rPr>
+        <w:t>Text</w:t>
+      </w:r>
+      <w:proofErr w:type="spellEnd"/>
+      <w:r>
+        <w:rPr>
+          <w:color w:val="000000" w:themeColor="text1"/>
+        </w:rPr>
+        <w:t xml:space="preserve"> </w:t>
+      </w:r>
+      <w:proofErr w:type="spellStart"/>
+      <w:r>
+        <w:rPr>
+          <w:color w:val="000000" w:themeColor="text1"/>
+        </w:rPr>
+        <w:t>style</w:t>
+      </w:r>
+      <w:proofErr w:type="spellEnd"/>
+      <w:r>
+        <w:rPr>
+          <w:color w:val="000000" w:themeColor="text1"/>
+        </w:rPr>
+        <w:t xml:space="preserve">={{ </w:t>
+      </w:r>
+      <w:proofErr w:type="spellStart"/>
+      <w:r>
+        <w:rPr>
+          <w:color w:val="000000" w:themeColor="text1"/>
+        </w:rPr>
+        <w:t>fontSize</w:t>
+      </w:r>
+      <w:proofErr w:type="spellEnd"/>
+      <w:r>
+        <w:rPr>
+          <w:color w:val="000000" w:themeColor="text1"/>
+        </w:rPr>
+        <w:t xml:space="preserve">: 20, </w:t>
+      </w:r>
+      <w:proofErr w:type="spellStart"/>
+      <w:r>
+        <w:rPr>
+          <w:color w:val="000000" w:themeColor="text1"/>
+        </w:rPr>
+        <w:t>marginTop</w:t>
+      </w:r>
+      <w:proofErr w:type="spellEnd"/>
+      <w:r>
+        <w:rPr>
+          <w:color w:val="000000" w:themeColor="text1"/>
+        </w:rPr>
+        <w:t xml:space="preserve">: 30, </w:t>
+      </w:r>
+      <w:proofErr w:type="spellStart"/>
+      <w:r>
+        <w:rPr>
+          <w:color w:val="000000" w:themeColor="text1"/>
+        </w:rPr>
+        <w:t>marginBottom</w:t>
+      </w:r>
+      <w:proofErr w:type="spellEnd"/>
+      <w:r>
+        <w:rPr>
+          <w:color w:val="000000" w:themeColor="text1"/>
+        </w:rPr>
+        <w:t>: 10 }}&gt;</w:t>
+      </w:r>
+    </w:p>
+    <w:p>
+      <w:pPr>
+        <w:pStyle w:val="NormalWeb"/>
+        <w:spacing w:before="0" w:beforeAutospacing="0" w:after="0" w:afterAutospacing="0"/>
+        <w:rPr>
+          <w:color w:val="000000" w:themeColor="text1"/>
+        </w:rPr>
+      </w:pPr>
+      <w:r>
+        <w:rPr>
+          <w:color w:val="000000" w:themeColor="text1"/>
+        </w:rPr>
+        <w:t xml:space="preserve">          Produtos cadastrados</w:t>
+      </w:r>
+    </w:p>
+    <w:p>
+      <w:pPr>
+        <w:pStyle w:val="NormalWeb"/>
+        <w:spacing w:before="0" w:beforeAutospacing="0" w:after="0" w:afterAutospacing="0"/>
+        <w:rPr>
+          <w:color w:val="000000" w:themeColor="text1"/>
+        </w:rPr>
+      </w:pPr>
+      <w:r>
+        <w:rPr>
+          <w:color w:val="000000" w:themeColor="text1"/>
+        </w:rPr>
+        <w:t xml:space="preserve">        &lt;/</w:t>
+      </w:r>
+      <w:proofErr w:type="spellStart"/>
+      <w:r>
+        <w:rPr>
+          <w:color w:val="000000" w:themeColor="text1"/>
+        </w:rPr>
+        <w:t>Text</w:t>
+      </w:r>
+      <w:proofErr w:type="spellEnd"/>
+      <w:r>
+        <w:rPr>
+          <w:color w:val="000000" w:themeColor="text1"/>
+        </w:rPr>
+        <w:t>&gt;</w:t>
+      </w:r>
+    </w:p>
+    <w:p>
+      <w:pPr>
+        <w:pStyle w:val="NormalWeb"/>
+        <w:spacing w:before="0" w:beforeAutospacing="0" w:after="0" w:afterAutospacing="0"/>
+        <w:rPr>
+          <w:color w:val="000000" w:themeColor="text1"/>
+        </w:rPr>
+      </w:pPr>
+      <w:r>
+        <w:rPr>
+          <w:color w:val="000000" w:themeColor="text1"/>
+        </w:rPr>
+        <w:t xml:space="preserve">      &lt;/</w:t>
+      </w:r>
+      <w:proofErr w:type="spellStart"/>
+      <w:r>
+        <w:rPr>
+          <w:color w:val="000000" w:themeColor="text1"/>
+        </w:rPr>
+        <w:t>View</w:t>
+      </w:r>
+      <w:proofErr w:type="spellEnd"/>
+      <w:r>
+        <w:rPr>
+          <w:color w:val="000000" w:themeColor="text1"/>
+        </w:rPr>
+        <w:t>&gt;</w:t>
+      </w:r>
+    </w:p>
+    <w:p>
+      <w:pPr>
+        <w:pStyle w:val="NormalWeb"/>
+        <w:spacing w:before="0" w:beforeAutospacing="0" w:after="0" w:afterAutospacing="0"/>
+        <w:rPr>
+          <w:color w:val="000000" w:themeColor="text1"/>
+        </w:rPr>
+      </w:pPr>
+      <w:r>
+        <w:rPr>
+          <w:color w:val="000000" w:themeColor="text1"/>
+        </w:rPr>
+        <w:t xml:space="preserve">    );</w:t>
+      </w:r>
+    </w:p>
+    <w:p>
+      <w:pPr>
+        <w:pStyle w:val="NormalWeb"/>
+        <w:spacing w:before="0" w:beforeAutospacing="0" w:after="0" w:afterAutospacing="0"/>
+        <w:rPr>
+          <w:color w:val="000000" w:themeColor="text1"/>
+        </w:rPr>
+      </w:pPr>
+      <w:r>
+        <w:rPr>
+          <w:color w:val="000000" w:themeColor="text1"/>
+        </w:rPr>
+        <w:t xml:space="preserve">  }</w:t>
+      </w:r>
+    </w:p>
+    <w:p>
+      <w:pPr>
+        <w:pStyle w:val="NormalWeb"/>
+        <w:spacing w:before="0" w:beforeAutospacing="0" w:after="0" w:afterAutospacing="0"/>
+        <w:rPr>
+          <w:color w:val="000000" w:themeColor="text1"/>
+        </w:rPr>
+      </w:pPr>
+    </w:p>
+    <w:p>
+      <w:pPr>
+        <w:pStyle w:val="NormalWeb"/>
+        <w:spacing w:before="0" w:beforeAutospacing="0" w:after="0" w:afterAutospacing="0"/>
+        <w:rPr>
+          <w:color w:val="000000" w:themeColor="text1"/>
+        </w:rPr>
+      </w:pPr>
+      <w:r>
+        <w:rPr>
+          <w:color w:val="000000" w:themeColor="text1"/>
+        </w:rPr>
+        <w:t xml:space="preserve">  </w:t>
+      </w:r>
+      <w:proofErr w:type="spellStart"/>
+      <w:r>
+        <w:rPr>
+          <w:color w:val="000000" w:themeColor="text1"/>
+        </w:rPr>
+        <w:t>function</w:t>
+      </w:r>
+      <w:proofErr w:type="spellEnd"/>
+      <w:r>
+        <w:rPr>
+          <w:color w:val="000000" w:themeColor="text1"/>
+        </w:rPr>
+        <w:t xml:space="preserve"> </w:t>
+      </w:r>
+      <w:proofErr w:type="spellStart"/>
+      <w:r>
+        <w:rPr>
+          <w:color w:val="000000" w:themeColor="text1"/>
+        </w:rPr>
+        <w:t>renderFooter</w:t>
+      </w:r>
+      <w:proofErr w:type="spellEnd"/>
+      <w:r>
+        <w:rPr>
+          <w:color w:val="000000" w:themeColor="text1"/>
+        </w:rPr>
+        <w:t>() {</w:t>
+      </w:r>
+    </w:p>
+    <w:p>
+      <w:pPr>
+        <w:pStyle w:val="NormalWeb"/>
+        <w:spacing w:before="0" w:beforeAutospacing="0" w:after="0" w:afterAutospacing="0"/>
+        <w:rPr>
+          <w:color w:val="000000" w:themeColor="text1"/>
+        </w:rPr>
+      </w:pPr>
+      <w:r>
+        <w:rPr>
+          <w:color w:val="000000" w:themeColor="text1"/>
+        </w:rPr>
+        <w:t xml:space="preserve">    </w:t>
+      </w:r>
+      <w:proofErr w:type="spellStart"/>
+      <w:r>
+        <w:rPr>
+          <w:color w:val="000000" w:themeColor="text1"/>
+        </w:rPr>
+        <w:t>return</w:t>
+      </w:r>
+      <w:proofErr w:type="spellEnd"/>
+      <w:r>
+        <w:rPr>
+          <w:color w:val="000000" w:themeColor="text1"/>
+        </w:rPr>
+        <w:t xml:space="preserve"> (</w:t>
+      </w:r>
+    </w:p>
+    <w:p>
+      <w:pPr>
+        <w:pStyle w:val="NormalWeb"/>
+        <w:spacing w:before="0" w:beforeAutospacing="0" w:after="0" w:afterAutospacing="0"/>
+        <w:rPr>
+          <w:color w:val="000000" w:themeColor="text1"/>
+        </w:rPr>
+      </w:pPr>
+      <w:r>
+        <w:rPr>
+          <w:color w:val="000000" w:themeColor="text1"/>
+        </w:rPr>
+        <w:t xml:space="preserve">      &lt;</w:t>
+      </w:r>
+      <w:proofErr w:type="spellStart"/>
+      <w:r>
+        <w:rPr>
+          <w:color w:val="000000" w:themeColor="text1"/>
+        </w:rPr>
+        <w:t>View</w:t>
+      </w:r>
+      <w:proofErr w:type="spellEnd"/>
+      <w:r>
+        <w:rPr>
+          <w:color w:val="000000" w:themeColor="text1"/>
+        </w:rPr>
+        <w:t xml:space="preserve"> </w:t>
+      </w:r>
+      <w:proofErr w:type="spellStart"/>
+      <w:r>
+        <w:rPr>
+          <w:color w:val="000000" w:themeColor="text1"/>
+        </w:rPr>
+        <w:t>style</w:t>
+      </w:r>
+      <w:proofErr w:type="spellEnd"/>
+      <w:r>
+        <w:rPr>
+          <w:color w:val="000000" w:themeColor="text1"/>
+        </w:rPr>
+        <w:t xml:space="preserve">={{ </w:t>
+      </w:r>
+      <w:proofErr w:type="spellStart"/>
+      <w:r>
+        <w:rPr>
+          <w:color w:val="000000" w:themeColor="text1"/>
+        </w:rPr>
+        <w:t>marginTop</w:t>
+      </w:r>
+      <w:proofErr w:type="spellEnd"/>
+      <w:r>
+        <w:rPr>
+          <w:color w:val="000000" w:themeColor="text1"/>
+        </w:rPr>
+        <w:t xml:space="preserve">: 20, </w:t>
+      </w:r>
+      <w:proofErr w:type="spellStart"/>
+      <w:r>
+        <w:rPr>
+          <w:color w:val="000000" w:themeColor="text1"/>
+        </w:rPr>
+        <w:t>marginBottom</w:t>
+      </w:r>
+      <w:proofErr w:type="spellEnd"/>
+      <w:r>
+        <w:rPr>
+          <w:color w:val="000000" w:themeColor="text1"/>
+        </w:rPr>
+        <w:t>: 40 }}&gt;</w:t>
+      </w:r>
+    </w:p>
+    <w:p>
+      <w:pPr>
+        <w:pStyle w:val="NormalWeb"/>
+        <w:spacing w:before="0" w:beforeAutospacing="0" w:after="0" w:afterAutospacing="0"/>
+        <w:rPr>
+          <w:color w:val="000000" w:themeColor="text1"/>
+        </w:rPr>
+      </w:pPr>
+      <w:r>
+        <w:rPr>
+          <w:color w:val="000000" w:themeColor="text1"/>
+        </w:rPr>
+        <w:t xml:space="preserve">        &lt;Button </w:t>
+      </w:r>
+      <w:proofErr w:type="spellStart"/>
+      <w:r>
+        <w:rPr>
+          <w:color w:val="000000" w:themeColor="text1"/>
+        </w:rPr>
+        <w:t>title</w:t>
+      </w:r>
+      <w:proofErr w:type="spellEnd"/>
+      <w:r>
+        <w:rPr>
+          <w:color w:val="000000" w:themeColor="text1"/>
+        </w:rPr>
+        <w:t xml:space="preserve">="Sair" </w:t>
+      </w:r>
+      <w:proofErr w:type="spellStart"/>
+      <w:r>
+        <w:rPr>
+          <w:color w:val="000000" w:themeColor="text1"/>
+        </w:rPr>
+        <w:t>onPress</w:t>
+      </w:r>
+      <w:proofErr w:type="spellEnd"/>
+      <w:r>
+        <w:rPr>
+          <w:color w:val="000000" w:themeColor="text1"/>
+        </w:rPr>
+        <w:t xml:space="preserve">={() =&gt; </w:t>
+      </w:r>
+      <w:proofErr w:type="spellStart"/>
+      <w:r>
+        <w:rPr>
+          <w:color w:val="000000" w:themeColor="text1"/>
+        </w:rPr>
+        <w:t>navigation.navigate</w:t>
+      </w:r>
+      <w:proofErr w:type="spellEnd"/>
+      <w:r>
+        <w:rPr>
+          <w:color w:val="000000" w:themeColor="text1"/>
+        </w:rPr>
+        <w:t>("Login")} /&gt;</w:t>
+      </w:r>
+    </w:p>
+    <w:p>
+      <w:pPr>
+        <w:pStyle w:val="NormalWeb"/>
+        <w:spacing w:before="0" w:beforeAutospacing="0" w:after="0" w:afterAutospacing="0"/>
+        <w:rPr>
+          <w:color w:val="000000" w:themeColor="text1"/>
+        </w:rPr>
+      </w:pPr>
+      <w:r>
+        <w:rPr>
+          <w:color w:val="000000" w:themeColor="text1"/>
+        </w:rPr>
+        <w:t xml:space="preserve">      &lt;/</w:t>
+      </w:r>
+      <w:proofErr w:type="spellStart"/>
+      <w:r>
+        <w:rPr>
+          <w:color w:val="000000" w:themeColor="text1"/>
+        </w:rPr>
+        <w:t>View</w:t>
+      </w:r>
+      <w:proofErr w:type="spellEnd"/>
+      <w:r>
+        <w:rPr>
+          <w:color w:val="000000" w:themeColor="text1"/>
+        </w:rPr>
+        <w:t>&gt;</w:t>
+      </w:r>
+    </w:p>
+    <w:p>
+      <w:pPr>
+        <w:pStyle w:val="NormalWeb"/>
+        <w:spacing w:before="0" w:beforeAutospacing="0" w:after="0" w:afterAutospacing="0"/>
+        <w:rPr>
+          <w:color w:val="000000" w:themeColor="text1"/>
+        </w:rPr>
+      </w:pPr>
+      <w:r>
+        <w:rPr>
+          <w:color w:val="000000" w:themeColor="text1"/>
+        </w:rPr>
+        <w:t xml:space="preserve">    );</w:t>
+      </w:r>
+    </w:p>
+    <w:p>
+      <w:pPr>
+        <w:pStyle w:val="NormalWeb"/>
+        <w:spacing w:before="0" w:beforeAutospacing="0" w:after="0" w:afterAutospacing="0"/>
+        <w:rPr>
+          <w:color w:val="000000" w:themeColor="text1"/>
+        </w:rPr>
+      </w:pPr>
+      <w:r>
+        <w:rPr>
+          <w:color w:val="000000" w:themeColor="text1"/>
+        </w:rPr>
+        <w:t xml:space="preserve">  }</w:t>
+      </w:r>
+    </w:p>
+    <w:p>
+      <w:pPr>
+        <w:pStyle w:val="NormalWeb"/>
+        <w:spacing w:before="0" w:beforeAutospacing="0" w:after="0" w:afterAutospacing="0"/>
+        <w:rPr>
+          <w:color w:val="000000" w:themeColor="text1"/>
+        </w:rPr>
+      </w:pPr>
+    </w:p>
+    <w:p>
+      <w:pPr>
+        <w:pStyle w:val="NormalWeb"/>
+        <w:spacing w:before="0" w:beforeAutospacing="0" w:after="0" w:afterAutospacing="0"/>
+        <w:rPr>
+          <w:color w:val="000000" w:themeColor="text1"/>
+        </w:rPr>
+      </w:pPr>
+      <w:r>
+        <w:rPr>
+          <w:color w:val="000000" w:themeColor="text1"/>
+        </w:rPr>
+        <w:t xml:space="preserve">  </w:t>
+      </w:r>
+      <w:proofErr w:type="spellStart"/>
+      <w:r>
+        <w:rPr>
+          <w:color w:val="000000" w:themeColor="text1"/>
+        </w:rPr>
+        <w:t>return</w:t>
+      </w:r>
+      <w:proofErr w:type="spellEnd"/>
+      <w:r>
+        <w:rPr>
+          <w:color w:val="000000" w:themeColor="text1"/>
+        </w:rPr>
+        <w:t xml:space="preserve"> (</w:t>
+      </w:r>
+    </w:p>
+    <w:p>
+      <w:pPr>
+        <w:pStyle w:val="NormalWeb"/>
+        <w:spacing w:before="0" w:beforeAutospacing="0" w:after="0" w:afterAutospacing="0"/>
+        <w:rPr>
+          <w:color w:val="000000" w:themeColor="text1"/>
+        </w:rPr>
+      </w:pPr>
+      <w:r>
+        <w:rPr>
+          <w:color w:val="000000" w:themeColor="text1"/>
+        </w:rPr>
+        <w:t xml:space="preserve">    &lt;</w:t>
+      </w:r>
+      <w:proofErr w:type="spellStart"/>
+      <w:r>
+        <w:rPr>
+          <w:color w:val="000000" w:themeColor="text1"/>
+        </w:rPr>
+        <w:t>FlatList</w:t>
+      </w:r>
+      <w:proofErr w:type="spellEnd"/>
+    </w:p>
+    <w:p>
+      <w:pPr>
+        <w:pStyle w:val="NormalWeb"/>
+        <w:spacing w:before="0" w:beforeAutospacing="0" w:after="0" w:afterAutospacing="0"/>
+        <w:rPr>
+          <w:color w:val="000000" w:themeColor="text1"/>
+        </w:rPr>
+      </w:pPr>
+      <w:r>
+        <w:rPr>
+          <w:color w:val="000000" w:themeColor="text1"/>
+        </w:rPr>
+        <w:t xml:space="preserve">      data={</w:t>
+      </w:r>
+      <w:proofErr w:type="spellStart"/>
+      <w:r>
+        <w:rPr>
+          <w:color w:val="000000" w:themeColor="text1"/>
+        </w:rPr>
+        <w:t>products</w:t>
+      </w:r>
+      <w:proofErr w:type="spellEnd"/>
+      <w:r>
+        <w:rPr>
+          <w:color w:val="000000" w:themeColor="text1"/>
+        </w:rPr>
+        <w:t>}</w:t>
+      </w:r>
+    </w:p>
+    <w:p>
+      <w:pPr>
+        <w:pStyle w:val="NormalWeb"/>
+        <w:spacing w:before="0" w:beforeAutospacing="0" w:after="0" w:afterAutospacing="0"/>
+        <w:rPr>
+          <w:color w:val="000000" w:themeColor="text1"/>
+        </w:rPr>
+      </w:pPr>
+      <w:r>
+        <w:rPr>
+          <w:color w:val="000000" w:themeColor="text1"/>
+        </w:rPr>
+        <w:t xml:space="preserve">      </w:t>
+      </w:r>
+      <w:proofErr w:type="spellStart"/>
+      <w:r>
+        <w:rPr>
+          <w:color w:val="000000" w:themeColor="text1"/>
+        </w:rPr>
+        <w:t>keyExtractor</w:t>
+      </w:r>
+      <w:proofErr w:type="spellEnd"/>
+      <w:r>
+        <w:rPr>
+          <w:color w:val="000000" w:themeColor="text1"/>
+        </w:rPr>
+        <w:t>={(item) =&gt; item.id}</w:t>
+      </w:r>
+    </w:p>
+    <w:p>
+      <w:pPr>
+        <w:pStyle w:val="NormalWeb"/>
+        <w:spacing w:before="0" w:beforeAutospacing="0" w:after="0" w:afterAutospacing="0"/>
+        <w:rPr>
+          <w:color w:val="000000" w:themeColor="text1"/>
+        </w:rPr>
+      </w:pPr>
+      <w:r>
+        <w:rPr>
+          <w:color w:val="000000" w:themeColor="text1"/>
+        </w:rPr>
+        <w:t xml:space="preserve">      </w:t>
+      </w:r>
+      <w:proofErr w:type="spellStart"/>
+      <w:r>
+        <w:rPr>
+          <w:color w:val="000000" w:themeColor="text1"/>
+        </w:rPr>
+        <w:t>contentContainerStyle</w:t>
+      </w:r>
+      <w:proofErr w:type="spellEnd"/>
+      <w:r>
+        <w:rPr>
+          <w:color w:val="000000" w:themeColor="text1"/>
+        </w:rPr>
+        <w:t>={{</w:t>
+      </w:r>
+    </w:p>
+    <w:p>
+      <w:pPr>
+        <w:pStyle w:val="NormalWeb"/>
+        <w:spacing w:before="0" w:beforeAutospacing="0" w:after="0" w:afterAutospacing="0"/>
+        <w:rPr>
+          <w:color w:val="000000" w:themeColor="text1"/>
+        </w:rPr>
+      </w:pPr>
+      <w:r>
+        <w:rPr>
+          <w:color w:val="000000" w:themeColor="text1"/>
+        </w:rPr>
+        <w:t xml:space="preserve">        </w:t>
+      </w:r>
+      <w:proofErr w:type="spellStart"/>
+      <w:r>
+        <w:rPr>
+          <w:color w:val="000000" w:themeColor="text1"/>
+        </w:rPr>
+        <w:t>padding</w:t>
+      </w:r>
+      <w:proofErr w:type="spellEnd"/>
+      <w:r>
+        <w:rPr>
+          <w:color w:val="000000" w:themeColor="text1"/>
+        </w:rPr>
+        <w:t>: 20,</w:t>
+      </w:r>
+    </w:p>
+    <w:p>
+      <w:pPr>
+        <w:pStyle w:val="NormalWeb"/>
+        <w:spacing w:before="0" w:beforeAutospacing="0" w:after="0" w:afterAutospacing="0"/>
+        <w:rPr>
+          <w:color w:val="000000" w:themeColor="text1"/>
+        </w:rPr>
+      </w:pPr>
+      <w:r>
+        <w:rPr>
+          <w:color w:val="000000" w:themeColor="text1"/>
+        </w:rPr>
+        <w:t xml:space="preserve">        </w:t>
+      </w:r>
+      <w:proofErr w:type="spellStart"/>
+      <w:r>
+        <w:rPr>
+          <w:color w:val="000000" w:themeColor="text1"/>
+        </w:rPr>
+        <w:t>paddingBottom</w:t>
+      </w:r>
+      <w:proofErr w:type="spellEnd"/>
+      <w:r>
+        <w:rPr>
+          <w:color w:val="000000" w:themeColor="text1"/>
+        </w:rPr>
+        <w:t>: 40,</w:t>
+      </w:r>
+    </w:p>
+    <w:p>
+      <w:pPr>
+        <w:pStyle w:val="NormalWeb"/>
+        <w:spacing w:before="0" w:beforeAutospacing="0" w:after="0" w:afterAutospacing="0"/>
+        <w:rPr>
+          <w:color w:val="000000" w:themeColor="text1"/>
+        </w:rPr>
+      </w:pPr>
+      <w:r>
+        <w:rPr>
+          <w:color w:val="000000" w:themeColor="text1"/>
+        </w:rPr>
+        <w:lastRenderedPageBreak/>
+        <w:t xml:space="preserve">      }}</w:t>
+      </w:r>
+    </w:p>
+    <w:p>
+      <w:pPr>
+        <w:pStyle w:val="NormalWeb"/>
+        <w:spacing w:before="0" w:beforeAutospacing="0" w:after="0" w:afterAutospacing="0"/>
+        <w:rPr>
+          <w:color w:val="000000" w:themeColor="text1"/>
+        </w:rPr>
+      </w:pPr>
+      <w:r>
+        <w:rPr>
+          <w:color w:val="000000" w:themeColor="text1"/>
+        </w:rPr>
+        <w:t xml:space="preserve">      </w:t>
+      </w:r>
+      <w:proofErr w:type="spellStart"/>
+      <w:r>
+        <w:rPr>
+          <w:color w:val="000000" w:themeColor="text1"/>
+        </w:rPr>
+        <w:t>keyboardShouldPersistTaps</w:t>
+      </w:r>
+      <w:proofErr w:type="spellEnd"/>
+      <w:r>
+        <w:rPr>
+          <w:color w:val="000000" w:themeColor="text1"/>
+        </w:rPr>
+        <w:t>="</w:t>
+      </w:r>
+      <w:proofErr w:type="spellStart"/>
+      <w:r>
+        <w:rPr>
+          <w:color w:val="000000" w:themeColor="text1"/>
+        </w:rPr>
+        <w:t>handled</w:t>
+      </w:r>
+      <w:proofErr w:type="spellEnd"/>
+      <w:r>
+        <w:rPr>
+          <w:color w:val="000000" w:themeColor="text1"/>
+        </w:rPr>
+        <w:t>"</w:t>
+      </w:r>
+    </w:p>
+    <w:p>
+      <w:pPr>
+        <w:pStyle w:val="NormalWeb"/>
+        <w:spacing w:before="0" w:beforeAutospacing="0" w:after="0" w:afterAutospacing="0"/>
+        <w:rPr>
+          <w:color w:val="000000" w:themeColor="text1"/>
+        </w:rPr>
+      </w:pPr>
+      <w:r>
+        <w:rPr>
+          <w:color w:val="000000" w:themeColor="text1"/>
+        </w:rPr>
+        <w:t xml:space="preserve">      </w:t>
+      </w:r>
+      <w:proofErr w:type="spellStart"/>
+      <w:r>
+        <w:rPr>
+          <w:color w:val="000000" w:themeColor="text1"/>
+        </w:rPr>
+        <w:t>ListHeaderComponent</w:t>
+      </w:r>
+      <w:proofErr w:type="spellEnd"/>
+      <w:r>
+        <w:rPr>
+          <w:color w:val="000000" w:themeColor="text1"/>
+        </w:rPr>
+        <w:t>={&lt;</w:t>
+      </w:r>
+      <w:proofErr w:type="spellStart"/>
+      <w:r>
+        <w:rPr>
+          <w:color w:val="000000" w:themeColor="text1"/>
+        </w:rPr>
+        <w:t>View</w:t>
+      </w:r>
+      <w:proofErr w:type="spellEnd"/>
+      <w:r>
+        <w:rPr>
+          <w:color w:val="000000" w:themeColor="text1"/>
+        </w:rPr>
+        <w:t>&gt;{</w:t>
+      </w:r>
+      <w:proofErr w:type="spellStart"/>
+      <w:r>
+        <w:rPr>
+          <w:color w:val="000000" w:themeColor="text1"/>
+        </w:rPr>
+        <w:t>renderHeader</w:t>
+      </w:r>
+      <w:proofErr w:type="spellEnd"/>
+      <w:r>
+        <w:rPr>
+          <w:color w:val="000000" w:themeColor="text1"/>
+        </w:rPr>
+        <w:t>()}&lt;/</w:t>
+      </w:r>
+      <w:proofErr w:type="spellStart"/>
+      <w:r>
+        <w:rPr>
+          <w:color w:val="000000" w:themeColor="text1"/>
+        </w:rPr>
+        <w:t>View</w:t>
+      </w:r>
+      <w:proofErr w:type="spellEnd"/>
+      <w:r>
+        <w:rPr>
+          <w:color w:val="000000" w:themeColor="text1"/>
+        </w:rPr>
+        <w:t>&gt;}</w:t>
+      </w:r>
+    </w:p>
+    <w:p>
+      <w:pPr>
+        <w:pStyle w:val="NormalWeb"/>
+        <w:spacing w:before="0" w:beforeAutospacing="0" w:after="0" w:afterAutospacing="0"/>
+        <w:rPr>
+          <w:color w:val="000000" w:themeColor="text1"/>
+        </w:rPr>
+      </w:pPr>
+      <w:r>
+        <w:rPr>
+          <w:color w:val="000000" w:themeColor="text1"/>
+        </w:rPr>
+        <w:t xml:space="preserve">      </w:t>
+      </w:r>
+      <w:proofErr w:type="spellStart"/>
+      <w:r>
+        <w:rPr>
+          <w:color w:val="000000" w:themeColor="text1"/>
+        </w:rPr>
+        <w:t>ListEmptyComponent</w:t>
+      </w:r>
+      <w:proofErr w:type="spellEnd"/>
+      <w:r>
+        <w:rPr>
+          <w:color w:val="000000" w:themeColor="text1"/>
+        </w:rPr>
+        <w:t>={&lt;</w:t>
+      </w:r>
+      <w:proofErr w:type="spellStart"/>
+      <w:r>
+        <w:rPr>
+          <w:color w:val="000000" w:themeColor="text1"/>
+        </w:rPr>
+        <w:t>Text</w:t>
+      </w:r>
+      <w:proofErr w:type="spellEnd"/>
+      <w:r>
+        <w:rPr>
+          <w:color w:val="000000" w:themeColor="text1"/>
+        </w:rPr>
+        <w:t>&gt;Nenhum produto cadastrado.&lt;/</w:t>
+      </w:r>
+      <w:proofErr w:type="spellStart"/>
+      <w:r>
+        <w:rPr>
+          <w:color w:val="000000" w:themeColor="text1"/>
+        </w:rPr>
+        <w:t>Text</w:t>
+      </w:r>
+      <w:proofErr w:type="spellEnd"/>
+      <w:r>
+        <w:rPr>
+          <w:color w:val="000000" w:themeColor="text1"/>
+        </w:rPr>
+        <w:t>&gt;}</w:t>
+      </w:r>
+    </w:p>
+    <w:p>
+      <w:pPr>
+        <w:pStyle w:val="NormalWeb"/>
+        <w:spacing w:before="0" w:beforeAutospacing="0" w:after="0" w:afterAutospacing="0"/>
+        <w:rPr>
+          <w:color w:val="000000" w:themeColor="text1"/>
+        </w:rPr>
+      </w:pPr>
+      <w:r>
+        <w:rPr>
+          <w:color w:val="000000" w:themeColor="text1"/>
+        </w:rPr>
+        <w:t xml:space="preserve">      </w:t>
+      </w:r>
+      <w:proofErr w:type="spellStart"/>
+      <w:r>
+        <w:rPr>
+          <w:color w:val="000000" w:themeColor="text1"/>
+        </w:rPr>
+        <w:t>ListFooterComponent</w:t>
+      </w:r>
+      <w:proofErr w:type="spellEnd"/>
+      <w:r>
+        <w:rPr>
+          <w:color w:val="000000" w:themeColor="text1"/>
+        </w:rPr>
+        <w:t>={</w:t>
+      </w:r>
+      <w:proofErr w:type="spellStart"/>
+      <w:r>
+        <w:rPr>
+          <w:color w:val="000000" w:themeColor="text1"/>
+        </w:rPr>
+        <w:t>renderFooter</w:t>
+      </w:r>
+      <w:proofErr w:type="spellEnd"/>
+      <w:r>
+        <w:rPr>
+          <w:color w:val="000000" w:themeColor="text1"/>
+        </w:rPr>
+        <w:t>}</w:t>
+      </w:r>
+    </w:p>
+    <w:p>
+      <w:pPr>
+        <w:pStyle w:val="NormalWeb"/>
+        <w:spacing w:before="0" w:beforeAutospacing="0" w:after="0" w:afterAutospacing="0"/>
+        <w:rPr>
+          <w:color w:val="000000" w:themeColor="text1"/>
+        </w:rPr>
+      </w:pPr>
+      <w:r>
+        <w:rPr>
+          <w:color w:val="000000" w:themeColor="text1"/>
+        </w:rPr>
+        <w:t xml:space="preserve">      </w:t>
+      </w:r>
+      <w:proofErr w:type="spellStart"/>
+      <w:r>
+        <w:rPr>
+          <w:color w:val="000000" w:themeColor="text1"/>
+        </w:rPr>
+        <w:t>renderItem</w:t>
+      </w:r>
+      <w:proofErr w:type="spellEnd"/>
+      <w:r>
+        <w:rPr>
+          <w:color w:val="000000" w:themeColor="text1"/>
+        </w:rPr>
+        <w:t>={({ item }) =&gt; (</w:t>
+      </w:r>
+    </w:p>
+    <w:p>
+      <w:pPr>
+        <w:pStyle w:val="NormalWeb"/>
+        <w:spacing w:before="0" w:beforeAutospacing="0" w:after="0" w:afterAutospacing="0"/>
+        <w:rPr>
+          <w:color w:val="000000" w:themeColor="text1"/>
+        </w:rPr>
+      </w:pPr>
+      <w:r>
+        <w:rPr>
+          <w:color w:val="000000" w:themeColor="text1"/>
+        </w:rPr>
+        <w:t xml:space="preserve">        &lt;</w:t>
+      </w:r>
+      <w:proofErr w:type="spellStart"/>
+      <w:r>
+        <w:rPr>
+          <w:color w:val="000000" w:themeColor="text1"/>
+        </w:rPr>
+        <w:t>View</w:t>
+      </w:r>
+      <w:proofErr w:type="spellEnd"/>
+    </w:p>
+    <w:p>
+      <w:pPr>
+        <w:pStyle w:val="NormalWeb"/>
+        <w:spacing w:before="0" w:beforeAutospacing="0" w:after="0" w:afterAutospacing="0"/>
+        <w:rPr>
+          <w:color w:val="000000" w:themeColor="text1"/>
+        </w:rPr>
+      </w:pPr>
+      <w:r>
+        <w:rPr>
+          <w:color w:val="000000" w:themeColor="text1"/>
+        </w:rPr>
+        <w:t xml:space="preserve">          </w:t>
+      </w:r>
+      <w:proofErr w:type="spellStart"/>
+      <w:r>
+        <w:rPr>
+          <w:color w:val="000000" w:themeColor="text1"/>
+        </w:rPr>
+        <w:t>style</w:t>
+      </w:r>
+      <w:proofErr w:type="spellEnd"/>
+      <w:r>
+        <w:rPr>
+          <w:color w:val="000000" w:themeColor="text1"/>
+        </w:rPr>
+        <w:t>={{</w:t>
+      </w:r>
+    </w:p>
+    <w:p>
+      <w:pPr>
+        <w:pStyle w:val="NormalWeb"/>
+        <w:spacing w:before="0" w:beforeAutospacing="0" w:after="0" w:afterAutospacing="0"/>
+        <w:rPr>
+          <w:color w:val="000000" w:themeColor="text1"/>
+        </w:rPr>
+      </w:pPr>
+      <w:r>
+        <w:rPr>
+          <w:color w:val="000000" w:themeColor="text1"/>
+        </w:rPr>
+        <w:t xml:space="preserve">            </w:t>
+      </w:r>
+      <w:proofErr w:type="spellStart"/>
+      <w:r>
+        <w:rPr>
+          <w:color w:val="000000" w:themeColor="text1"/>
+        </w:rPr>
+        <w:t>borderWidth</w:t>
+      </w:r>
+      <w:proofErr w:type="spellEnd"/>
+      <w:r>
+        <w:rPr>
+          <w:color w:val="000000" w:themeColor="text1"/>
+        </w:rPr>
+        <w:t>: 1,</w:t>
+      </w:r>
+    </w:p>
+    <w:p>
+      <w:pPr>
+        <w:pStyle w:val="NormalWeb"/>
+        <w:spacing w:before="0" w:beforeAutospacing="0" w:after="0" w:afterAutospacing="0"/>
+        <w:rPr>
+          <w:color w:val="000000" w:themeColor="text1"/>
+        </w:rPr>
+      </w:pPr>
+      <w:r>
+        <w:rPr>
+          <w:color w:val="000000" w:themeColor="text1"/>
+        </w:rPr>
+        <w:t xml:space="preserve">            </w:t>
+      </w:r>
+      <w:proofErr w:type="spellStart"/>
+      <w:r>
+        <w:rPr>
+          <w:color w:val="000000" w:themeColor="text1"/>
+        </w:rPr>
+        <w:t>borderRadius</w:t>
+      </w:r>
+      <w:proofErr w:type="spellEnd"/>
+      <w:r>
+        <w:rPr>
+          <w:color w:val="000000" w:themeColor="text1"/>
+        </w:rPr>
+        <w:t>: 5,</w:t>
+      </w:r>
+    </w:p>
+    <w:p>
+      <w:pPr>
+        <w:pStyle w:val="NormalWeb"/>
+        <w:spacing w:before="0" w:beforeAutospacing="0" w:after="0" w:afterAutospacing="0"/>
+        <w:rPr>
+          <w:color w:val="000000" w:themeColor="text1"/>
+        </w:rPr>
+      </w:pPr>
+      <w:r>
+        <w:rPr>
+          <w:color w:val="000000" w:themeColor="text1"/>
+        </w:rPr>
+        <w:t xml:space="preserve">            </w:t>
+      </w:r>
+      <w:proofErr w:type="spellStart"/>
+      <w:r>
+        <w:rPr>
+          <w:color w:val="000000" w:themeColor="text1"/>
+        </w:rPr>
+        <w:t>padding</w:t>
+      </w:r>
+      <w:proofErr w:type="spellEnd"/>
+      <w:r>
+        <w:rPr>
+          <w:color w:val="000000" w:themeColor="text1"/>
+        </w:rPr>
+        <w:t>: 10,</w:t>
+      </w:r>
+    </w:p>
+    <w:p>
+      <w:pPr>
+        <w:pStyle w:val="NormalWeb"/>
+        <w:spacing w:before="0" w:beforeAutospacing="0" w:after="0" w:afterAutospacing="0"/>
+        <w:rPr>
+          <w:color w:val="000000" w:themeColor="text1"/>
+        </w:rPr>
+      </w:pPr>
+      <w:r>
+        <w:rPr>
+          <w:color w:val="000000" w:themeColor="text1"/>
+        </w:rPr>
+        <w:t xml:space="preserve">            </w:t>
+      </w:r>
+      <w:proofErr w:type="spellStart"/>
+      <w:r>
+        <w:rPr>
+          <w:color w:val="000000" w:themeColor="text1"/>
+        </w:rPr>
+        <w:t>marginBottom</w:t>
+      </w:r>
+      <w:proofErr w:type="spellEnd"/>
+      <w:r>
+        <w:rPr>
+          <w:color w:val="000000" w:themeColor="text1"/>
+        </w:rPr>
+        <w:t>: 10,</w:t>
+      </w:r>
+    </w:p>
+    <w:p>
+      <w:pPr>
+        <w:pStyle w:val="NormalWeb"/>
+        <w:spacing w:before="0" w:beforeAutospacing="0" w:after="0" w:afterAutospacing="0"/>
+        <w:rPr>
+          <w:color w:val="000000" w:themeColor="text1"/>
+        </w:rPr>
+      </w:pPr>
+      <w:r>
+        <w:rPr>
+          <w:color w:val="000000" w:themeColor="text1"/>
+        </w:rPr>
+        <w:t xml:space="preserve">          }}</w:t>
+      </w:r>
+    </w:p>
+    <w:p>
+      <w:pPr>
+        <w:pStyle w:val="NormalWeb"/>
+        <w:spacing w:before="0" w:beforeAutospacing="0" w:after="0" w:afterAutospacing="0"/>
+        <w:rPr>
+          <w:color w:val="000000" w:themeColor="text1"/>
+        </w:rPr>
+      </w:pPr>
+      <w:r>
+        <w:rPr>
+          <w:color w:val="000000" w:themeColor="text1"/>
+        </w:rPr>
+        <w:t xml:space="preserve">        &gt;</w:t>
+      </w:r>
+    </w:p>
+    <w:p>
+      <w:pPr>
+        <w:pStyle w:val="NormalWeb"/>
+        <w:spacing w:before="0" w:beforeAutospacing="0" w:after="0" w:afterAutospacing="0"/>
+        <w:rPr>
+          <w:color w:val="000000" w:themeColor="text1"/>
+        </w:rPr>
+      </w:pPr>
+      <w:r>
+        <w:rPr>
+          <w:color w:val="000000" w:themeColor="text1"/>
+        </w:rPr>
+        <w:t xml:space="preserve">          &lt;</w:t>
+      </w:r>
+      <w:proofErr w:type="spellStart"/>
+      <w:r>
+        <w:rPr>
+          <w:color w:val="000000" w:themeColor="text1"/>
+        </w:rPr>
+        <w:t>Text</w:t>
+      </w:r>
+      <w:proofErr w:type="spellEnd"/>
+      <w:r>
+        <w:rPr>
+          <w:color w:val="000000" w:themeColor="text1"/>
+        </w:rPr>
+        <w:t>&gt;Nome: {item.name}&lt;/</w:t>
+      </w:r>
+      <w:proofErr w:type="spellStart"/>
+      <w:r>
+        <w:rPr>
+          <w:color w:val="000000" w:themeColor="text1"/>
+        </w:rPr>
+        <w:t>Text</w:t>
+      </w:r>
+      <w:proofErr w:type="spellEnd"/>
+      <w:r>
+        <w:rPr>
+          <w:color w:val="000000" w:themeColor="text1"/>
+        </w:rPr>
+        <w:t>&gt;</w:t>
+      </w:r>
+    </w:p>
+    <w:p>
+      <w:pPr>
+        <w:pStyle w:val="NormalWeb"/>
+        <w:spacing w:before="0" w:beforeAutospacing="0" w:after="0" w:afterAutospacing="0"/>
+        <w:rPr>
+          <w:color w:val="000000" w:themeColor="text1"/>
+        </w:rPr>
+      </w:pPr>
+      <w:r>
+        <w:rPr>
+          <w:color w:val="000000" w:themeColor="text1"/>
+        </w:rPr>
+        <w:t xml:space="preserve">          &lt;</w:t>
+      </w:r>
+      <w:proofErr w:type="spellStart"/>
+      <w:r>
+        <w:rPr>
+          <w:color w:val="000000" w:themeColor="text1"/>
+        </w:rPr>
+        <w:t>Text</w:t>
+      </w:r>
+      <w:proofErr w:type="spellEnd"/>
+      <w:r>
+        <w:rPr>
+          <w:color w:val="000000" w:themeColor="text1"/>
+        </w:rPr>
+        <w:t>&gt;Preço: {</w:t>
+      </w:r>
+      <w:proofErr w:type="spellStart"/>
+      <w:r>
+        <w:rPr>
+          <w:color w:val="000000" w:themeColor="text1"/>
+        </w:rPr>
+        <w:t>item.price</w:t>
+      </w:r>
+      <w:proofErr w:type="spellEnd"/>
+      <w:r>
+        <w:rPr>
+          <w:color w:val="000000" w:themeColor="text1"/>
+        </w:rPr>
+        <w:t>}&lt;/</w:t>
+      </w:r>
+      <w:proofErr w:type="spellStart"/>
+      <w:r>
+        <w:rPr>
+          <w:color w:val="000000" w:themeColor="text1"/>
+        </w:rPr>
+        <w:t>Text</w:t>
+      </w:r>
+      <w:proofErr w:type="spellEnd"/>
+      <w:r>
+        <w:rPr>
+          <w:color w:val="000000" w:themeColor="text1"/>
+        </w:rPr>
+        <w:t>&gt;</w:t>
+      </w:r>
+    </w:p>
+    <w:p>
+      <w:pPr>
+        <w:pStyle w:val="NormalWeb"/>
+        <w:spacing w:before="0" w:beforeAutospacing="0" w:after="0" w:afterAutospacing="0"/>
+        <w:rPr>
+          <w:color w:val="000000" w:themeColor="text1"/>
+        </w:rPr>
+      </w:pPr>
+      <w:r>
+        <w:rPr>
+          <w:color w:val="000000" w:themeColor="text1"/>
+        </w:rPr>
+        <w:t xml:space="preserve">          &lt;</w:t>
+      </w:r>
+      <w:proofErr w:type="spellStart"/>
+      <w:r>
+        <w:rPr>
+          <w:color w:val="000000" w:themeColor="text1"/>
+        </w:rPr>
+        <w:t>Text</w:t>
+      </w:r>
+      <w:proofErr w:type="spellEnd"/>
+      <w:r>
+        <w:rPr>
+          <w:color w:val="000000" w:themeColor="text1"/>
+        </w:rPr>
+        <w:t>&gt;Código de barras: {</w:t>
+      </w:r>
+      <w:proofErr w:type="spellStart"/>
+      <w:r>
+        <w:rPr>
+          <w:color w:val="000000" w:themeColor="text1"/>
+        </w:rPr>
+        <w:t>item.barcode</w:t>
+      </w:r>
+      <w:proofErr w:type="spellEnd"/>
+      <w:r>
+        <w:rPr>
+          <w:color w:val="000000" w:themeColor="text1"/>
+        </w:rPr>
+        <w:t xml:space="preserve"> || "Não informado"}&lt;/</w:t>
+      </w:r>
+      <w:proofErr w:type="spellStart"/>
+      <w:r>
+        <w:rPr>
+          <w:color w:val="000000" w:themeColor="text1"/>
+        </w:rPr>
+        <w:t>Text</w:t>
+      </w:r>
+      <w:proofErr w:type="spellEnd"/>
+      <w:r>
+        <w:rPr>
+          <w:color w:val="000000" w:themeColor="text1"/>
+        </w:rPr>
+        <w:t>&gt;</w:t>
+      </w:r>
+    </w:p>
+    <w:p>
+      <w:pPr>
+        <w:pStyle w:val="NormalWeb"/>
+        <w:spacing w:before="0" w:beforeAutospacing="0" w:after="0" w:afterAutospacing="0"/>
+        <w:rPr>
+          <w:color w:val="000000" w:themeColor="text1"/>
+        </w:rPr>
+      </w:pPr>
+    </w:p>
+    <w:p>
+      <w:pPr>
+        <w:pStyle w:val="NormalWeb"/>
+        <w:spacing w:before="0" w:beforeAutospacing="0" w:after="0" w:afterAutospacing="0"/>
+        <w:rPr>
+          <w:color w:val="000000" w:themeColor="text1"/>
+        </w:rPr>
+      </w:pPr>
+      <w:r>
+        <w:rPr>
+          <w:color w:val="000000" w:themeColor="text1"/>
+        </w:rPr>
+        <w:t xml:space="preserve">          &lt;</w:t>
+      </w:r>
+      <w:proofErr w:type="spellStart"/>
+      <w:r>
+        <w:rPr>
+          <w:color w:val="000000" w:themeColor="text1"/>
+        </w:rPr>
+        <w:t>View</w:t>
+      </w:r>
+      <w:proofErr w:type="spellEnd"/>
+      <w:r>
+        <w:rPr>
+          <w:color w:val="000000" w:themeColor="text1"/>
+        </w:rPr>
+        <w:t xml:space="preserve"> </w:t>
+      </w:r>
+      <w:proofErr w:type="spellStart"/>
+      <w:r>
+        <w:rPr>
+          <w:color w:val="000000" w:themeColor="text1"/>
+        </w:rPr>
+        <w:t>style</w:t>
+      </w:r>
+      <w:proofErr w:type="spellEnd"/>
+      <w:r>
+        <w:rPr>
+          <w:color w:val="000000" w:themeColor="text1"/>
+        </w:rPr>
+        <w:t xml:space="preserve">={{ </w:t>
+      </w:r>
+      <w:proofErr w:type="spellStart"/>
+      <w:r>
+        <w:rPr>
+          <w:color w:val="000000" w:themeColor="text1"/>
+        </w:rPr>
+        <w:t>marginTop</w:t>
+      </w:r>
+      <w:proofErr w:type="spellEnd"/>
+      <w:r>
+        <w:rPr>
+          <w:color w:val="000000" w:themeColor="text1"/>
+        </w:rPr>
+        <w:t>: 10 }}&gt;</w:t>
+      </w:r>
+    </w:p>
+    <w:p>
+      <w:pPr>
+        <w:pStyle w:val="NormalWeb"/>
+        <w:spacing w:before="0" w:beforeAutospacing="0" w:after="0" w:afterAutospacing="0"/>
+        <w:rPr>
+          <w:color w:val="000000" w:themeColor="text1"/>
+        </w:rPr>
+      </w:pPr>
+      <w:r>
+        <w:rPr>
+          <w:color w:val="000000" w:themeColor="text1"/>
+        </w:rPr>
+        <w:t xml:space="preserve">            &lt;Button </w:t>
+      </w:r>
+      <w:proofErr w:type="spellStart"/>
+      <w:r>
+        <w:rPr>
+          <w:color w:val="000000" w:themeColor="text1"/>
+        </w:rPr>
+        <w:t>title</w:t>
+      </w:r>
+      <w:proofErr w:type="spellEnd"/>
+      <w:r>
+        <w:rPr>
+          <w:color w:val="000000" w:themeColor="text1"/>
+        </w:rPr>
+        <w:t xml:space="preserve">="Editar" </w:t>
+      </w:r>
+      <w:proofErr w:type="spellStart"/>
+      <w:r>
+        <w:rPr>
+          <w:color w:val="000000" w:themeColor="text1"/>
+        </w:rPr>
+        <w:t>onPress</w:t>
+      </w:r>
+      <w:proofErr w:type="spellEnd"/>
+      <w:r>
+        <w:rPr>
+          <w:color w:val="000000" w:themeColor="text1"/>
+        </w:rPr>
+        <w:t xml:space="preserve">={() =&gt; </w:t>
+      </w:r>
+      <w:proofErr w:type="spellStart"/>
+      <w:r>
+        <w:rPr>
+          <w:color w:val="000000" w:themeColor="text1"/>
+        </w:rPr>
+        <w:t>handleEditProduct</w:t>
+      </w:r>
+      <w:proofErr w:type="spellEnd"/>
+      <w:r>
+        <w:rPr>
+          <w:color w:val="000000" w:themeColor="text1"/>
+        </w:rPr>
+        <w:t>(item)} /&gt;</w:t>
+      </w:r>
+    </w:p>
+    <w:p>
+      <w:pPr>
+        <w:pStyle w:val="NormalWeb"/>
+        <w:spacing w:before="0" w:beforeAutospacing="0" w:after="0" w:afterAutospacing="0"/>
+        <w:rPr>
+          <w:color w:val="000000" w:themeColor="text1"/>
+        </w:rPr>
+      </w:pPr>
+      <w:r>
+        <w:rPr>
+          <w:color w:val="000000" w:themeColor="text1"/>
+        </w:rPr>
+        <w:t xml:space="preserve">          &lt;/</w:t>
+      </w:r>
+      <w:proofErr w:type="spellStart"/>
+      <w:r>
+        <w:rPr>
+          <w:color w:val="000000" w:themeColor="text1"/>
+        </w:rPr>
+        <w:t>View</w:t>
+      </w:r>
+      <w:proofErr w:type="spellEnd"/>
+      <w:r>
+        <w:rPr>
+          <w:color w:val="000000" w:themeColor="text1"/>
+        </w:rPr>
+        <w:t>&gt;</w:t>
+      </w:r>
+    </w:p>
+    <w:p>
+      <w:pPr>
+        <w:pStyle w:val="NormalWeb"/>
+        <w:spacing w:before="0" w:beforeAutospacing="0" w:after="0" w:afterAutospacing="0"/>
+        <w:rPr>
+          <w:color w:val="000000" w:themeColor="text1"/>
+        </w:rPr>
+      </w:pPr>
+    </w:p>
+    <w:p>
+      <w:pPr>
+        <w:pStyle w:val="NormalWeb"/>
+        <w:spacing w:before="0" w:beforeAutospacing="0" w:after="0" w:afterAutospacing="0"/>
+        <w:rPr>
+          <w:color w:val="000000" w:themeColor="text1"/>
+        </w:rPr>
+      </w:pPr>
+      <w:r>
+        <w:rPr>
+          <w:color w:val="000000" w:themeColor="text1"/>
+        </w:rPr>
+        <w:t xml:space="preserve">          &lt;</w:t>
+      </w:r>
+      <w:proofErr w:type="spellStart"/>
+      <w:r>
+        <w:rPr>
+          <w:color w:val="000000" w:themeColor="text1"/>
+        </w:rPr>
+        <w:t>View</w:t>
+      </w:r>
+      <w:proofErr w:type="spellEnd"/>
+      <w:r>
+        <w:rPr>
+          <w:color w:val="000000" w:themeColor="text1"/>
+        </w:rPr>
+        <w:t xml:space="preserve"> </w:t>
+      </w:r>
+      <w:proofErr w:type="spellStart"/>
+      <w:r>
+        <w:rPr>
+          <w:color w:val="000000" w:themeColor="text1"/>
+        </w:rPr>
+        <w:t>style</w:t>
+      </w:r>
+      <w:proofErr w:type="spellEnd"/>
+      <w:r>
+        <w:rPr>
+          <w:color w:val="000000" w:themeColor="text1"/>
+        </w:rPr>
+        <w:t xml:space="preserve">={{ </w:t>
+      </w:r>
+      <w:proofErr w:type="spellStart"/>
+      <w:r>
+        <w:rPr>
+          <w:color w:val="000000" w:themeColor="text1"/>
+        </w:rPr>
+        <w:t>marginTop</w:t>
+      </w:r>
+      <w:proofErr w:type="spellEnd"/>
+      <w:r>
+        <w:rPr>
+          <w:color w:val="000000" w:themeColor="text1"/>
+        </w:rPr>
+        <w:t>: 10 }}&gt;</w:t>
+      </w:r>
+    </w:p>
+    <w:p>
+      <w:pPr>
+        <w:pStyle w:val="NormalWeb"/>
+        <w:spacing w:before="0" w:beforeAutospacing="0" w:after="0" w:afterAutospacing="0"/>
+        <w:rPr>
+          <w:color w:val="000000" w:themeColor="text1"/>
+        </w:rPr>
+      </w:pPr>
+      <w:r>
+        <w:rPr>
+          <w:color w:val="000000" w:themeColor="text1"/>
+        </w:rPr>
+        <w:t xml:space="preserve">            &lt;Button</w:t>
+      </w:r>
+    </w:p>
+    <w:p>
+      <w:pPr>
+        <w:pStyle w:val="NormalWeb"/>
+        <w:spacing w:before="0" w:beforeAutospacing="0" w:after="0" w:afterAutospacing="0"/>
+        <w:rPr>
+          <w:color w:val="000000" w:themeColor="text1"/>
+        </w:rPr>
+      </w:pPr>
+      <w:r>
+        <w:rPr>
+          <w:color w:val="000000" w:themeColor="text1"/>
+        </w:rPr>
+        <w:t xml:space="preserve">              </w:t>
+      </w:r>
+      <w:proofErr w:type="spellStart"/>
+      <w:r>
+        <w:rPr>
+          <w:color w:val="000000" w:themeColor="text1"/>
+        </w:rPr>
+        <w:t>title</w:t>
+      </w:r>
+      <w:proofErr w:type="spellEnd"/>
+      <w:r>
+        <w:rPr>
+          <w:color w:val="000000" w:themeColor="text1"/>
+        </w:rPr>
+        <w:t>="Excluir"</w:t>
+      </w:r>
+    </w:p>
+    <w:p>
+      <w:pPr>
+        <w:pStyle w:val="NormalWeb"/>
+        <w:spacing w:before="0" w:beforeAutospacing="0" w:after="0" w:afterAutospacing="0"/>
+        <w:rPr>
+          <w:color w:val="000000" w:themeColor="text1"/>
+        </w:rPr>
+      </w:pPr>
+      <w:r>
+        <w:rPr>
+          <w:color w:val="000000" w:themeColor="text1"/>
+        </w:rPr>
+        <w:t xml:space="preserve">              </w:t>
+      </w:r>
+      <w:proofErr w:type="spellStart"/>
+      <w:r>
+        <w:rPr>
+          <w:color w:val="000000" w:themeColor="text1"/>
+        </w:rPr>
+        <w:t>onPress</w:t>
+      </w:r>
+      <w:proofErr w:type="spellEnd"/>
+      <w:r>
+        <w:rPr>
+          <w:color w:val="000000" w:themeColor="text1"/>
+        </w:rPr>
+        <w:t xml:space="preserve">={() =&gt; </w:t>
+      </w:r>
+      <w:proofErr w:type="spellStart"/>
+      <w:r>
+        <w:rPr>
+          <w:color w:val="000000" w:themeColor="text1"/>
+        </w:rPr>
+        <w:t>handleDeleteProduct</w:t>
+      </w:r>
+      <w:proofErr w:type="spellEnd"/>
+      <w:r>
+        <w:rPr>
+          <w:color w:val="000000" w:themeColor="text1"/>
+        </w:rPr>
+        <w:t>(item.id)}</w:t>
+      </w:r>
+    </w:p>
+    <w:p>
+      <w:pPr>
+        <w:pStyle w:val="NormalWeb"/>
+        <w:spacing w:before="0" w:beforeAutospacing="0" w:after="0" w:afterAutospacing="0"/>
+        <w:rPr>
+          <w:color w:val="000000" w:themeColor="text1"/>
+        </w:rPr>
+      </w:pPr>
+      <w:r>
+        <w:rPr>
+          <w:color w:val="000000" w:themeColor="text1"/>
+        </w:rPr>
+        <w:t xml:space="preserve">            /&gt;</w:t>
+      </w:r>
+    </w:p>
+    <w:p>
+      <w:pPr>
+        <w:pStyle w:val="NormalWeb"/>
+        <w:spacing w:before="0" w:beforeAutospacing="0" w:after="0" w:afterAutospacing="0"/>
+        <w:rPr>
+          <w:color w:val="000000" w:themeColor="text1"/>
+        </w:rPr>
+      </w:pPr>
+      <w:r>
+        <w:rPr>
+          <w:color w:val="000000" w:themeColor="text1"/>
+        </w:rPr>
+        <w:t xml:space="preserve">          &lt;/</w:t>
+      </w:r>
+      <w:proofErr w:type="spellStart"/>
+      <w:r>
+        <w:rPr>
+          <w:color w:val="000000" w:themeColor="text1"/>
+        </w:rPr>
+        <w:t>View</w:t>
+      </w:r>
+      <w:proofErr w:type="spellEnd"/>
+      <w:r>
+        <w:rPr>
+          <w:color w:val="000000" w:themeColor="text1"/>
+        </w:rPr>
+        <w:t>&gt;</w:t>
+      </w:r>
+    </w:p>
+    <w:p>
+      <w:pPr>
+        <w:pStyle w:val="NormalWeb"/>
+        <w:spacing w:before="0" w:beforeAutospacing="0" w:after="0" w:afterAutospacing="0"/>
+        <w:rPr>
+          <w:color w:val="000000" w:themeColor="text1"/>
+        </w:rPr>
+      </w:pPr>
+      <w:r>
+        <w:rPr>
+          <w:color w:val="000000" w:themeColor="text1"/>
+        </w:rPr>
+        <w:t xml:space="preserve">        &lt;/</w:t>
+      </w:r>
+      <w:proofErr w:type="spellStart"/>
+      <w:r>
+        <w:rPr>
+          <w:color w:val="000000" w:themeColor="text1"/>
+        </w:rPr>
+        <w:t>View</w:t>
+      </w:r>
+      <w:proofErr w:type="spellEnd"/>
+      <w:r>
+        <w:rPr>
+          <w:color w:val="000000" w:themeColor="text1"/>
+        </w:rPr>
+        <w:t>&gt;</w:t>
+      </w:r>
+    </w:p>
+    <w:p>
+      <w:pPr>
+        <w:pStyle w:val="NormalWeb"/>
+        <w:spacing w:before="0" w:beforeAutospacing="0" w:after="0" w:afterAutospacing="0"/>
+        <w:rPr>
+          <w:color w:val="000000" w:themeColor="text1"/>
+        </w:rPr>
+      </w:pPr>
+      <w:r>
+        <w:rPr>
+          <w:color w:val="000000" w:themeColor="text1"/>
+        </w:rPr>
+        <w:t xml:space="preserve">      )}</w:t>
+      </w:r>
+    </w:p>
+    <w:p>
+      <w:pPr>
+        <w:pStyle w:val="NormalWeb"/>
+        <w:spacing w:before="0" w:beforeAutospacing="0" w:after="0" w:afterAutospacing="0"/>
+        <w:rPr>
+          <w:color w:val="000000" w:themeColor="text1"/>
+        </w:rPr>
+      </w:pPr>
+      <w:r>
+        <w:rPr>
+          <w:color w:val="000000" w:themeColor="text1"/>
+        </w:rPr>
+        <w:t xml:space="preserve">    /&gt;</w:t>
+      </w:r>
+    </w:p>
+    <w:p>
+      <w:pPr>
+        <w:pStyle w:val="NormalWeb"/>
+        <w:spacing w:before="0" w:beforeAutospacing="0" w:after="0" w:afterAutospacing="0"/>
+        <w:rPr>
+          <w:color w:val="000000" w:themeColor="text1"/>
+        </w:rPr>
+      </w:pPr>
+      <w:r>
+        <w:rPr>
+          <w:color w:val="000000" w:themeColor="text1"/>
+        </w:rPr>
+        <w:t xml:space="preserve">  );</w:t>
+      </w:r>
+    </w:p>
+    <w:p>
+      <w:pPr>
+        <w:pStyle w:val="NormalWeb"/>
+        <w:spacing w:before="0" w:beforeAutospacing="0" w:after="0" w:afterAutospacing="0"/>
+        <w:rPr>
+          <w:color w:val="000000" w:themeColor="text1"/>
+        </w:rPr>
+      </w:pPr>
+    </w:p>
+    <w:p>
+      <w:pPr>
+        <w:pStyle w:val="NormalWeb"/>
+        <w:spacing w:before="0" w:beforeAutospacing="0" w:after="0" w:afterAutospacing="0"/>
+        <w:rPr>
+          <w:color w:val="000000" w:themeColor="text1"/>
+        </w:rPr>
+      </w:pPr>
+      <w:r>
+        <w:rPr>
+          <w:color w:val="000000" w:themeColor="text1"/>
+        </w:rPr>
+        <w:t>*** para mais detalhes consultar o repositório.</w:t>
+      </w:r>
+      <w:r>
+        <w:rPr>
+          <w:color w:val="000000" w:themeColor="text1"/>
+        </w:rPr>
+        <w:br/>
       </w:r>
     </w:p>
     <w:p>
@@ -7476,206 +12710,6 @@
         </w:rPr>
       </w:pPr>
     </w:p>
-    <w:p>
-      <w:pPr>
-        <w:pStyle w:val="NormalWeb"/>
-        <w:rPr>
-          <w:color w:val="000000" w:themeColor="text1"/>
-        </w:rPr>
-      </w:pPr>
-    </w:p>
-    <w:p>
-      <w:pPr>
-        <w:spacing w:before="100" w:beforeAutospacing="1" w:after="100" w:afterAutospacing="1"/>
-        <w:rPr>
-          <w:color w:val="000000" w:themeColor="text1"/>
-        </w:rPr>
-      </w:pPr>
-    </w:p>
-    <w:p>
-      <w:pPr>
-        <w:rPr>
-          <w:color w:val="000000" w:themeColor="text1"/>
-        </w:rPr>
-      </w:pPr>
-    </w:p>
-    <w:p/>
-    <w:p/>
-    <w:p>
-      <w:pPr>
-        <w:rPr>
-          <w:color w:val="000000" w:themeColor="text1"/>
-        </w:rPr>
-      </w:pPr>
-    </w:p>
-    <w:p>
-      <w:pPr>
-        <w:pStyle w:val="Ttulo2"/>
-        <w:ind w:left="708"/>
-        <w:rPr>
-          <w:color w:val="FFFFFF"/>
-        </w:rPr>
-      </w:pPr>
-      <w:r>
-        <w:rPr>
-          <w:rStyle w:val="CdigoHTML"/>
-          <w:rFonts w:eastAsiaTheme="majorEastAsia"/>
-          <w:color w:val="FFFFFF"/>
-        </w:rPr>
-        <w:t>s</w:t>
-      </w:r>
-    </w:p>
-    <w:p>
-      <w:pPr>
-        <w:pStyle w:val="NormalWeb"/>
-        <w:rPr>
-          <w:color w:val="FFFFFF"/>
-        </w:rPr>
-      </w:pPr>
-      <w:r>
-        <w:rPr>
-          <w:color w:val="FFFFFF"/>
-        </w:rPr>
-        <w:t>Altere a assinatura da tela:</w:t>
-      </w:r>
-    </w:p>
-    <w:p>
-      <w:pPr>
-        <w:pStyle w:val="NormalWeb"/>
-        <w:rPr>
-          <w:color w:val="000000" w:themeColor="text1"/>
-        </w:rPr>
-      </w:pPr>
-    </w:p>
-    <w:p>
-      <w:pPr>
-        <w:pStyle w:val="NormalWeb"/>
-        <w:rPr>
-          <w:color w:val="000000" w:themeColor="text1"/>
-        </w:rPr>
-      </w:pPr>
-    </w:p>
-    <w:p>
-      <w:pPr>
-        <w:pStyle w:val="NormalWeb"/>
-        <w:rPr>
-          <w:rFonts w:ascii="-webkit-standard" w:hAnsi="-webkit-standard"/>
-          <w:color w:val="000000" w:themeColor="text1"/>
-          <w:sz w:val="27"/>
-          <w:szCs w:val="27"/>
-        </w:rPr>
-      </w:pPr>
-    </w:p>
-    <w:p>
-      <w:pPr>
-        <w:pStyle w:val="NormalWeb"/>
-        <w:rPr>
-          <w:color w:val="000000" w:themeColor="text1"/>
-        </w:rPr>
-      </w:pPr>
-    </w:p>
-    <w:p>
-      <w:pPr>
-        <w:spacing w:before="100" w:beforeAutospacing="1" w:after="100" w:afterAutospacing="1"/>
-        <w:rPr>
-          <w:color w:val="000000" w:themeColor="text1"/>
-        </w:rPr>
-      </w:pPr>
-    </w:p>
-    <w:p>
-      <w:pPr>
-        <w:spacing w:before="100" w:beforeAutospacing="1" w:after="100" w:afterAutospacing="1"/>
-        <w:rPr>
-          <w:rFonts w:ascii="-webkit-standard" w:hAnsi="-webkit-standard"/>
-          <w:color w:val="000000" w:themeColor="text1"/>
-          <w:sz w:val="27"/>
-          <w:szCs w:val="27"/>
-        </w:rPr>
-      </w:pPr>
-    </w:p>
-    <w:p>
-      <w:pPr>
-        <w:spacing w:before="100" w:beforeAutospacing="1" w:after="100" w:afterAutospacing="1"/>
-        <w:rPr>
-          <w:color w:val="000000" w:themeColor="text1"/>
-        </w:rPr>
-      </w:pPr>
-    </w:p>
-    <w:p>
-      <w:pPr>
-        <w:pStyle w:val="NormalWeb"/>
-        <w:rPr>
-          <w:color w:val="000000" w:themeColor="text1"/>
-        </w:rPr>
-      </w:pPr>
-    </w:p>
-    <w:p>
-      <w:pPr>
-        <w:pStyle w:val="NormalWeb"/>
-        <w:rPr>
-          <w:color w:val="000000" w:themeColor="text1"/>
-        </w:rPr>
-      </w:pPr>
-    </w:p>
-    <w:p>
-      <w:pPr>
-        <w:pStyle w:val="NormalWeb"/>
-        <w:rPr>
-          <w:color w:val="000000" w:themeColor="text1"/>
-        </w:rPr>
-      </w:pPr>
-    </w:p>
-    <w:p>
-      <w:pPr>
-        <w:spacing w:before="100" w:beforeAutospacing="1" w:after="100" w:afterAutospacing="1"/>
-        <w:rPr>
-          <w:color w:val="000000" w:themeColor="text1"/>
-        </w:rPr>
-      </w:pPr>
-    </w:p>
-    <w:p>
-      <w:pPr>
-        <w:pStyle w:val="NormalWeb"/>
-        <w:rPr>
-          <w:color w:val="000000" w:themeColor="text1"/>
-        </w:rPr>
-      </w:pPr>
-    </w:p>
-    <w:p>
-      <w:pPr>
-        <w:spacing w:before="100" w:beforeAutospacing="1" w:after="100" w:afterAutospacing="1"/>
-        <w:rPr>
-          <w:color w:val="000000" w:themeColor="text1"/>
-        </w:rPr>
-      </w:pPr>
-    </w:p>
-    <w:p>
-      <w:pPr>
-        <w:spacing w:before="100" w:beforeAutospacing="1" w:after="100" w:afterAutospacing="1"/>
-        <w:outlineLvl w:val="1"/>
-        <w:rPr>
-          <w:b/>
-          <w:bCs/>
-          <w:color w:val="000000" w:themeColor="text1"/>
-          <w:sz w:val="36"/>
-          <w:szCs w:val="36"/>
-        </w:rPr>
-      </w:pPr>
-    </w:p>
-    <w:p>
-      <w:pPr>
-        <w:spacing w:before="100" w:beforeAutospacing="1" w:after="100" w:afterAutospacing="1"/>
-        <w:outlineLvl w:val="1"/>
-        <w:rPr>
-          <w:b/>
-          <w:bCs/>
-          <w:color w:val="000000" w:themeColor="text1"/>
-          <w:sz w:val="36"/>
-          <w:szCs w:val="36"/>
-        </w:rPr>
-      </w:pPr>
-    </w:p>
-    <w:p/>
     <w:p/>
     <w:sectPr>
       <w:pgSz w:w="11906" w:h="16838"/>
